--- a/Yakuniy nazorat/4-kurs/AT/Yakuniy nazorat savollari (mutaxassislarga).docx
+++ b/Yakuniy nazorat/4-kurs/AT/Yakuniy nazorat savollari (mutaxassislarga).docx
@@ -1,6 +1,6 @@
 
 <file path=word/document.xml><?xml version="1.0" encoding="utf-8"?>
-<w:document xmlns:wpc="http://schemas.microsoft.com/office/word/2010/wordprocessingCanvas" xmlns:cx="http://schemas.microsoft.com/office/drawing/2014/chartex" xmlns:cx1="http://schemas.microsoft.com/office/drawing/2015/9/8/chartex" xmlns:cx2="http://schemas.microsoft.com/office/drawing/2015/10/21/chartex" xmlns:cx3="http://schemas.microsoft.com/office/drawing/2016/5/9/chartex" xmlns:cx4="http://schemas.microsoft.com/office/drawing/2016/5/10/chartex" xmlns:cx5="http://schemas.microsoft.com/office/drawing/2016/5/11/chartex" xmlns:cx6="http://schemas.microsoft.com/office/drawing/2016/5/12/chartex" xmlns:cx7="http://schemas.microsoft.com/office/drawing/2016/5/13/chartex" xmlns:cx8="http://schemas.microsoft.com/office/drawing/2016/5/14/chartex" xmlns:mc="http://schemas.openxmlformats.org/markup-compatibility/2006" xmlns:aink="http://schemas.microsoft.com/office/drawing/2016/ink" xmlns:am3d="http://schemas.microsoft.com/office/drawing/2017/model3d" xmlns:o="urn:schemas-microsoft-com:office:office" xmlns:r="http://schemas.openxmlformats.org/officeDocument/2006/relationships" xmlns:m="http://schemas.openxmlformats.org/officeDocument/2006/math" xmlns:v="urn:schemas-microsoft-com:vml" xmlns:wp14="http://schemas.microsoft.com/office/word/2010/wordprocessingDrawing" xmlns:wp="http://schemas.openxmlformats.org/drawingml/2006/wordprocessingDrawing" xmlns:w10="urn:schemas-microsoft-com:office:word" xmlns:w="http://schemas.openxmlformats.org/wordprocessingml/2006/main" xmlns:w14="http://schemas.microsoft.com/office/word/2010/wordml" xmlns:w15="http://schemas.microsoft.com/office/word/2012/wordml" xmlns:w16cex="http://schemas.microsoft.com/office/word/2018/wordml/cex" xmlns:w16cid="http://schemas.microsoft.com/office/word/2016/wordml/cid" xmlns:w16="http://schemas.microsoft.com/office/word/2018/wordml" xmlns:w16sdtdh="http://schemas.microsoft.com/office/word/2020/wordml/sdtdatahash" xmlns:w16se="http://schemas.microsoft.com/office/word/2015/wordml/symex" xmlns:wpg="http://schemas.microsoft.com/office/word/2010/wordprocessingGroup" xmlns:wpi="http://schemas.microsoft.com/office/word/2010/wordprocessingInk" xmlns:wne="http://schemas.microsoft.com/office/word/2006/wordml" xmlns:wps="http://schemas.microsoft.com/office/word/2010/wordprocessingShape" mc:Ignorable="w14 w15 w16se w16cid w16 w16cex w16sdtdh wp14">
+<w:document xmlns:wpc="http://schemas.microsoft.com/office/word/2010/wordprocessingCanvas" xmlns:cx="http://schemas.microsoft.com/office/drawing/2014/chartex" xmlns:cx1="http://schemas.microsoft.com/office/drawing/2015/9/8/chartex" xmlns:cx2="http://schemas.microsoft.com/office/drawing/2015/10/21/chartex" xmlns:cx3="http://schemas.microsoft.com/office/drawing/2016/5/9/chartex" xmlns:cx4="http://schemas.microsoft.com/office/drawing/2016/5/10/chartex" xmlns:cx5="http://schemas.microsoft.com/office/drawing/2016/5/11/chartex" xmlns:cx6="http://schemas.microsoft.com/office/drawing/2016/5/12/chartex" xmlns:cx7="http://schemas.microsoft.com/office/drawing/2016/5/13/chartex" xmlns:cx8="http://schemas.microsoft.com/office/drawing/2016/5/14/chartex" xmlns:mc="http://schemas.openxmlformats.org/markup-compatibility/2006" xmlns:aink="http://schemas.microsoft.com/office/drawing/2016/ink" xmlns:am3d="http://schemas.microsoft.com/office/drawing/2017/model3d" xmlns:o="urn:schemas-microsoft-com:office:office" xmlns:r="http://schemas.openxmlformats.org/officeDocument/2006/relationships" xmlns:m="http://schemas.openxmlformats.org/officeDocument/2006/math" xmlns:v="urn:schemas-microsoft-com:vml" xmlns:wp14="http://schemas.microsoft.com/office/word/2010/wordprocessingDrawing" xmlns:wp="http://schemas.openxmlformats.org/drawingml/2006/wordprocessingDrawing" xmlns:w10="urn:schemas-microsoft-com:office:word" xmlns:w="http://schemas.openxmlformats.org/wordprocessingml/2006/main" xmlns:w14="http://schemas.microsoft.com/office/word/2010/wordml" xmlns:w15="http://schemas.microsoft.com/office/word/2012/wordml" xmlns:w16cid="http://schemas.microsoft.com/office/word/2016/wordml/cid" xmlns:w16se="http://schemas.microsoft.com/office/word/2015/wordml/symex" xmlns:wpg="http://schemas.microsoft.com/office/word/2010/wordprocessingGroup" xmlns:wpi="http://schemas.microsoft.com/office/word/2010/wordprocessingInk" xmlns:wne="http://schemas.microsoft.com/office/word/2006/wordml" xmlns:wps="http://schemas.microsoft.com/office/word/2010/wordprocessingShape" mc:Ignorable="w14 w15 w16se w16cid wp14">
   <w:body>
     <w:p>
       <w:pPr>
@@ -594,15 +594,27 @@
         <w:t xml:space="preserve"> </w:t>
       </w:r>
       <w:proofErr w:type="spellStart"/>
-      <w:r>
-        <w:rPr>
-          <w:rFonts w:ascii="Times New Roman" w:eastAsia="Times New Roman" w:hAnsi="Times New Roman" w:cs="Times New Roman"/>
-          <w:color w:val="1F1F1F"/>
-          <w:sz w:val="24"/>
-          <w:szCs w:val="24"/>
-          <w:lang w:val="en-US" w:eastAsia="ru-RU"/>
-        </w:rPr>
-        <w:t>o‘zgaruvchilar</w:t>
+      <w:proofErr w:type="gramStart"/>
+      <w:r>
+        <w:rPr>
+          <w:rFonts w:ascii="Times New Roman" w:eastAsia="Times New Roman" w:hAnsi="Times New Roman" w:cs="Times New Roman"/>
+          <w:color w:val="1F1F1F"/>
+          <w:sz w:val="24"/>
+          <w:szCs w:val="24"/>
+          <w:lang w:val="en-US" w:eastAsia="ru-RU"/>
+        </w:rPr>
+        <w:t>o‘</w:t>
+      </w:r>
+      <w:proofErr w:type="gramEnd"/>
+      <w:r>
+        <w:rPr>
+          <w:rFonts w:ascii="Times New Roman" w:eastAsia="Times New Roman" w:hAnsi="Times New Roman" w:cs="Times New Roman"/>
+          <w:color w:val="1F1F1F"/>
+          <w:sz w:val="24"/>
+          <w:szCs w:val="24"/>
+          <w:lang w:val="en-US" w:eastAsia="ru-RU"/>
+        </w:rPr>
+        <w:t>zgaruvchilar</w:t>
       </w:r>
       <w:proofErr w:type="spellEnd"/>
       <w:r>
@@ -865,13 +877,23 @@
         <w:t xml:space="preserve"> </w:t>
       </w:r>
       <w:proofErr w:type="spellStart"/>
+      <w:proofErr w:type="gramStart"/>
       <w:r>
         <w:rPr>
           <w:color w:val="1F1F1F"/>
           <w:bdr w:val="none" w:sz="0" w:space="0" w:color="auto" w:frame="1"/>
           <w:lang w:val="en-US"/>
         </w:rPr>
-        <w:t>o‘rnatilgan</w:t>
+        <w:t>o‘</w:t>
+      </w:r>
+      <w:proofErr w:type="gramEnd"/>
+      <w:r>
+        <w:rPr>
+          <w:color w:val="1F1F1F"/>
+          <w:bdr w:val="none" w:sz="0" w:space="0" w:color="auto" w:frame="1"/>
+          <w:lang w:val="en-US"/>
+        </w:rPr>
+        <w:t>rnatilgan</w:t>
       </w:r>
       <w:proofErr w:type="spellEnd"/>
       <w:r>
@@ -970,13 +992,23 @@
         <w:t xml:space="preserve"> </w:t>
       </w:r>
       <w:proofErr w:type="spellStart"/>
+      <w:proofErr w:type="gramStart"/>
       <w:r>
         <w:rPr>
           <w:color w:val="1F1F1F"/>
           <w:bdr w:val="none" w:sz="0" w:space="0" w:color="auto" w:frame="1"/>
           <w:lang w:val="en-US"/>
         </w:rPr>
-        <w:t>o‘zgaruvchining</w:t>
+        <w:t>o‘</w:t>
+      </w:r>
+      <w:proofErr w:type="gramEnd"/>
+      <w:r>
+        <w:rPr>
+          <w:color w:val="1F1F1F"/>
+          <w:bdr w:val="none" w:sz="0" w:space="0" w:color="auto" w:frame="1"/>
+          <w:lang w:val="en-US"/>
+        </w:rPr>
+        <w:t>zgaruvchining</w:t>
       </w:r>
       <w:proofErr w:type="spellEnd"/>
       <w:r>
@@ -1245,15 +1277,27 @@
         <w:t xml:space="preserve"> (</w:t>
       </w:r>
       <w:proofErr w:type="spellStart"/>
-      <w:r>
-        <w:rPr>
-          <w:rFonts w:ascii="Times New Roman" w:eastAsia="Times New Roman" w:hAnsi="Times New Roman" w:cs="Times New Roman"/>
-          <w:color w:val="1F1F1F"/>
-          <w:sz w:val="24"/>
-          <w:szCs w:val="24"/>
-          <w:lang w:val="en-US" w:eastAsia="ru-RU"/>
-        </w:rPr>
-        <w:t>qo‘shish</w:t>
+      <w:proofErr w:type="gramStart"/>
+      <w:r>
+        <w:rPr>
+          <w:rFonts w:ascii="Times New Roman" w:eastAsia="Times New Roman" w:hAnsi="Times New Roman" w:cs="Times New Roman"/>
+          <w:color w:val="1F1F1F"/>
+          <w:sz w:val="24"/>
+          <w:szCs w:val="24"/>
+          <w:lang w:val="en-US" w:eastAsia="ru-RU"/>
+        </w:rPr>
+        <w:t>qo‘</w:t>
+      </w:r>
+      <w:proofErr w:type="gramEnd"/>
+      <w:r>
+        <w:rPr>
+          <w:rFonts w:ascii="Times New Roman" w:eastAsia="Times New Roman" w:hAnsi="Times New Roman" w:cs="Times New Roman"/>
+          <w:color w:val="1F1F1F"/>
+          <w:sz w:val="24"/>
+          <w:szCs w:val="24"/>
+          <w:lang w:val="en-US" w:eastAsia="ru-RU"/>
+        </w:rPr>
+        <w:t>shish</w:t>
       </w:r>
       <w:proofErr w:type="spellEnd"/>
       <w:r>
@@ -2288,6 +2332,7 @@
         </w:rPr>
       </w:pPr>
       <w:proofErr w:type="spellStart"/>
+      <w:proofErr w:type="gramStart"/>
       <w:r>
         <w:rPr>
           <w:rFonts w:ascii="Courier New" w:eastAsia="Times New Roman" w:hAnsi="Courier New" w:cs="Courier New"/>
@@ -2300,6 +2345,7 @@
         <w:t>str.format</w:t>
       </w:r>
       <w:proofErr w:type="spellEnd"/>
+      <w:proofErr w:type="gramEnd"/>
       <w:r>
         <w:rPr>
           <w:rFonts w:ascii="Courier New" w:eastAsia="Times New Roman" w:hAnsi="Courier New" w:cs="Courier New"/>
@@ -3017,15 +3063,27 @@
         <w:t xml:space="preserve"> </w:t>
       </w:r>
       <w:proofErr w:type="spellStart"/>
-      <w:r>
-        <w:rPr>
-          <w:rFonts w:ascii="Times New Roman" w:eastAsia="Times New Roman" w:hAnsi="Times New Roman" w:cs="Times New Roman"/>
-          <w:color w:val="1F1F1F"/>
-          <w:sz w:val="24"/>
-          <w:szCs w:val="24"/>
-          <w:lang w:val="en-US" w:eastAsia="ru-RU"/>
-        </w:rPr>
-        <w:t>mantig‘i</w:t>
+      <w:proofErr w:type="gramStart"/>
+      <w:r>
+        <w:rPr>
+          <w:rFonts w:ascii="Times New Roman" w:eastAsia="Times New Roman" w:hAnsi="Times New Roman" w:cs="Times New Roman"/>
+          <w:color w:val="1F1F1F"/>
+          <w:sz w:val="24"/>
+          <w:szCs w:val="24"/>
+          <w:lang w:val="en-US" w:eastAsia="ru-RU"/>
+        </w:rPr>
+        <w:t>mantig‘</w:t>
+      </w:r>
+      <w:proofErr w:type="gramEnd"/>
+      <w:r>
+        <w:rPr>
+          <w:rFonts w:ascii="Times New Roman" w:eastAsia="Times New Roman" w:hAnsi="Times New Roman" w:cs="Times New Roman"/>
+          <w:color w:val="1F1F1F"/>
+          <w:sz w:val="24"/>
+          <w:szCs w:val="24"/>
+          <w:lang w:val="en-US" w:eastAsia="ru-RU"/>
+        </w:rPr>
+        <w:t>i</w:t>
       </w:r>
       <w:proofErr w:type="spellEnd"/>
       <w:r>
@@ -3552,15 +3610,27 @@
         <w:t xml:space="preserve"> </w:t>
       </w:r>
       <w:proofErr w:type="spellStart"/>
-      <w:r>
-        <w:rPr>
-          <w:rFonts w:ascii="Times New Roman" w:eastAsia="Times New Roman" w:hAnsi="Times New Roman" w:cs="Times New Roman"/>
-          <w:color w:val="1F1F1F"/>
-          <w:sz w:val="24"/>
-          <w:szCs w:val="24"/>
-          <w:lang w:val="en-US" w:eastAsia="ru-RU"/>
-        </w:rPr>
-        <w:t>qo‘llanilishi</w:t>
+      <w:proofErr w:type="gramStart"/>
+      <w:r>
+        <w:rPr>
+          <w:rFonts w:ascii="Times New Roman" w:eastAsia="Times New Roman" w:hAnsi="Times New Roman" w:cs="Times New Roman"/>
+          <w:color w:val="1F1F1F"/>
+          <w:sz w:val="24"/>
+          <w:szCs w:val="24"/>
+          <w:lang w:val="en-US" w:eastAsia="ru-RU"/>
+        </w:rPr>
+        <w:t>qo‘</w:t>
+      </w:r>
+      <w:proofErr w:type="gramEnd"/>
+      <w:r>
+        <w:rPr>
+          <w:rFonts w:ascii="Times New Roman" w:eastAsia="Times New Roman" w:hAnsi="Times New Roman" w:cs="Times New Roman"/>
+          <w:color w:val="1F1F1F"/>
+          <w:sz w:val="24"/>
+          <w:szCs w:val="24"/>
+          <w:lang w:val="en-US" w:eastAsia="ru-RU"/>
+        </w:rPr>
+        <w:t>llanilishi</w:t>
       </w:r>
       <w:proofErr w:type="spellEnd"/>
       <w:r>
@@ -4137,6 +4207,7 @@
         </w:rPr>
         <w:t xml:space="preserve">? </w:t>
       </w:r>
+      <w:proofErr w:type="gramStart"/>
       <w:r>
         <w:rPr>
           <w:rFonts w:ascii="Courier New" w:eastAsia="Times New Roman" w:hAnsi="Courier New" w:cs="Courier New"/>
@@ -4145,7 +4216,18 @@
           <w:szCs w:val="24"/>
           <w:lang w:val="en-US" w:eastAsia="ru-RU"/>
         </w:rPr>
-        <w:t>range()</w:t>
+        <w:t>range(</w:t>
+      </w:r>
+      <w:proofErr w:type="gramEnd"/>
+      <w:r>
+        <w:rPr>
+          <w:rFonts w:ascii="Courier New" w:eastAsia="Times New Roman" w:hAnsi="Courier New" w:cs="Courier New"/>
+          <w:color w:val="1F1F1F"/>
+          <w:sz w:val="24"/>
+          <w:szCs w:val="24"/>
+          <w:lang w:val="en-US" w:eastAsia="ru-RU"/>
+        </w:rPr>
+        <w:t>)</w:t>
       </w:r>
       <w:r>
         <w:rPr>
@@ -4661,15 +4743,27 @@
         </w:rPr>
       </w:pPr>
       <w:proofErr w:type="spellStart"/>
-      <w:r>
-        <w:rPr>
-          <w:rFonts w:ascii="Times New Roman" w:eastAsia="Times New Roman" w:hAnsi="Times New Roman" w:cs="Times New Roman"/>
-          <w:color w:val="1F1F1F"/>
-          <w:sz w:val="24"/>
-          <w:szCs w:val="24"/>
-          <w:lang w:val="en-US" w:eastAsia="ru-RU"/>
-        </w:rPr>
-        <w:t>Ro‘yxatlar</w:t>
+      <w:proofErr w:type="gramStart"/>
+      <w:r>
+        <w:rPr>
+          <w:rFonts w:ascii="Times New Roman" w:eastAsia="Times New Roman" w:hAnsi="Times New Roman" w:cs="Times New Roman"/>
+          <w:color w:val="1F1F1F"/>
+          <w:sz w:val="24"/>
+          <w:szCs w:val="24"/>
+          <w:lang w:val="en-US" w:eastAsia="ru-RU"/>
+        </w:rPr>
+        <w:t>Ro‘</w:t>
+      </w:r>
+      <w:proofErr w:type="gramEnd"/>
+      <w:r>
+        <w:rPr>
+          <w:rFonts w:ascii="Times New Roman" w:eastAsia="Times New Roman" w:hAnsi="Times New Roman" w:cs="Times New Roman"/>
+          <w:color w:val="1F1F1F"/>
+          <w:sz w:val="24"/>
+          <w:szCs w:val="24"/>
+          <w:lang w:val="en-US" w:eastAsia="ru-RU"/>
+        </w:rPr>
+        <w:t>yxatlar</w:t>
       </w:r>
       <w:proofErr w:type="spellEnd"/>
       <w:r>
@@ -4837,15 +4931,27 @@
         <w:t xml:space="preserve">? </w:t>
       </w:r>
       <w:proofErr w:type="spellStart"/>
-      <w:r>
-        <w:rPr>
-          <w:rFonts w:ascii="Times New Roman" w:eastAsia="Times New Roman" w:hAnsi="Times New Roman" w:cs="Times New Roman"/>
-          <w:color w:val="1F1F1F"/>
-          <w:sz w:val="24"/>
-          <w:szCs w:val="24"/>
-          <w:lang w:val="en-US" w:eastAsia="ru-RU"/>
-        </w:rPr>
-        <w:t>Ro‘yxat</w:t>
+      <w:proofErr w:type="gramStart"/>
+      <w:r>
+        <w:rPr>
+          <w:rFonts w:ascii="Times New Roman" w:eastAsia="Times New Roman" w:hAnsi="Times New Roman" w:cs="Times New Roman"/>
+          <w:color w:val="1F1F1F"/>
+          <w:sz w:val="24"/>
+          <w:szCs w:val="24"/>
+          <w:lang w:val="en-US" w:eastAsia="ru-RU"/>
+        </w:rPr>
+        <w:t>Ro‘</w:t>
+      </w:r>
+      <w:proofErr w:type="gramEnd"/>
+      <w:r>
+        <w:rPr>
+          <w:rFonts w:ascii="Times New Roman" w:eastAsia="Times New Roman" w:hAnsi="Times New Roman" w:cs="Times New Roman"/>
+          <w:color w:val="1F1F1F"/>
+          <w:sz w:val="24"/>
+          <w:szCs w:val="24"/>
+          <w:lang w:val="en-US" w:eastAsia="ru-RU"/>
+        </w:rPr>
+        <w:t>yxat</w:t>
       </w:r>
       <w:proofErr w:type="spellEnd"/>
       <w:r>
@@ -4987,15 +5093,27 @@
         </w:rPr>
       </w:pPr>
       <w:proofErr w:type="spellStart"/>
-      <w:r>
-        <w:rPr>
-          <w:rFonts w:ascii="Times New Roman" w:eastAsia="Times New Roman" w:hAnsi="Times New Roman" w:cs="Times New Roman"/>
-          <w:color w:val="1F1F1F"/>
-          <w:sz w:val="24"/>
-          <w:szCs w:val="24"/>
-          <w:lang w:val="en-US" w:eastAsia="ru-RU"/>
-        </w:rPr>
-        <w:t>Ro‘yxatlar</w:t>
+      <w:proofErr w:type="gramStart"/>
+      <w:r>
+        <w:rPr>
+          <w:rFonts w:ascii="Times New Roman" w:eastAsia="Times New Roman" w:hAnsi="Times New Roman" w:cs="Times New Roman"/>
+          <w:color w:val="1F1F1F"/>
+          <w:sz w:val="24"/>
+          <w:szCs w:val="24"/>
+          <w:lang w:val="en-US" w:eastAsia="ru-RU"/>
+        </w:rPr>
+        <w:t>Ro‘</w:t>
+      </w:r>
+      <w:proofErr w:type="gramEnd"/>
+      <w:r>
+        <w:rPr>
+          <w:rFonts w:ascii="Times New Roman" w:eastAsia="Times New Roman" w:hAnsi="Times New Roman" w:cs="Times New Roman"/>
+          <w:color w:val="1F1F1F"/>
+          <w:sz w:val="24"/>
+          <w:szCs w:val="24"/>
+          <w:lang w:val="en-US" w:eastAsia="ru-RU"/>
+        </w:rPr>
+        <w:t>yxatlar</w:t>
       </w:r>
       <w:proofErr w:type="spellEnd"/>
       <w:r>
@@ -5328,13 +5446,23 @@
         <w:t>Set (</w:t>
       </w:r>
       <w:proofErr w:type="spellStart"/>
+      <w:proofErr w:type="gramStart"/>
       <w:r>
         <w:rPr>
           <w:color w:val="1F1F1F"/>
           <w:bdr w:val="none" w:sz="0" w:space="0" w:color="auto" w:frame="1"/>
           <w:lang w:val="en-US"/>
         </w:rPr>
-        <w:t>To‘plam</w:t>
+        <w:t>To‘</w:t>
+      </w:r>
+      <w:proofErr w:type="gramEnd"/>
+      <w:r>
+        <w:rPr>
+          <w:color w:val="1F1F1F"/>
+          <w:bdr w:val="none" w:sz="0" w:space="0" w:color="auto" w:frame="1"/>
+          <w:lang w:val="en-US"/>
+        </w:rPr>
+        <w:t>plam</w:t>
       </w:r>
       <w:proofErr w:type="spellEnd"/>
       <w:r>
@@ -5546,15 +5674,27 @@
         <w:t xml:space="preserve"> </w:t>
       </w:r>
       <w:proofErr w:type="spellStart"/>
-      <w:r>
-        <w:rPr>
-          <w:rFonts w:ascii="Times New Roman" w:eastAsia="Times New Roman" w:hAnsi="Times New Roman" w:cs="Times New Roman"/>
-          <w:color w:val="1F1F1F"/>
-          <w:sz w:val="24"/>
-          <w:szCs w:val="24"/>
-          <w:lang w:val="en-US" w:eastAsia="ru-RU"/>
-        </w:rPr>
-        <w:t>ro‘yxatlardan</w:t>
+      <w:proofErr w:type="gramStart"/>
+      <w:r>
+        <w:rPr>
+          <w:rFonts w:ascii="Times New Roman" w:eastAsia="Times New Roman" w:hAnsi="Times New Roman" w:cs="Times New Roman"/>
+          <w:color w:val="1F1F1F"/>
+          <w:sz w:val="24"/>
+          <w:szCs w:val="24"/>
+          <w:lang w:val="en-US" w:eastAsia="ru-RU"/>
+        </w:rPr>
+        <w:t>ro‘</w:t>
+      </w:r>
+      <w:proofErr w:type="gramEnd"/>
+      <w:r>
+        <w:rPr>
+          <w:rFonts w:ascii="Times New Roman" w:eastAsia="Times New Roman" w:hAnsi="Times New Roman" w:cs="Times New Roman"/>
+          <w:color w:val="1F1F1F"/>
+          <w:sz w:val="24"/>
+          <w:szCs w:val="24"/>
+          <w:lang w:val="en-US" w:eastAsia="ru-RU"/>
+        </w:rPr>
+        <w:t>yxatlardan</w:t>
       </w:r>
       <w:proofErr w:type="spellEnd"/>
       <w:r>
@@ -5938,15 +6078,27 @@
         <w:t xml:space="preserve"> </w:t>
       </w:r>
       <w:proofErr w:type="spellStart"/>
-      <w:r>
-        <w:rPr>
-          <w:rFonts w:ascii="Times New Roman" w:eastAsia="Times New Roman" w:hAnsi="Times New Roman" w:cs="Times New Roman"/>
-          <w:color w:val="1F1F1F"/>
-          <w:sz w:val="24"/>
-          <w:szCs w:val="24"/>
-          <w:lang w:val="en-US" w:eastAsia="ru-RU"/>
-        </w:rPr>
-        <w:t>o‘rni</w:t>
+      <w:proofErr w:type="gramStart"/>
+      <w:r>
+        <w:rPr>
+          <w:rFonts w:ascii="Times New Roman" w:eastAsia="Times New Roman" w:hAnsi="Times New Roman" w:cs="Times New Roman"/>
+          <w:color w:val="1F1F1F"/>
+          <w:sz w:val="24"/>
+          <w:szCs w:val="24"/>
+          <w:lang w:val="en-US" w:eastAsia="ru-RU"/>
+        </w:rPr>
+        <w:t>o‘</w:t>
+      </w:r>
+      <w:proofErr w:type="gramEnd"/>
+      <w:r>
+        <w:rPr>
+          <w:rFonts w:ascii="Times New Roman" w:eastAsia="Times New Roman" w:hAnsi="Times New Roman" w:cs="Times New Roman"/>
+          <w:color w:val="1F1F1F"/>
+          <w:sz w:val="24"/>
+          <w:szCs w:val="24"/>
+          <w:lang w:val="en-US" w:eastAsia="ru-RU"/>
+        </w:rPr>
+        <w:t>rni</w:t>
       </w:r>
       <w:proofErr w:type="spellEnd"/>
       <w:r>
@@ -6434,16 +6586,29 @@
         <w:t xml:space="preserve"> </w:t>
       </w:r>
       <w:proofErr w:type="spellStart"/>
-      <w:r>
-        <w:rPr>
-          <w:rFonts w:ascii="Times New Roman" w:eastAsia="Times New Roman" w:hAnsi="Times New Roman" w:cs="Times New Roman"/>
-          <w:color w:val="1F1F1F"/>
-          <w:sz w:val="24"/>
-          <w:szCs w:val="24"/>
-          <w:bdr w:val="none" w:sz="0" w:space="0" w:color="auto" w:frame="1"/>
-          <w:lang w:val="en-US" w:eastAsia="ru-RU"/>
-        </w:rPr>
-        <w:t>bo‘yicha</w:t>
+      <w:proofErr w:type="gramStart"/>
+      <w:r>
+        <w:rPr>
+          <w:rFonts w:ascii="Times New Roman" w:eastAsia="Times New Roman" w:hAnsi="Times New Roman" w:cs="Times New Roman"/>
+          <w:color w:val="1F1F1F"/>
+          <w:sz w:val="24"/>
+          <w:szCs w:val="24"/>
+          <w:bdr w:val="none" w:sz="0" w:space="0" w:color="auto" w:frame="1"/>
+          <w:lang w:val="en-US" w:eastAsia="ru-RU"/>
+        </w:rPr>
+        <w:t>bo‘</w:t>
+      </w:r>
+      <w:proofErr w:type="gramEnd"/>
+      <w:r>
+        <w:rPr>
+          <w:rFonts w:ascii="Times New Roman" w:eastAsia="Times New Roman" w:hAnsi="Times New Roman" w:cs="Times New Roman"/>
+          <w:color w:val="1F1F1F"/>
+          <w:sz w:val="24"/>
+          <w:szCs w:val="24"/>
+          <w:bdr w:val="none" w:sz="0" w:space="0" w:color="auto" w:frame="1"/>
+          <w:lang w:val="en-US" w:eastAsia="ru-RU"/>
+        </w:rPr>
+        <w:t>yicha</w:t>
       </w:r>
       <w:proofErr w:type="spellEnd"/>
       <w:r>
@@ -7823,15 +7988,27 @@
         <w:t xml:space="preserve"> </w:t>
       </w:r>
       <w:proofErr w:type="spellStart"/>
-      <w:r>
-        <w:rPr>
-          <w:rFonts w:ascii="Times New Roman" w:eastAsia="Times New Roman" w:hAnsi="Times New Roman" w:cs="Times New Roman"/>
-          <w:color w:val="1F1F1F"/>
-          <w:sz w:val="24"/>
-          <w:szCs w:val="24"/>
-          <w:lang w:val="en-US" w:eastAsia="ru-RU"/>
-        </w:rPr>
-        <w:t>o‘qish</w:t>
+      <w:proofErr w:type="gramStart"/>
+      <w:r>
+        <w:rPr>
+          <w:rFonts w:ascii="Times New Roman" w:eastAsia="Times New Roman" w:hAnsi="Times New Roman" w:cs="Times New Roman"/>
+          <w:color w:val="1F1F1F"/>
+          <w:sz w:val="24"/>
+          <w:szCs w:val="24"/>
+          <w:lang w:val="en-US" w:eastAsia="ru-RU"/>
+        </w:rPr>
+        <w:t>o‘</w:t>
+      </w:r>
+      <w:proofErr w:type="gramEnd"/>
+      <w:r>
+        <w:rPr>
+          <w:rFonts w:ascii="Times New Roman" w:eastAsia="Times New Roman" w:hAnsi="Times New Roman" w:cs="Times New Roman"/>
+          <w:color w:val="1F1F1F"/>
+          <w:sz w:val="24"/>
+          <w:szCs w:val="24"/>
+          <w:lang w:val="en-US" w:eastAsia="ru-RU"/>
+        </w:rPr>
+        <w:t>qish</w:t>
       </w:r>
       <w:proofErr w:type="spellEnd"/>
       <w:r>
@@ -7897,7 +8074,7 @@
           <w:szCs w:val="24"/>
           <w:lang w:val="en-US" w:eastAsia="ru-RU"/>
         </w:rPr>
-        <w:t>metodlari</w:t>
+        <w:t>usullari</w:t>
       </w:r>
       <w:proofErr w:type="spellEnd"/>
       <w:r>
@@ -7913,32 +8090,20 @@
       <w:r>
         <w:rPr>
           <w:rFonts w:ascii="Courier New" w:eastAsia="Times New Roman" w:hAnsi="Courier New" w:cs="Courier New"/>
-          <w:color w:val="444746"/>
-          <w:sz w:val="24"/>
-          <w:szCs w:val="24"/>
-          <w:bdr w:val="none" w:sz="0" w:space="0" w:color="auto" w:frame="1"/>
-          <w:lang w:val="en-US" w:eastAsia="ru-RU"/>
-        </w:rPr>
-        <w:t>read</w:t>
-      </w:r>
-      <w:r>
-        <w:rPr>
-          <w:rFonts w:ascii="Times New Roman" w:eastAsia="Times New Roman" w:hAnsi="Times New Roman" w:cs="Times New Roman"/>
-          <w:color w:val="1F1F1F"/>
-          <w:sz w:val="24"/>
-          <w:szCs w:val="24"/>
-          <w:lang w:val="en-US" w:eastAsia="ru-RU"/>
-        </w:rPr>
-        <w:t xml:space="preserve">, </w:t>
+          <w:color w:val="1F1F1F"/>
+          <w:sz w:val="24"/>
+          <w:szCs w:val="24"/>
+          <w:lang w:val="en-US" w:eastAsia="ru-RU"/>
+        </w:rPr>
+        <w:t xml:space="preserve">read, </w:t>
       </w:r>
       <w:proofErr w:type="spellStart"/>
       <w:r>
         <w:rPr>
           <w:rFonts w:ascii="Courier New" w:eastAsia="Times New Roman" w:hAnsi="Courier New" w:cs="Courier New"/>
-          <w:color w:val="444746"/>
-          <w:sz w:val="24"/>
-          <w:szCs w:val="24"/>
-          <w:bdr w:val="none" w:sz="0" w:space="0" w:color="auto" w:frame="1"/>
+          <w:color w:val="1F1F1F"/>
+          <w:sz w:val="24"/>
+          <w:szCs w:val="24"/>
           <w:lang w:val="en-US" w:eastAsia="ru-RU"/>
         </w:rPr>
         <w:t>readline</w:t>
@@ -7946,24 +8111,13 @@
       <w:proofErr w:type="spellEnd"/>
       <w:r>
         <w:rPr>
-          <w:rFonts w:ascii="Times New Roman" w:eastAsia="Times New Roman" w:hAnsi="Times New Roman" w:cs="Times New Roman"/>
-          <w:color w:val="1F1F1F"/>
-          <w:sz w:val="24"/>
-          <w:szCs w:val="24"/>
-          <w:lang w:val="en-US" w:eastAsia="ru-RU"/>
-        </w:rPr>
-        <w:t xml:space="preserve">, </w:t>
-      </w:r>
-      <w:r>
-        <w:rPr>
           <w:rFonts w:ascii="Courier New" w:eastAsia="Times New Roman" w:hAnsi="Courier New" w:cs="Courier New"/>
-          <w:color w:val="444746"/>
-          <w:sz w:val="24"/>
-          <w:szCs w:val="24"/>
-          <w:bdr w:val="none" w:sz="0" w:space="0" w:color="auto" w:frame="1"/>
-          <w:lang w:val="en-US" w:eastAsia="ru-RU"/>
-        </w:rPr>
-        <w:t>write</w:t>
+          <w:color w:val="1F1F1F"/>
+          <w:sz w:val="24"/>
+          <w:szCs w:val="24"/>
+          <w:lang w:val="en-US" w:eastAsia="ru-RU"/>
+        </w:rPr>
+        <w:t>, write</w:t>
       </w:r>
       <w:r>
         <w:rPr>
@@ -7984,6 +8138,50 @@
           <w:szCs w:val="24"/>
           <w:lang w:val="en-US" w:eastAsia="ru-RU"/>
         </w:rPr>
+        <w:t>qanday</w:t>
+      </w:r>
+      <w:proofErr w:type="spellEnd"/>
+      <w:r>
+        <w:rPr>
+          <w:rFonts w:ascii="Times New Roman" w:eastAsia="Times New Roman" w:hAnsi="Times New Roman" w:cs="Times New Roman"/>
+          <w:color w:val="1F1F1F"/>
+          <w:sz w:val="24"/>
+          <w:szCs w:val="24"/>
+          <w:lang w:val="en-US" w:eastAsia="ru-RU"/>
+        </w:rPr>
+        <w:t xml:space="preserve"> </w:t>
+      </w:r>
+      <w:proofErr w:type="spellStart"/>
+      <w:r>
+        <w:rPr>
+          <w:rFonts w:ascii="Times New Roman" w:eastAsia="Times New Roman" w:hAnsi="Times New Roman" w:cs="Times New Roman"/>
+          <w:color w:val="1F1F1F"/>
+          <w:sz w:val="24"/>
+          <w:szCs w:val="24"/>
+          <w:lang w:val="en-US" w:eastAsia="ru-RU"/>
+        </w:rPr>
+        <w:t>ishlaydi</w:t>
+      </w:r>
+      <w:proofErr w:type="spellEnd"/>
+      <w:r>
+        <w:rPr>
+          <w:rFonts w:ascii="Times New Roman" w:eastAsia="Times New Roman" w:hAnsi="Times New Roman" w:cs="Times New Roman"/>
+          <w:color w:val="1F1F1F"/>
+          <w:sz w:val="24"/>
+          <w:szCs w:val="24"/>
+          <w:lang w:val="en-US" w:eastAsia="ru-RU"/>
+        </w:rPr>
+        <w:t xml:space="preserve"> </w:t>
+      </w:r>
+      <w:proofErr w:type="spellStart"/>
+      <w:r>
+        <w:rPr>
+          <w:rFonts w:ascii="Times New Roman" w:eastAsia="Times New Roman" w:hAnsi="Times New Roman" w:cs="Times New Roman"/>
+          <w:color w:val="1F1F1F"/>
+          <w:sz w:val="24"/>
+          <w:szCs w:val="24"/>
+          <w:lang w:val="en-US" w:eastAsia="ru-RU"/>
+        </w:rPr>
         <w:t>va</w:t>
       </w:r>
       <w:proofErr w:type="spellEnd"/>
@@ -7997,103 +8195,234 @@
         </w:rPr>
         <w:t xml:space="preserve"> </w:t>
       </w:r>
-      <w:proofErr w:type="spellStart"/>
-      <w:r>
-        <w:rPr>
-          <w:rFonts w:ascii="Times New Roman" w:eastAsia="Times New Roman" w:hAnsi="Times New Roman" w:cs="Times New Roman"/>
-          <w:color w:val="1F1F1F"/>
-          <w:sz w:val="24"/>
-          <w:szCs w:val="24"/>
-          <w:lang w:val="en-US" w:eastAsia="ru-RU"/>
-        </w:rPr>
-        <w:t>kontekst</w:t>
-      </w:r>
-      <w:proofErr w:type="spellEnd"/>
-      <w:r>
-        <w:rPr>
-          <w:rFonts w:ascii="Times New Roman" w:eastAsia="Times New Roman" w:hAnsi="Times New Roman" w:cs="Times New Roman"/>
-          <w:color w:val="1F1F1F"/>
-          <w:sz w:val="24"/>
-          <w:szCs w:val="24"/>
-          <w:lang w:val="en-US" w:eastAsia="ru-RU"/>
-        </w:rPr>
-        <w:t xml:space="preserve"> </w:t>
-      </w:r>
-      <w:proofErr w:type="spellStart"/>
-      <w:r>
-        <w:rPr>
-          <w:rFonts w:ascii="Times New Roman" w:eastAsia="Times New Roman" w:hAnsi="Times New Roman" w:cs="Times New Roman"/>
-          <w:color w:val="1F1F1F"/>
-          <w:sz w:val="24"/>
-          <w:szCs w:val="24"/>
-          <w:lang w:val="en-US" w:eastAsia="ru-RU"/>
-        </w:rPr>
-        <w:t>menejeri</w:t>
-      </w:r>
-      <w:proofErr w:type="spellEnd"/>
-      <w:r>
-        <w:rPr>
-          <w:rFonts w:ascii="Times New Roman" w:eastAsia="Times New Roman" w:hAnsi="Times New Roman" w:cs="Times New Roman"/>
-          <w:color w:val="1F1F1F"/>
-          <w:sz w:val="24"/>
-          <w:szCs w:val="24"/>
-          <w:lang w:val="en-US" w:eastAsia="ru-RU"/>
-        </w:rPr>
-        <w:t xml:space="preserve"> (</w:t>
-      </w:r>
+      <w:bookmarkStart w:id="0" w:name="_GoBack"/>
       <w:r>
         <w:rPr>
           <w:rFonts w:ascii="Courier New" w:eastAsia="Times New Roman" w:hAnsi="Courier New" w:cs="Courier New"/>
-          <w:color w:val="444746"/>
-          <w:sz w:val="24"/>
-          <w:szCs w:val="24"/>
-          <w:bdr w:val="none" w:sz="0" w:space="0" w:color="auto" w:frame="1"/>
-          <w:lang w:val="en-US" w:eastAsia="ru-RU"/>
-        </w:rPr>
-        <w:t>with open...</w:t>
-      </w:r>
-      <w:r>
-        <w:rPr>
-          <w:rFonts w:ascii="Times New Roman" w:eastAsia="Times New Roman" w:hAnsi="Times New Roman" w:cs="Times New Roman"/>
-          <w:color w:val="1F1F1F"/>
-          <w:sz w:val="24"/>
-          <w:szCs w:val="24"/>
-          <w:lang w:val="en-US" w:eastAsia="ru-RU"/>
-        </w:rPr>
-        <w:t xml:space="preserve">) </w:t>
-      </w:r>
-      <w:proofErr w:type="spellStart"/>
-      <w:r>
-        <w:rPr>
-          <w:rFonts w:ascii="Times New Roman" w:eastAsia="Times New Roman" w:hAnsi="Times New Roman" w:cs="Times New Roman"/>
-          <w:color w:val="1F1F1F"/>
-          <w:sz w:val="24"/>
-          <w:szCs w:val="24"/>
-          <w:lang w:val="en-US" w:eastAsia="ru-RU"/>
-        </w:rPr>
-        <w:t>afzalligi</w:t>
-      </w:r>
-      <w:proofErr w:type="spellEnd"/>
-      <w:r>
-        <w:rPr>
-          <w:rFonts w:ascii="Times New Roman" w:eastAsia="Times New Roman" w:hAnsi="Times New Roman" w:cs="Times New Roman"/>
-          <w:color w:val="1F1F1F"/>
-          <w:sz w:val="24"/>
-          <w:szCs w:val="24"/>
-          <w:lang w:val="en-US" w:eastAsia="ru-RU"/>
-        </w:rPr>
-        <w:t xml:space="preserve"> </w:t>
-      </w:r>
-      <w:proofErr w:type="spellStart"/>
-      <w:r>
-        <w:rPr>
-          <w:rFonts w:ascii="Times New Roman" w:eastAsia="Times New Roman" w:hAnsi="Times New Roman" w:cs="Times New Roman"/>
-          <w:color w:val="1F1F1F"/>
-          <w:sz w:val="24"/>
-          <w:szCs w:val="24"/>
-          <w:lang w:val="en-US" w:eastAsia="ru-RU"/>
-        </w:rPr>
-        <w:t>nimada</w:t>
+          <w:color w:val="1F1F1F"/>
+          <w:sz w:val="24"/>
+          <w:szCs w:val="24"/>
+          <w:lang w:val="en-US" w:eastAsia="ru-RU"/>
+        </w:rPr>
+        <w:t>with open()</w:t>
+      </w:r>
+      <w:r>
+        <w:rPr>
+          <w:rFonts w:ascii="Times New Roman" w:eastAsia="Times New Roman" w:hAnsi="Times New Roman" w:cs="Times New Roman"/>
+          <w:color w:val="1F1F1F"/>
+          <w:sz w:val="24"/>
+          <w:szCs w:val="24"/>
+          <w:lang w:val="en-US" w:eastAsia="ru-RU"/>
+        </w:rPr>
+        <w:t xml:space="preserve"> </w:t>
+      </w:r>
+      <w:bookmarkEnd w:id="0"/>
+      <w:proofErr w:type="spellStart"/>
+      <w:r>
+        <w:rPr>
+          <w:rFonts w:ascii="Times New Roman" w:eastAsia="Times New Roman" w:hAnsi="Times New Roman" w:cs="Times New Roman"/>
+          <w:color w:val="1F1F1F"/>
+          <w:sz w:val="24"/>
+          <w:szCs w:val="24"/>
+          <w:lang w:val="en-US" w:eastAsia="ru-RU"/>
+        </w:rPr>
+        <w:t>usulida</w:t>
+      </w:r>
+      <w:proofErr w:type="spellEnd"/>
+      <w:r>
+        <w:rPr>
+          <w:rFonts w:ascii="Times New Roman" w:eastAsia="Times New Roman" w:hAnsi="Times New Roman" w:cs="Times New Roman"/>
+          <w:color w:val="1F1F1F"/>
+          <w:sz w:val="24"/>
+          <w:szCs w:val="24"/>
+          <w:lang w:val="en-US" w:eastAsia="ru-RU"/>
+        </w:rPr>
+        <w:t xml:space="preserve"> </w:t>
+      </w:r>
+      <w:proofErr w:type="spellStart"/>
+      <w:r>
+        <w:rPr>
+          <w:rFonts w:ascii="Times New Roman" w:eastAsia="Times New Roman" w:hAnsi="Times New Roman" w:cs="Times New Roman"/>
+          <w:color w:val="1F1F1F"/>
+          <w:sz w:val="24"/>
+          <w:szCs w:val="24"/>
+          <w:lang w:val="en-US" w:eastAsia="ru-RU"/>
+        </w:rPr>
+        <w:t>faylni</w:t>
+      </w:r>
+      <w:proofErr w:type="spellEnd"/>
+      <w:r>
+        <w:rPr>
+          <w:rFonts w:ascii="Times New Roman" w:eastAsia="Times New Roman" w:hAnsi="Times New Roman" w:cs="Times New Roman"/>
+          <w:color w:val="1F1F1F"/>
+          <w:sz w:val="24"/>
+          <w:szCs w:val="24"/>
+          <w:lang w:val="en-US" w:eastAsia="ru-RU"/>
+        </w:rPr>
+        <w:t xml:space="preserve"> </w:t>
+      </w:r>
+      <w:proofErr w:type="spellStart"/>
+      <w:r>
+        <w:rPr>
+          <w:rFonts w:ascii="Times New Roman" w:eastAsia="Times New Roman" w:hAnsi="Times New Roman" w:cs="Times New Roman"/>
+          <w:color w:val="1F1F1F"/>
+          <w:sz w:val="24"/>
+          <w:szCs w:val="24"/>
+          <w:lang w:val="en-US" w:eastAsia="ru-RU"/>
+        </w:rPr>
+        <w:t>ochishning</w:t>
+      </w:r>
+      <w:proofErr w:type="spellEnd"/>
+      <w:r>
+        <w:rPr>
+          <w:rFonts w:ascii="Times New Roman" w:eastAsia="Times New Roman" w:hAnsi="Times New Roman" w:cs="Times New Roman"/>
+          <w:color w:val="1F1F1F"/>
+          <w:sz w:val="24"/>
+          <w:szCs w:val="24"/>
+          <w:lang w:val="en-US" w:eastAsia="ru-RU"/>
+        </w:rPr>
+        <w:t xml:space="preserve"> </w:t>
+      </w:r>
+      <w:proofErr w:type="spellStart"/>
+      <w:r>
+        <w:rPr>
+          <w:rFonts w:ascii="Times New Roman" w:eastAsia="Times New Roman" w:hAnsi="Times New Roman" w:cs="Times New Roman"/>
+          <w:color w:val="1F1F1F"/>
+          <w:sz w:val="24"/>
+          <w:szCs w:val="24"/>
+          <w:lang w:val="en-US" w:eastAsia="ru-RU"/>
+        </w:rPr>
+        <w:t>oddiy</w:t>
+      </w:r>
+      <w:proofErr w:type="spellEnd"/>
+      <w:r>
+        <w:rPr>
+          <w:rFonts w:ascii="Times New Roman" w:eastAsia="Times New Roman" w:hAnsi="Times New Roman" w:cs="Times New Roman"/>
+          <w:color w:val="1F1F1F"/>
+          <w:sz w:val="24"/>
+          <w:szCs w:val="24"/>
+          <w:lang w:val="en-US" w:eastAsia="ru-RU"/>
+        </w:rPr>
+        <w:t xml:space="preserve"> </w:t>
+      </w:r>
+      <w:r>
+        <w:rPr>
+          <w:rFonts w:ascii="Courier New" w:eastAsia="Times New Roman" w:hAnsi="Courier New" w:cs="Courier New"/>
+          <w:color w:val="1F1F1F"/>
+          <w:sz w:val="24"/>
+          <w:szCs w:val="24"/>
+          <w:lang w:val="en-US" w:eastAsia="ru-RU"/>
+        </w:rPr>
+        <w:t>open()</w:t>
+      </w:r>
+      <w:r>
+        <w:rPr>
+          <w:rFonts w:ascii="Times New Roman" w:eastAsia="Times New Roman" w:hAnsi="Times New Roman" w:cs="Times New Roman"/>
+          <w:color w:val="1F1F1F"/>
+          <w:sz w:val="24"/>
+          <w:szCs w:val="24"/>
+          <w:lang w:val="en-US" w:eastAsia="ru-RU"/>
+        </w:rPr>
+        <w:t xml:space="preserve"> </w:t>
+      </w:r>
+      <w:proofErr w:type="spellStart"/>
+      <w:r>
+        <w:rPr>
+          <w:rFonts w:ascii="Times New Roman" w:eastAsia="Times New Roman" w:hAnsi="Times New Roman" w:cs="Times New Roman"/>
+          <w:color w:val="1F1F1F"/>
+          <w:sz w:val="24"/>
+          <w:szCs w:val="24"/>
+          <w:lang w:val="en-US" w:eastAsia="ru-RU"/>
+        </w:rPr>
+        <w:t>ga</w:t>
+      </w:r>
+      <w:proofErr w:type="spellEnd"/>
+      <w:r>
+        <w:rPr>
+          <w:rFonts w:ascii="Times New Roman" w:eastAsia="Times New Roman" w:hAnsi="Times New Roman" w:cs="Times New Roman"/>
+          <w:color w:val="1F1F1F"/>
+          <w:sz w:val="24"/>
+          <w:szCs w:val="24"/>
+          <w:lang w:val="en-US" w:eastAsia="ru-RU"/>
+        </w:rPr>
+        <w:t xml:space="preserve"> </w:t>
+      </w:r>
+      <w:proofErr w:type="spellStart"/>
+      <w:r>
+        <w:rPr>
+          <w:rFonts w:ascii="Times New Roman" w:eastAsia="Times New Roman" w:hAnsi="Times New Roman" w:cs="Times New Roman"/>
+          <w:color w:val="1F1F1F"/>
+          <w:sz w:val="24"/>
+          <w:szCs w:val="24"/>
+          <w:lang w:val="en-US" w:eastAsia="ru-RU"/>
+        </w:rPr>
+        <w:t>qaraganda</w:t>
+      </w:r>
+      <w:proofErr w:type="spellEnd"/>
+      <w:r>
+        <w:rPr>
+          <w:rFonts w:ascii="Times New Roman" w:eastAsia="Times New Roman" w:hAnsi="Times New Roman" w:cs="Times New Roman"/>
+          <w:color w:val="1F1F1F"/>
+          <w:sz w:val="24"/>
+          <w:szCs w:val="24"/>
+          <w:lang w:val="en-US" w:eastAsia="ru-RU"/>
+        </w:rPr>
+        <w:t xml:space="preserve"> </w:t>
+      </w:r>
+      <w:proofErr w:type="spellStart"/>
+      <w:r>
+        <w:rPr>
+          <w:rFonts w:ascii="Times New Roman" w:eastAsia="Times New Roman" w:hAnsi="Times New Roman" w:cs="Times New Roman"/>
+          <w:color w:val="1F1F1F"/>
+          <w:sz w:val="24"/>
+          <w:szCs w:val="24"/>
+          <w:lang w:val="en-US" w:eastAsia="ru-RU"/>
+        </w:rPr>
+        <w:t>qanday</w:t>
+      </w:r>
+      <w:proofErr w:type="spellEnd"/>
+      <w:r>
+        <w:rPr>
+          <w:rFonts w:ascii="Times New Roman" w:eastAsia="Times New Roman" w:hAnsi="Times New Roman" w:cs="Times New Roman"/>
+          <w:color w:val="1F1F1F"/>
+          <w:sz w:val="24"/>
+          <w:szCs w:val="24"/>
+          <w:lang w:val="en-US" w:eastAsia="ru-RU"/>
+        </w:rPr>
+        <w:t xml:space="preserve"> </w:t>
+      </w:r>
+      <w:proofErr w:type="spellStart"/>
+      <w:r>
+        <w:rPr>
+          <w:rFonts w:ascii="Times New Roman" w:eastAsia="Times New Roman" w:hAnsi="Times New Roman" w:cs="Times New Roman"/>
+          <w:color w:val="1F1F1F"/>
+          <w:sz w:val="24"/>
+          <w:szCs w:val="24"/>
+          <w:lang w:val="en-US" w:eastAsia="ru-RU"/>
+        </w:rPr>
+        <w:t>qulayligi</w:t>
+      </w:r>
+      <w:proofErr w:type="spellEnd"/>
+      <w:r>
+        <w:rPr>
+          <w:rFonts w:ascii="Times New Roman" w:eastAsia="Times New Roman" w:hAnsi="Times New Roman" w:cs="Times New Roman"/>
+          <w:color w:val="1F1F1F"/>
+          <w:sz w:val="24"/>
+          <w:szCs w:val="24"/>
+          <w:lang w:val="en-US" w:eastAsia="ru-RU"/>
+        </w:rPr>
+        <w:t xml:space="preserve"> </w:t>
+      </w:r>
+      <w:proofErr w:type="spellStart"/>
+      <w:r>
+        <w:rPr>
+          <w:rFonts w:ascii="Times New Roman" w:eastAsia="Times New Roman" w:hAnsi="Times New Roman" w:cs="Times New Roman"/>
+          <w:color w:val="1F1F1F"/>
+          <w:sz w:val="24"/>
+          <w:szCs w:val="24"/>
+          <w:lang w:val="en-US" w:eastAsia="ru-RU"/>
+        </w:rPr>
+        <w:t>bor</w:t>
       </w:r>
       <w:proofErr w:type="spellEnd"/>
       <w:r>
@@ -8147,15 +8476,27 @@
         <w:t xml:space="preserve"> </w:t>
       </w:r>
       <w:proofErr w:type="spellStart"/>
-      <w:r>
-        <w:rPr>
-          <w:rFonts w:ascii="Times New Roman" w:eastAsia="Times New Roman" w:hAnsi="Times New Roman" w:cs="Times New Roman"/>
-          <w:color w:val="1F1F1F"/>
-          <w:sz w:val="24"/>
-          <w:szCs w:val="24"/>
-          <w:lang w:val="en-US" w:eastAsia="ru-RU"/>
-        </w:rPr>
-        <w:t>Yo‘naltirilgan</w:t>
+      <w:proofErr w:type="gramStart"/>
+      <w:r>
+        <w:rPr>
+          <w:rFonts w:ascii="Times New Roman" w:eastAsia="Times New Roman" w:hAnsi="Times New Roman" w:cs="Times New Roman"/>
+          <w:color w:val="1F1F1F"/>
+          <w:sz w:val="24"/>
+          <w:szCs w:val="24"/>
+          <w:lang w:val="en-US" w:eastAsia="ru-RU"/>
+        </w:rPr>
+        <w:t>Yo‘</w:t>
+      </w:r>
+      <w:proofErr w:type="gramEnd"/>
+      <w:r>
+        <w:rPr>
+          <w:rFonts w:ascii="Times New Roman" w:eastAsia="Times New Roman" w:hAnsi="Times New Roman" w:cs="Times New Roman"/>
+          <w:color w:val="1F1F1F"/>
+          <w:sz w:val="24"/>
+          <w:szCs w:val="24"/>
+          <w:lang w:val="en-US" w:eastAsia="ru-RU"/>
+        </w:rPr>
+        <w:t>naltirilgan</w:t>
       </w:r>
       <w:proofErr w:type="spellEnd"/>
       <w:r>
@@ -8539,15 +8880,27 @@
         <w:t xml:space="preserve"> </w:t>
       </w:r>
       <w:proofErr w:type="spellStart"/>
-      <w:r>
-        <w:rPr>
-          <w:rFonts w:ascii="Times New Roman" w:eastAsia="Times New Roman" w:hAnsi="Times New Roman" w:cs="Times New Roman"/>
-          <w:color w:val="1F1F1F"/>
-          <w:sz w:val="24"/>
-          <w:szCs w:val="24"/>
-          <w:lang w:val="en-US" w:eastAsia="ru-RU"/>
-        </w:rPr>
-        <w:t>o‘zaro</w:t>
+      <w:proofErr w:type="gramStart"/>
+      <w:r>
+        <w:rPr>
+          <w:rFonts w:ascii="Times New Roman" w:eastAsia="Times New Roman" w:hAnsi="Times New Roman" w:cs="Times New Roman"/>
+          <w:color w:val="1F1F1F"/>
+          <w:sz w:val="24"/>
+          <w:szCs w:val="24"/>
+          <w:lang w:val="en-US" w:eastAsia="ru-RU"/>
+        </w:rPr>
+        <w:t>o‘</w:t>
+      </w:r>
+      <w:proofErr w:type="gramEnd"/>
+      <w:r>
+        <w:rPr>
+          <w:rFonts w:ascii="Times New Roman" w:eastAsia="Times New Roman" w:hAnsi="Times New Roman" w:cs="Times New Roman"/>
+          <w:color w:val="1F1F1F"/>
+          <w:sz w:val="24"/>
+          <w:szCs w:val="24"/>
+          <w:lang w:val="en-US" w:eastAsia="ru-RU"/>
+        </w:rPr>
+        <w:t>zaro</w:t>
       </w:r>
       <w:proofErr w:type="spellEnd"/>
       <w:r>
@@ -8927,15 +9280,27 @@
         <w:t xml:space="preserve"> </w:t>
       </w:r>
       <w:proofErr w:type="spellStart"/>
-      <w:r>
-        <w:rPr>
-          <w:rFonts w:ascii="Times New Roman" w:eastAsia="Times New Roman" w:hAnsi="Times New Roman" w:cs="Times New Roman"/>
-          <w:color w:val="1F1F1F"/>
-          <w:sz w:val="24"/>
-          <w:szCs w:val="24"/>
-          <w:lang w:val="en-US" w:eastAsia="ru-RU"/>
-        </w:rPr>
-        <w:t>so‘zining</w:t>
+      <w:proofErr w:type="gramStart"/>
+      <w:r>
+        <w:rPr>
+          <w:rFonts w:ascii="Times New Roman" w:eastAsia="Times New Roman" w:hAnsi="Times New Roman" w:cs="Times New Roman"/>
+          <w:color w:val="1F1F1F"/>
+          <w:sz w:val="24"/>
+          <w:szCs w:val="24"/>
+          <w:lang w:val="en-US" w:eastAsia="ru-RU"/>
+        </w:rPr>
+        <w:t>so‘</w:t>
+      </w:r>
+      <w:proofErr w:type="gramEnd"/>
+      <w:r>
+        <w:rPr>
+          <w:rFonts w:ascii="Times New Roman" w:eastAsia="Times New Roman" w:hAnsi="Times New Roman" w:cs="Times New Roman"/>
+          <w:color w:val="1F1F1F"/>
+          <w:sz w:val="24"/>
+          <w:szCs w:val="24"/>
+          <w:lang w:val="en-US" w:eastAsia="ru-RU"/>
+        </w:rPr>
+        <w:t>zining</w:t>
       </w:r>
       <w:proofErr w:type="spellEnd"/>
       <w:r>
@@ -9231,15 +9596,27 @@
         <w:t xml:space="preserve"> (Child) </w:t>
       </w:r>
       <w:proofErr w:type="spellStart"/>
-      <w:r>
-        <w:rPr>
-          <w:rFonts w:ascii="Times New Roman" w:eastAsia="Times New Roman" w:hAnsi="Times New Roman" w:cs="Times New Roman"/>
-          <w:color w:val="1F1F1F"/>
-          <w:sz w:val="24"/>
-          <w:szCs w:val="24"/>
-          <w:lang w:val="en-US" w:eastAsia="ru-RU"/>
-        </w:rPr>
-        <w:t>o‘rtasidagi</w:t>
+      <w:proofErr w:type="gramStart"/>
+      <w:r>
+        <w:rPr>
+          <w:rFonts w:ascii="Times New Roman" w:eastAsia="Times New Roman" w:hAnsi="Times New Roman" w:cs="Times New Roman"/>
+          <w:color w:val="1F1F1F"/>
+          <w:sz w:val="24"/>
+          <w:szCs w:val="24"/>
+          <w:lang w:val="en-US" w:eastAsia="ru-RU"/>
+        </w:rPr>
+        <w:t>o‘</w:t>
+      </w:r>
+      <w:proofErr w:type="gramEnd"/>
+      <w:r>
+        <w:rPr>
+          <w:rFonts w:ascii="Times New Roman" w:eastAsia="Times New Roman" w:hAnsi="Times New Roman" w:cs="Times New Roman"/>
+          <w:color w:val="1F1F1F"/>
+          <w:sz w:val="24"/>
+          <w:szCs w:val="24"/>
+          <w:lang w:val="en-US" w:eastAsia="ru-RU"/>
+        </w:rPr>
+        <w:t>rtasidagi</w:t>
       </w:r>
       <w:proofErr w:type="spellEnd"/>
       <w:r>
@@ -9921,6 +10298,7 @@
         <w:t xml:space="preserve"> </w:t>
       </w:r>
       <w:proofErr w:type="spellStart"/>
+      <w:proofErr w:type="gramStart"/>
       <w:r>
         <w:rPr>
           <w:rFonts w:ascii="Times New Roman" w:hAnsi="Times New Roman" w:cs="Times New Roman"/>
@@ -9928,7 +10306,17 @@
           <w:szCs w:val="24"/>
           <w:lang w:val="en-US"/>
         </w:rPr>
-        <w:t>yo‘naltirilgan</w:t>
+        <w:t>yo‘</w:t>
+      </w:r>
+      <w:proofErr w:type="gramEnd"/>
+      <w:r>
+        <w:rPr>
+          <w:rFonts w:ascii="Times New Roman" w:hAnsi="Times New Roman" w:cs="Times New Roman"/>
+          <w:sz w:val="24"/>
+          <w:szCs w:val="24"/>
+          <w:lang w:val="en-US"/>
+        </w:rPr>
+        <w:t>naltirilgan</w:t>
       </w:r>
       <w:proofErr w:type="spellEnd"/>
       <w:r>
@@ -10108,8 +10496,20 @@
           <w:szCs w:val="24"/>
           <w:lang w:val="en-US"/>
         </w:rPr>
-        <w:t>@abstractmethod</w:t>
-      </w:r>
+        <w:t>@</w:t>
+      </w:r>
+      <w:proofErr w:type="spellStart"/>
+      <w:r>
+        <w:rPr>
+          <w:rStyle w:val="HTML"/>
+          <w:rFonts w:eastAsiaTheme="minorHAnsi"/>
+          <w:sz w:val="24"/>
+          <w:szCs w:val="24"/>
+          <w:lang w:val="en-US"/>
+        </w:rPr>
+        <w:t>abstractmethod</w:t>
+      </w:r>
+      <w:proofErr w:type="spellEnd"/>
       <w:r>
         <w:rPr>
           <w:rFonts w:ascii="Times New Roman" w:hAnsi="Times New Roman" w:cs="Times New Roman"/>
@@ -10464,16 +10864,29 @@
         <w:t>Mutable (</w:t>
       </w:r>
       <w:proofErr w:type="spellStart"/>
-      <w:r>
-        <w:rPr>
-          <w:rFonts w:ascii="Times New Roman" w:eastAsia="Times New Roman" w:hAnsi="Times New Roman" w:cs="Times New Roman"/>
-          <w:color w:val="1F1F1F"/>
-          <w:sz w:val="24"/>
-          <w:szCs w:val="24"/>
-          <w:bdr w:val="none" w:sz="0" w:space="0" w:color="auto" w:frame="1"/>
-          <w:lang w:val="en-US" w:eastAsia="ru-RU"/>
-        </w:rPr>
-        <w:t>o‘zgaruvchan</w:t>
+      <w:proofErr w:type="gramStart"/>
+      <w:r>
+        <w:rPr>
+          <w:rFonts w:ascii="Times New Roman" w:eastAsia="Times New Roman" w:hAnsi="Times New Roman" w:cs="Times New Roman"/>
+          <w:color w:val="1F1F1F"/>
+          <w:sz w:val="24"/>
+          <w:szCs w:val="24"/>
+          <w:bdr w:val="none" w:sz="0" w:space="0" w:color="auto" w:frame="1"/>
+          <w:lang w:val="en-US" w:eastAsia="ru-RU"/>
+        </w:rPr>
+        <w:t>o‘</w:t>
+      </w:r>
+      <w:proofErr w:type="gramEnd"/>
+      <w:r>
+        <w:rPr>
+          <w:rFonts w:ascii="Times New Roman" w:eastAsia="Times New Roman" w:hAnsi="Times New Roman" w:cs="Times New Roman"/>
+          <w:color w:val="1F1F1F"/>
+          <w:sz w:val="24"/>
+          <w:szCs w:val="24"/>
+          <w:bdr w:val="none" w:sz="0" w:space="0" w:color="auto" w:frame="1"/>
+          <w:lang w:val="en-US" w:eastAsia="ru-RU"/>
+        </w:rPr>
+        <w:t>zgaruvchan</w:t>
       </w:r>
       <w:proofErr w:type="spellEnd"/>
       <w:r>
@@ -10737,7 +11150,7 @@
           <w:lang w:val="en-US" w:eastAsia="ru-RU"/>
         </w:rPr>
       </w:pPr>
-      <w:bookmarkStart w:id="0" w:name="_Hlk217489460"/>
+      <w:bookmarkStart w:id="1" w:name="_Hlk217489460"/>
       <w:proofErr w:type="spellStart"/>
       <w:r>
         <w:rPr>
@@ -10890,7 +11303,7 @@
         </w:rPr>
         <w:t>tushuntiring</w:t>
       </w:r>
-      <w:bookmarkEnd w:id="0"/>
+      <w:bookmarkEnd w:id="1"/>
       <w:proofErr w:type="spellEnd"/>
       <w:r>
         <w:rPr>
@@ -11354,15 +11767,27 @@
         <w:t xml:space="preserve"> </w:t>
       </w:r>
       <w:proofErr w:type="spellStart"/>
-      <w:r>
-        <w:rPr>
-          <w:rFonts w:ascii="Times New Roman" w:eastAsia="Times New Roman" w:hAnsi="Times New Roman" w:cs="Times New Roman"/>
-          <w:color w:val="1F1F1F"/>
-          <w:sz w:val="24"/>
-          <w:szCs w:val="24"/>
-          <w:lang w:val="en-US" w:eastAsia="ru-RU"/>
-        </w:rPr>
-        <w:t>mo‘ljallangan</w:t>
+      <w:proofErr w:type="gramStart"/>
+      <w:r>
+        <w:rPr>
+          <w:rFonts w:ascii="Times New Roman" w:eastAsia="Times New Roman" w:hAnsi="Times New Roman" w:cs="Times New Roman"/>
+          <w:color w:val="1F1F1F"/>
+          <w:sz w:val="24"/>
+          <w:szCs w:val="24"/>
+          <w:lang w:val="en-US" w:eastAsia="ru-RU"/>
+        </w:rPr>
+        <w:t>mo‘</w:t>
+      </w:r>
+      <w:proofErr w:type="gramEnd"/>
+      <w:r>
+        <w:rPr>
+          <w:rFonts w:ascii="Times New Roman" w:eastAsia="Times New Roman" w:hAnsi="Times New Roman" w:cs="Times New Roman"/>
+          <w:color w:val="1F1F1F"/>
+          <w:sz w:val="24"/>
+          <w:szCs w:val="24"/>
+          <w:lang w:val="en-US" w:eastAsia="ru-RU"/>
+        </w:rPr>
+        <w:t>ljallangan</w:t>
       </w:r>
       <w:proofErr w:type="spellEnd"/>
       <w:r>
@@ -11659,15 +12084,27 @@
         <w:t xml:space="preserve">, shrift </w:t>
       </w:r>
       <w:proofErr w:type="spellStart"/>
-      <w:r>
-        <w:rPr>
-          <w:rFonts w:ascii="Times New Roman" w:eastAsia="Times New Roman" w:hAnsi="Times New Roman" w:cs="Times New Roman"/>
-          <w:color w:val="1F1F1F"/>
-          <w:sz w:val="24"/>
-          <w:szCs w:val="24"/>
-          <w:lang w:val="en-US" w:eastAsia="ru-RU"/>
-        </w:rPr>
-        <w:t>o‘zgartirish</w:t>
+      <w:proofErr w:type="gramStart"/>
+      <w:r>
+        <w:rPr>
+          <w:rFonts w:ascii="Times New Roman" w:eastAsia="Times New Roman" w:hAnsi="Times New Roman" w:cs="Times New Roman"/>
+          <w:color w:val="1F1F1F"/>
+          <w:sz w:val="24"/>
+          <w:szCs w:val="24"/>
+          <w:lang w:val="en-US" w:eastAsia="ru-RU"/>
+        </w:rPr>
+        <w:t>o‘</w:t>
+      </w:r>
+      <w:proofErr w:type="gramEnd"/>
+      <w:r>
+        <w:rPr>
+          <w:rFonts w:ascii="Times New Roman" w:eastAsia="Times New Roman" w:hAnsi="Times New Roman" w:cs="Times New Roman"/>
+          <w:color w:val="1F1F1F"/>
+          <w:sz w:val="24"/>
+          <w:szCs w:val="24"/>
+          <w:lang w:val="en-US" w:eastAsia="ru-RU"/>
+        </w:rPr>
+        <w:t>zgartirish</w:t>
       </w:r>
       <w:proofErr w:type="spellEnd"/>
       <w:r>
@@ -13141,15 +13578,27 @@
         <w:t xml:space="preserve"> </w:t>
       </w:r>
       <w:proofErr w:type="spellStart"/>
-      <w:r>
-        <w:rPr>
-          <w:rFonts w:ascii="Times New Roman" w:eastAsia="Times New Roman" w:hAnsi="Times New Roman" w:cs="Times New Roman"/>
-          <w:color w:val="1F1F1F"/>
-          <w:sz w:val="24"/>
-          <w:szCs w:val="24"/>
-          <w:lang w:val="en-US" w:eastAsia="ru-RU"/>
-        </w:rPr>
-        <w:t>ko‘pincha</w:t>
+      <w:proofErr w:type="gramStart"/>
+      <w:r>
+        <w:rPr>
+          <w:rFonts w:ascii="Times New Roman" w:eastAsia="Times New Roman" w:hAnsi="Times New Roman" w:cs="Times New Roman"/>
+          <w:color w:val="1F1F1F"/>
+          <w:sz w:val="24"/>
+          <w:szCs w:val="24"/>
+          <w:lang w:val="en-US" w:eastAsia="ru-RU"/>
+        </w:rPr>
+        <w:t>ko‘</w:t>
+      </w:r>
+      <w:proofErr w:type="gramEnd"/>
+      <w:r>
+        <w:rPr>
+          <w:rFonts w:ascii="Times New Roman" w:eastAsia="Times New Roman" w:hAnsi="Times New Roman" w:cs="Times New Roman"/>
+          <w:color w:val="1F1F1F"/>
+          <w:sz w:val="24"/>
+          <w:szCs w:val="24"/>
+          <w:lang w:val="en-US" w:eastAsia="ru-RU"/>
+        </w:rPr>
+        <w:t>pincha</w:t>
       </w:r>
       <w:proofErr w:type="spellEnd"/>
       <w:r>
@@ -13339,6 +13788,7 @@
         <w:t xml:space="preserve"> </w:t>
       </w:r>
       <w:proofErr w:type="spellStart"/>
+      <w:proofErr w:type="gramStart"/>
       <w:r>
         <w:rPr>
           <w:rFonts w:ascii="Times New Roman" w:hAnsi="Times New Roman" w:cs="Times New Roman"/>
@@ -13346,7 +13796,17 @@
           <w:szCs w:val="24"/>
           <w:lang w:val="en-US"/>
         </w:rPr>
-        <w:t>so‘rovlari</w:t>
+        <w:t>so‘</w:t>
+      </w:r>
+      <w:proofErr w:type="gramEnd"/>
+      <w:r>
+        <w:rPr>
+          <w:rFonts w:ascii="Times New Roman" w:hAnsi="Times New Roman" w:cs="Times New Roman"/>
+          <w:sz w:val="24"/>
+          <w:szCs w:val="24"/>
+          <w:lang w:val="en-US"/>
+        </w:rPr>
+        <w:t>rovlari</w:t>
       </w:r>
       <w:proofErr w:type="spellEnd"/>
       <w:r>
@@ -13732,6 +14192,7 @@
         </w:rPr>
         <w:t xml:space="preserve"> </w:t>
       </w:r>
+      <w:proofErr w:type="gramStart"/>
       <w:r>
         <w:rPr>
           <w:rFonts w:ascii="Courier New" w:eastAsia="Times New Roman" w:hAnsi="Courier New" w:cs="Courier New"/>
@@ -13741,7 +14202,19 @@
           <w:bdr w:val="none" w:sz="0" w:space="0" w:color="auto" w:frame="1"/>
           <w:lang w:val="en-US" w:eastAsia="ru-RU"/>
         </w:rPr>
-        <w:t>bind()</w:t>
+        <w:t>bind(</w:t>
+      </w:r>
+      <w:proofErr w:type="gramEnd"/>
+      <w:r>
+        <w:rPr>
+          <w:rFonts w:ascii="Courier New" w:eastAsia="Times New Roman" w:hAnsi="Courier New" w:cs="Courier New"/>
+          <w:color w:val="444746"/>
+          <w:sz w:val="24"/>
+          <w:szCs w:val="24"/>
+          <w:bdr w:val="none" w:sz="0" w:space="0" w:color="auto" w:frame="1"/>
+          <w:lang w:val="en-US" w:eastAsia="ru-RU"/>
+        </w:rPr>
+        <w:t>)</w:t>
       </w:r>
       <w:r>
         <w:rPr>
@@ -13999,15 +14472,27 @@
         <w:t xml:space="preserve"> </w:t>
       </w:r>
       <w:proofErr w:type="spellStart"/>
-      <w:r>
-        <w:rPr>
-          <w:rFonts w:ascii="Times New Roman" w:eastAsia="Times New Roman" w:hAnsi="Times New Roman" w:cs="Times New Roman"/>
-          <w:color w:val="1F1F1F"/>
-          <w:sz w:val="24"/>
-          <w:szCs w:val="24"/>
-          <w:lang w:val="en-US" w:eastAsia="ru-RU"/>
-        </w:rPr>
-        <w:t>o‘tkazishda</w:t>
+      <w:proofErr w:type="gramStart"/>
+      <w:r>
+        <w:rPr>
+          <w:rFonts w:ascii="Times New Roman" w:eastAsia="Times New Roman" w:hAnsi="Times New Roman" w:cs="Times New Roman"/>
+          <w:color w:val="1F1F1F"/>
+          <w:sz w:val="24"/>
+          <w:szCs w:val="24"/>
+          <w:lang w:val="en-US" w:eastAsia="ru-RU"/>
+        </w:rPr>
+        <w:t>o‘</w:t>
+      </w:r>
+      <w:proofErr w:type="gramEnd"/>
+      <w:r>
+        <w:rPr>
+          <w:rFonts w:ascii="Times New Roman" w:eastAsia="Times New Roman" w:hAnsi="Times New Roman" w:cs="Times New Roman"/>
+          <w:color w:val="1F1F1F"/>
+          <w:sz w:val="24"/>
+          <w:szCs w:val="24"/>
+          <w:lang w:val="en-US" w:eastAsia="ru-RU"/>
+        </w:rPr>
+        <w:t>tkazishda</w:t>
       </w:r>
       <w:proofErr w:type="spellEnd"/>
       <w:r>
@@ -14238,15 +14723,27 @@
         <w:t xml:space="preserve"> </w:t>
       </w:r>
       <w:proofErr w:type="spellStart"/>
-      <w:r>
-        <w:rPr>
-          <w:rFonts w:ascii="Times New Roman" w:eastAsia="Times New Roman" w:hAnsi="Times New Roman" w:cs="Times New Roman"/>
-          <w:color w:val="1F1F1F"/>
-          <w:sz w:val="24"/>
-          <w:szCs w:val="24"/>
-          <w:lang w:val="en-US" w:eastAsia="ru-RU"/>
-        </w:rPr>
-        <w:t>ro‘yxatlari</w:t>
+      <w:proofErr w:type="gramStart"/>
+      <w:r>
+        <w:rPr>
+          <w:rFonts w:ascii="Times New Roman" w:eastAsia="Times New Roman" w:hAnsi="Times New Roman" w:cs="Times New Roman"/>
+          <w:color w:val="1F1F1F"/>
+          <w:sz w:val="24"/>
+          <w:szCs w:val="24"/>
+          <w:lang w:val="en-US" w:eastAsia="ru-RU"/>
+        </w:rPr>
+        <w:t>ro‘</w:t>
+      </w:r>
+      <w:proofErr w:type="gramEnd"/>
+      <w:r>
+        <w:rPr>
+          <w:rFonts w:ascii="Times New Roman" w:eastAsia="Times New Roman" w:hAnsi="Times New Roman" w:cs="Times New Roman"/>
+          <w:color w:val="1F1F1F"/>
+          <w:sz w:val="24"/>
+          <w:szCs w:val="24"/>
+          <w:lang w:val="en-US" w:eastAsia="ru-RU"/>
+        </w:rPr>
+        <w:t>yxatlari</w:t>
       </w:r>
       <w:proofErr w:type="spellEnd"/>
       <w:r>
@@ -14432,15 +14929,27 @@
         <w:t xml:space="preserve"> </w:t>
       </w:r>
       <w:proofErr w:type="spellStart"/>
-      <w:r>
-        <w:rPr>
-          <w:rFonts w:ascii="Times New Roman" w:eastAsia="Times New Roman" w:hAnsi="Times New Roman" w:cs="Times New Roman"/>
-          <w:color w:val="1F1F1F"/>
-          <w:sz w:val="24"/>
-          <w:szCs w:val="24"/>
-          <w:lang w:val="en-US" w:eastAsia="ru-RU"/>
-        </w:rPr>
-        <w:t>o‘lchami</w:t>
+      <w:proofErr w:type="gramStart"/>
+      <w:r>
+        <w:rPr>
+          <w:rFonts w:ascii="Times New Roman" w:eastAsia="Times New Roman" w:hAnsi="Times New Roman" w:cs="Times New Roman"/>
+          <w:color w:val="1F1F1F"/>
+          <w:sz w:val="24"/>
+          <w:szCs w:val="24"/>
+          <w:lang w:val="en-US" w:eastAsia="ru-RU"/>
+        </w:rPr>
+        <w:t>o‘</w:t>
+      </w:r>
+      <w:proofErr w:type="gramEnd"/>
+      <w:r>
+        <w:rPr>
+          <w:rFonts w:ascii="Times New Roman" w:eastAsia="Times New Roman" w:hAnsi="Times New Roman" w:cs="Times New Roman"/>
+          <w:color w:val="1F1F1F"/>
+          <w:sz w:val="24"/>
+          <w:szCs w:val="24"/>
+          <w:lang w:val="en-US" w:eastAsia="ru-RU"/>
+        </w:rPr>
+        <w:t>lchami</w:t>
       </w:r>
       <w:proofErr w:type="spellEnd"/>
       <w:r>
@@ -15137,15 +15646,27 @@
         <w:t xml:space="preserve"> </w:t>
       </w:r>
       <w:proofErr w:type="spellStart"/>
-      <w:r>
-        <w:rPr>
-          <w:rFonts w:ascii="Times New Roman" w:eastAsia="Times New Roman" w:hAnsi="Times New Roman" w:cs="Times New Roman"/>
-          <w:color w:val="1F1F1F"/>
-          <w:sz w:val="24"/>
-          <w:szCs w:val="24"/>
-          <w:lang w:val="en-US" w:eastAsia="ru-RU"/>
-        </w:rPr>
-        <w:t>qo‘llanilish</w:t>
+      <w:proofErr w:type="gramStart"/>
+      <w:r>
+        <w:rPr>
+          <w:rFonts w:ascii="Times New Roman" w:eastAsia="Times New Roman" w:hAnsi="Times New Roman" w:cs="Times New Roman"/>
+          <w:color w:val="1F1F1F"/>
+          <w:sz w:val="24"/>
+          <w:szCs w:val="24"/>
+          <w:lang w:val="en-US" w:eastAsia="ru-RU"/>
+        </w:rPr>
+        <w:t>qo‘</w:t>
+      </w:r>
+      <w:proofErr w:type="gramEnd"/>
+      <w:r>
+        <w:rPr>
+          <w:rFonts w:ascii="Times New Roman" w:eastAsia="Times New Roman" w:hAnsi="Times New Roman" w:cs="Times New Roman"/>
+          <w:color w:val="1F1F1F"/>
+          <w:sz w:val="24"/>
+          <w:szCs w:val="24"/>
+          <w:lang w:val="en-US" w:eastAsia="ru-RU"/>
+        </w:rPr>
+        <w:t>llanilish</w:t>
       </w:r>
       <w:proofErr w:type="spellEnd"/>
       <w:r>
@@ -15299,15 +15820,27 @@
         <w:t xml:space="preserve"> </w:t>
       </w:r>
       <w:proofErr w:type="spellStart"/>
-      <w:r>
-        <w:rPr>
-          <w:rFonts w:ascii="Times New Roman" w:eastAsia="Times New Roman" w:hAnsi="Times New Roman" w:cs="Times New Roman"/>
-          <w:color w:val="1F1F1F"/>
-          <w:sz w:val="24"/>
-          <w:szCs w:val="24"/>
-          <w:lang w:val="en-US" w:eastAsia="ru-RU"/>
-        </w:rPr>
-        <w:t>o‘qish</w:t>
+      <w:proofErr w:type="gramStart"/>
+      <w:r>
+        <w:rPr>
+          <w:rFonts w:ascii="Times New Roman" w:eastAsia="Times New Roman" w:hAnsi="Times New Roman" w:cs="Times New Roman"/>
+          <w:color w:val="1F1F1F"/>
+          <w:sz w:val="24"/>
+          <w:szCs w:val="24"/>
+          <w:lang w:val="en-US" w:eastAsia="ru-RU"/>
+        </w:rPr>
+        <w:t>o‘</w:t>
+      </w:r>
+      <w:proofErr w:type="gramEnd"/>
+      <w:r>
+        <w:rPr>
+          <w:rFonts w:ascii="Times New Roman" w:eastAsia="Times New Roman" w:hAnsi="Times New Roman" w:cs="Times New Roman"/>
+          <w:color w:val="1F1F1F"/>
+          <w:sz w:val="24"/>
+          <w:szCs w:val="24"/>
+          <w:lang w:val="en-US" w:eastAsia="ru-RU"/>
+        </w:rPr>
+        <w:t>qish</w:t>
       </w:r>
       <w:proofErr w:type="spellEnd"/>
       <w:r>
@@ -15481,15 +16014,27 @@
         <w:t xml:space="preserve"> </w:t>
       </w:r>
       <w:proofErr w:type="spellStart"/>
-      <w:r>
-        <w:rPr>
-          <w:rFonts w:ascii="Times New Roman" w:eastAsia="Times New Roman" w:hAnsi="Times New Roman" w:cs="Times New Roman"/>
-          <w:color w:val="1F1F1F"/>
-          <w:sz w:val="24"/>
-          <w:szCs w:val="24"/>
-          <w:lang w:val="en-US" w:eastAsia="ru-RU"/>
-        </w:rPr>
-        <w:t>to‘plamida</w:t>
+      <w:proofErr w:type="gramStart"/>
+      <w:r>
+        <w:rPr>
+          <w:rFonts w:ascii="Times New Roman" w:eastAsia="Times New Roman" w:hAnsi="Times New Roman" w:cs="Times New Roman"/>
+          <w:color w:val="1F1F1F"/>
+          <w:sz w:val="24"/>
+          <w:szCs w:val="24"/>
+          <w:lang w:val="en-US" w:eastAsia="ru-RU"/>
+        </w:rPr>
+        <w:t>to‘</w:t>
+      </w:r>
+      <w:proofErr w:type="gramEnd"/>
+      <w:r>
+        <w:rPr>
+          <w:rFonts w:ascii="Times New Roman" w:eastAsia="Times New Roman" w:hAnsi="Times New Roman" w:cs="Times New Roman"/>
+          <w:color w:val="1F1F1F"/>
+          <w:sz w:val="24"/>
+          <w:szCs w:val="24"/>
+          <w:lang w:val="en-US" w:eastAsia="ru-RU"/>
+        </w:rPr>
+        <w:t>plamida</w:t>
       </w:r>
       <w:proofErr w:type="spellEnd"/>
       <w:r>
@@ -16225,6 +16770,7 @@
         <w:t xml:space="preserve"> </w:t>
       </w:r>
       <w:proofErr w:type="spellStart"/>
+      <w:proofErr w:type="gramStart"/>
       <w:r>
         <w:rPr>
           <w:rFonts w:ascii="Courier New" w:eastAsia="Times New Roman" w:hAnsi="Courier New" w:cs="Courier New"/>
@@ -16246,7 +16792,19 @@
           <w:bdr w:val="none" w:sz="0" w:space="0" w:color="auto" w:frame="1"/>
           <w:lang w:val="en-US" w:eastAsia="ru-RU"/>
         </w:rPr>
-        <w:t>()</w:t>
+        <w:t>(</w:t>
+      </w:r>
+      <w:proofErr w:type="gramEnd"/>
+      <w:r>
+        <w:rPr>
+          <w:rFonts w:ascii="Courier New" w:eastAsia="Times New Roman" w:hAnsi="Courier New" w:cs="Courier New"/>
+          <w:color w:val="444746"/>
+          <w:sz w:val="24"/>
+          <w:szCs w:val="24"/>
+          <w:bdr w:val="none" w:sz="0" w:space="0" w:color="auto" w:frame="1"/>
+          <w:lang w:val="en-US" w:eastAsia="ru-RU"/>
+        </w:rPr>
+        <w:t>)</w:t>
       </w:r>
       <w:r>
         <w:rPr>
@@ -16902,15 +17460,27 @@
         <w:t xml:space="preserve"> (title), </w:t>
       </w:r>
       <w:proofErr w:type="spellStart"/>
-      <w:r>
-        <w:rPr>
-          <w:rFonts w:ascii="Times New Roman" w:eastAsia="Times New Roman" w:hAnsi="Times New Roman" w:cs="Times New Roman"/>
-          <w:color w:val="1F1F1F"/>
-          <w:sz w:val="24"/>
-          <w:szCs w:val="24"/>
-          <w:lang w:val="en-US" w:eastAsia="ru-RU"/>
-        </w:rPr>
-        <w:t>o‘q</w:t>
+      <w:proofErr w:type="gramStart"/>
+      <w:r>
+        <w:rPr>
+          <w:rFonts w:ascii="Times New Roman" w:eastAsia="Times New Roman" w:hAnsi="Times New Roman" w:cs="Times New Roman"/>
+          <w:color w:val="1F1F1F"/>
+          <w:sz w:val="24"/>
+          <w:szCs w:val="24"/>
+          <w:lang w:val="en-US" w:eastAsia="ru-RU"/>
+        </w:rPr>
+        <w:t>o‘</w:t>
+      </w:r>
+      <w:proofErr w:type="gramEnd"/>
+      <w:r>
+        <w:rPr>
+          <w:rFonts w:ascii="Times New Roman" w:eastAsia="Times New Roman" w:hAnsi="Times New Roman" w:cs="Times New Roman"/>
+          <w:color w:val="1F1F1F"/>
+          <w:sz w:val="24"/>
+          <w:szCs w:val="24"/>
+          <w:lang w:val="en-US" w:eastAsia="ru-RU"/>
+        </w:rPr>
+        <w:t>q</w:t>
       </w:r>
       <w:proofErr w:type="spellEnd"/>
       <w:r>
@@ -17797,15 +18367,27 @@
         <w:t xml:space="preserve"> </w:t>
       </w:r>
       <w:proofErr w:type="spellStart"/>
-      <w:r>
-        <w:rPr>
-          <w:rFonts w:ascii="Times New Roman" w:eastAsia="Times New Roman" w:hAnsi="Times New Roman" w:cs="Times New Roman"/>
-          <w:color w:val="1F1F1F"/>
-          <w:sz w:val="24"/>
-          <w:szCs w:val="24"/>
-          <w:lang w:val="en-US" w:eastAsia="ru-RU"/>
-        </w:rPr>
-        <w:t>o‘qitish</w:t>
+      <w:proofErr w:type="gramStart"/>
+      <w:r>
+        <w:rPr>
+          <w:rFonts w:ascii="Times New Roman" w:eastAsia="Times New Roman" w:hAnsi="Times New Roman" w:cs="Times New Roman"/>
+          <w:color w:val="1F1F1F"/>
+          <w:sz w:val="24"/>
+          <w:szCs w:val="24"/>
+          <w:lang w:val="en-US" w:eastAsia="ru-RU"/>
+        </w:rPr>
+        <w:t>o‘</w:t>
+      </w:r>
+      <w:proofErr w:type="gramEnd"/>
+      <w:r>
+        <w:rPr>
+          <w:rFonts w:ascii="Times New Roman" w:eastAsia="Times New Roman" w:hAnsi="Times New Roman" w:cs="Times New Roman"/>
+          <w:color w:val="1F1F1F"/>
+          <w:sz w:val="24"/>
+          <w:szCs w:val="24"/>
+          <w:lang w:val="en-US" w:eastAsia="ru-RU"/>
+        </w:rPr>
+        <w:t>qitish</w:t>
       </w:r>
       <w:proofErr w:type="spellEnd"/>
       <w:r>
@@ -18111,6 +18693,7 @@
         <w:t xml:space="preserve"> (Unsupervised) </w:t>
       </w:r>
       <w:proofErr w:type="spellStart"/>
+      <w:proofErr w:type="gramStart"/>
       <w:r>
         <w:rPr>
           <w:rFonts w:ascii="Times New Roman" w:eastAsia="Times New Roman" w:hAnsi="Times New Roman" w:cs="Times New Roman"/>
@@ -18121,6 +18704,7 @@
         </w:rPr>
         <w:t>o‘</w:t>
       </w:r>
+      <w:proofErr w:type="gramEnd"/>
       <w:r>
         <w:rPr>
           <w:rFonts w:ascii="Times New Roman" w:eastAsia="Times New Roman" w:hAnsi="Times New Roman" w:cs="Times New Roman"/>
@@ -18832,15 +19416,27 @@
         <w:t xml:space="preserve"> </w:t>
       </w:r>
       <w:proofErr w:type="spellStart"/>
-      <w:r>
-        <w:rPr>
-          <w:rFonts w:ascii="Times New Roman" w:eastAsia="Times New Roman" w:hAnsi="Times New Roman" w:cs="Times New Roman"/>
-          <w:color w:val="1F1F1F"/>
-          <w:sz w:val="24"/>
-          <w:szCs w:val="24"/>
-          <w:lang w:val="en-US" w:eastAsia="ru-RU"/>
-        </w:rPr>
-        <w:t>o‘qitishdan</w:t>
+      <w:proofErr w:type="gramStart"/>
+      <w:r>
+        <w:rPr>
+          <w:rFonts w:ascii="Times New Roman" w:eastAsia="Times New Roman" w:hAnsi="Times New Roman" w:cs="Times New Roman"/>
+          <w:color w:val="1F1F1F"/>
+          <w:sz w:val="24"/>
+          <w:szCs w:val="24"/>
+          <w:lang w:val="en-US" w:eastAsia="ru-RU"/>
+        </w:rPr>
+        <w:t>o‘</w:t>
+      </w:r>
+      <w:proofErr w:type="gramEnd"/>
+      <w:r>
+        <w:rPr>
+          <w:rFonts w:ascii="Times New Roman" w:eastAsia="Times New Roman" w:hAnsi="Times New Roman" w:cs="Times New Roman"/>
+          <w:color w:val="1F1F1F"/>
+          <w:sz w:val="24"/>
+          <w:szCs w:val="24"/>
+          <w:lang w:val="en-US" w:eastAsia="ru-RU"/>
+        </w:rPr>
+        <w:t>qitishdan</w:t>
       </w:r>
       <w:proofErr w:type="spellEnd"/>
       <w:r>
@@ -19180,15 +19776,27 @@
         <w:t xml:space="preserve"> </w:t>
       </w:r>
       <w:proofErr w:type="spellStart"/>
-      <w:r>
-        <w:rPr>
-          <w:rFonts w:ascii="Times New Roman" w:eastAsia="Times New Roman" w:hAnsi="Times New Roman" w:cs="Times New Roman"/>
-          <w:color w:val="1F1F1F"/>
-          <w:sz w:val="24"/>
-          <w:szCs w:val="24"/>
-          <w:lang w:val="en-US" w:eastAsia="ru-RU"/>
-        </w:rPr>
-        <w:t>o‘xshashligi</w:t>
+      <w:proofErr w:type="gramStart"/>
+      <w:r>
+        <w:rPr>
+          <w:rFonts w:ascii="Times New Roman" w:eastAsia="Times New Roman" w:hAnsi="Times New Roman" w:cs="Times New Roman"/>
+          <w:color w:val="1F1F1F"/>
+          <w:sz w:val="24"/>
+          <w:szCs w:val="24"/>
+          <w:lang w:val="en-US" w:eastAsia="ru-RU"/>
+        </w:rPr>
+        <w:t>o‘</w:t>
+      </w:r>
+      <w:proofErr w:type="gramEnd"/>
+      <w:r>
+        <w:rPr>
+          <w:rFonts w:ascii="Times New Roman" w:eastAsia="Times New Roman" w:hAnsi="Times New Roman" w:cs="Times New Roman"/>
+          <w:color w:val="1F1F1F"/>
+          <w:sz w:val="24"/>
+          <w:szCs w:val="24"/>
+          <w:lang w:val="en-US" w:eastAsia="ru-RU"/>
+        </w:rPr>
+        <w:t>xshashligi</w:t>
       </w:r>
       <w:proofErr w:type="spellEnd"/>
       <w:r>
@@ -19345,7 +19953,7 @@
 </file>
 
 <file path=word/numbering.xml><?xml version="1.0" encoding="utf-8"?>
-<w:numbering xmlns:wpc="http://schemas.microsoft.com/office/word/2010/wordprocessingCanvas" xmlns:cx="http://schemas.microsoft.com/office/drawing/2014/chartex" xmlns:cx1="http://schemas.microsoft.com/office/drawing/2015/9/8/chartex" xmlns:cx2="http://schemas.microsoft.com/office/drawing/2015/10/21/chartex" xmlns:cx3="http://schemas.microsoft.com/office/drawing/2016/5/9/chartex" xmlns:cx4="http://schemas.microsoft.com/office/drawing/2016/5/10/chartex" xmlns:cx5="http://schemas.microsoft.com/office/drawing/2016/5/11/chartex" xmlns:cx6="http://schemas.microsoft.com/office/drawing/2016/5/12/chartex" xmlns:cx7="http://schemas.microsoft.com/office/drawing/2016/5/13/chartex" xmlns:cx8="http://schemas.microsoft.com/office/drawing/2016/5/14/chartex" xmlns:mc="http://schemas.openxmlformats.org/markup-compatibility/2006" xmlns:aink="http://schemas.microsoft.com/office/drawing/2016/ink" xmlns:am3d="http://schemas.microsoft.com/office/drawing/2017/model3d" xmlns:o="urn:schemas-microsoft-com:office:office" xmlns:r="http://schemas.openxmlformats.org/officeDocument/2006/relationships" xmlns:m="http://schemas.openxmlformats.org/officeDocument/2006/math" xmlns:v="urn:schemas-microsoft-com:vml" xmlns:wp14="http://schemas.microsoft.com/office/word/2010/wordprocessingDrawing" xmlns:wp="http://schemas.openxmlformats.org/drawingml/2006/wordprocessingDrawing" xmlns:w10="urn:schemas-microsoft-com:office:word" xmlns:w="http://schemas.openxmlformats.org/wordprocessingml/2006/main" xmlns:w14="http://schemas.microsoft.com/office/word/2010/wordml" xmlns:w15="http://schemas.microsoft.com/office/word/2012/wordml" xmlns:w16cex="http://schemas.microsoft.com/office/word/2018/wordml/cex" xmlns:w16cid="http://schemas.microsoft.com/office/word/2016/wordml/cid" xmlns:w16="http://schemas.microsoft.com/office/word/2018/wordml" xmlns:w16sdtdh="http://schemas.microsoft.com/office/word/2020/wordml/sdtdatahash" xmlns:w16se="http://schemas.microsoft.com/office/word/2015/wordml/symex" xmlns:wpg="http://schemas.microsoft.com/office/word/2010/wordprocessingGroup" xmlns:wpi="http://schemas.microsoft.com/office/word/2010/wordprocessingInk" xmlns:wne="http://schemas.microsoft.com/office/word/2006/wordml" xmlns:wps="http://schemas.microsoft.com/office/word/2010/wordprocessingShape" mc:Ignorable="w14 w15 w16se w16cid w16 w16cex w16sdtdh wp14">
+<w:numbering xmlns:wpc="http://schemas.microsoft.com/office/word/2010/wordprocessingCanvas" xmlns:cx="http://schemas.microsoft.com/office/drawing/2014/chartex" xmlns:cx1="http://schemas.microsoft.com/office/drawing/2015/9/8/chartex" xmlns:cx2="http://schemas.microsoft.com/office/drawing/2015/10/21/chartex" xmlns:cx3="http://schemas.microsoft.com/office/drawing/2016/5/9/chartex" xmlns:cx4="http://schemas.microsoft.com/office/drawing/2016/5/10/chartex" xmlns:cx5="http://schemas.microsoft.com/office/drawing/2016/5/11/chartex" xmlns:cx6="http://schemas.microsoft.com/office/drawing/2016/5/12/chartex" xmlns:cx7="http://schemas.microsoft.com/office/drawing/2016/5/13/chartex" xmlns:cx8="http://schemas.microsoft.com/office/drawing/2016/5/14/chartex" xmlns:mc="http://schemas.openxmlformats.org/markup-compatibility/2006" xmlns:aink="http://schemas.microsoft.com/office/drawing/2016/ink" xmlns:am3d="http://schemas.microsoft.com/office/drawing/2017/model3d" xmlns:o="urn:schemas-microsoft-com:office:office" xmlns:r="http://schemas.openxmlformats.org/officeDocument/2006/relationships" xmlns:m="http://schemas.openxmlformats.org/officeDocument/2006/math" xmlns:v="urn:schemas-microsoft-com:vml" xmlns:wp14="http://schemas.microsoft.com/office/word/2010/wordprocessingDrawing" xmlns:wp="http://schemas.openxmlformats.org/drawingml/2006/wordprocessingDrawing" xmlns:w10="urn:schemas-microsoft-com:office:word" xmlns:w="http://schemas.openxmlformats.org/wordprocessingml/2006/main" xmlns:w14="http://schemas.microsoft.com/office/word/2010/wordml" xmlns:w15="http://schemas.microsoft.com/office/word/2012/wordml" xmlns:w16cid="http://schemas.microsoft.com/office/word/2016/wordml/cid" xmlns:w16se="http://schemas.microsoft.com/office/word/2015/wordml/symex" xmlns:wpg="http://schemas.microsoft.com/office/word/2010/wordprocessingGroup" xmlns:wpi="http://schemas.microsoft.com/office/word/2010/wordprocessingInk" xmlns:wne="http://schemas.microsoft.com/office/word/2006/wordml" xmlns:wps="http://schemas.microsoft.com/office/word/2010/wordprocessingShape" mc:Ignorable="w14 w15 w16se w16cid wp14">
   <w:abstractNum w:abstractNumId="0" w15:restartNumberingAfterBreak="0">
     <w:nsid w:val="10BB79EB"/>
     <w:multiLevelType w:val="multilevel"/>
@@ -20593,7 +21201,7 @@
 </file>
 
 <file path=word/styles.xml><?xml version="1.0" encoding="utf-8"?>
-<w:styles xmlns:mc="http://schemas.openxmlformats.org/markup-compatibility/2006" xmlns:r="http://schemas.openxmlformats.org/officeDocument/2006/relationships" xmlns:w="http://schemas.openxmlformats.org/wordprocessingml/2006/main" xmlns:w14="http://schemas.microsoft.com/office/word/2010/wordml" xmlns:w15="http://schemas.microsoft.com/office/word/2012/wordml" xmlns:w16cex="http://schemas.microsoft.com/office/word/2018/wordml/cex" xmlns:w16cid="http://schemas.microsoft.com/office/word/2016/wordml/cid" xmlns:w16="http://schemas.microsoft.com/office/word/2018/wordml" xmlns:w16sdtdh="http://schemas.microsoft.com/office/word/2020/wordml/sdtdatahash" xmlns:w16se="http://schemas.microsoft.com/office/word/2015/wordml/symex" mc:Ignorable="w14 w15 w16se w16cid w16 w16cex w16sdtdh">
+<w:styles xmlns:mc="http://schemas.openxmlformats.org/markup-compatibility/2006" xmlns:r="http://schemas.openxmlformats.org/officeDocument/2006/relationships" xmlns:w="http://schemas.openxmlformats.org/wordprocessingml/2006/main" xmlns:w14="http://schemas.microsoft.com/office/word/2010/wordml" xmlns:w15="http://schemas.microsoft.com/office/word/2012/wordml" xmlns:w16cid="http://schemas.microsoft.com/office/word/2016/wordml/cid" xmlns:w16se="http://schemas.microsoft.com/office/word/2015/wordml/symex" mc:Ignorable="w14 w15 w16se w16cid">
   <w:docDefaults>
     <w:rPrDefault>
       <w:rPr>
@@ -20609,7 +21217,7 @@
       </w:pPr>
     </w:pPrDefault>
   </w:docDefaults>
-  <w:latentStyles w:defLockedState="0" w:defUIPriority="99" w:defSemiHidden="0" w:defUnhideWhenUsed="0" w:defQFormat="0" w:count="376">
+  <w:latentStyles w:defLockedState="0" w:defUIPriority="99" w:defSemiHidden="0" w:defUnhideWhenUsed="0" w:defQFormat="0" w:count="377">
     <w:lsdException w:name="Normal" w:uiPriority="0" w:qFormat="1"/>
     <w:lsdException w:name="heading 1" w:uiPriority="9" w:qFormat="1"/>
     <w:lsdException w:name="heading 2" w:semiHidden="1" w:uiPriority="9" w:unhideWhenUsed="1" w:qFormat="1"/>
@@ -20715,7 +21323,6 @@
     <w:lsdException w:name="HTML Sample" w:semiHidden="1" w:unhideWhenUsed="1"/>
     <w:lsdException w:name="HTML Typewriter" w:semiHidden="1" w:unhideWhenUsed="1"/>
     <w:lsdException w:name="HTML Variable" w:semiHidden="1" w:unhideWhenUsed="1"/>
-    <w:lsdException w:name="Normal Table" w:semiHidden="1" w:unhideWhenUsed="1"/>
     <w:lsdException w:name="annotation subject" w:semiHidden="1" w:unhideWhenUsed="1"/>
     <w:lsdException w:name="No List" w:semiHidden="1" w:unhideWhenUsed="1"/>
     <w:lsdException w:name="Outline List 1" w:semiHidden="1" w:unhideWhenUsed="1"/>
@@ -20762,10 +21369,8 @@
     <w:lsdException w:name="Table Subtle 2" w:semiHidden="1" w:unhideWhenUsed="1"/>
     <w:lsdException w:name="Table Web 1" w:semiHidden="1" w:unhideWhenUsed="1"/>
     <w:lsdException w:name="Table Web 2" w:semiHidden="1" w:unhideWhenUsed="1"/>
-    <w:lsdException w:name="Table Web 3" w:semiHidden="1" w:unhideWhenUsed="1"/>
     <w:lsdException w:name="Balloon Text" w:semiHidden="1" w:unhideWhenUsed="1"/>
     <w:lsdException w:name="Table Grid" w:uiPriority="39"/>
-    <w:lsdException w:name="Table Theme" w:semiHidden="1" w:unhideWhenUsed="1"/>
     <w:lsdException w:name="Placeholder Text" w:semiHidden="1"/>
     <w:lsdException w:name="No Spacing" w:uiPriority="1" w:qFormat="1"/>
     <w:lsdException w:name="Light Shading" w:uiPriority="60"/>
@@ -20986,6 +21591,7 @@
     <w:lsdException w:name="Hashtag" w:semiHidden="1" w:unhideWhenUsed="1"/>
     <w:lsdException w:name="Unresolved Mention" w:semiHidden="1" w:unhideWhenUsed="1"/>
     <w:lsdException w:name="Smart Link" w:semiHidden="1" w:unhideWhenUsed="1"/>
+    <w:lsdException w:name="Smart Link Error" w:semiHidden="1" w:unhideWhenUsed="1"/>
   </w:latentStyles>
   <w:style w:type="paragraph" w:default="1" w:styleId="a">
     <w:name w:val="Normal"/>

--- a/Yakuniy nazorat/4-kurs/AT/Yakuniy nazorat savollari (mutaxassislarga).docx
+++ b/Yakuniy nazorat/4-kurs/AT/Yakuniy nazorat savollari (mutaxassislarga).docx
@@ -594,27 +594,15 @@
         <w:t xml:space="preserve"> </w:t>
       </w:r>
       <w:proofErr w:type="spellStart"/>
-      <w:proofErr w:type="gramStart"/>
-      <w:r>
-        <w:rPr>
-          <w:rFonts w:ascii="Times New Roman" w:eastAsia="Times New Roman" w:hAnsi="Times New Roman" w:cs="Times New Roman"/>
-          <w:color w:val="1F1F1F"/>
-          <w:sz w:val="24"/>
-          <w:szCs w:val="24"/>
-          <w:lang w:val="en-US" w:eastAsia="ru-RU"/>
-        </w:rPr>
-        <w:t>o‘</w:t>
-      </w:r>
-      <w:proofErr w:type="gramEnd"/>
-      <w:r>
-        <w:rPr>
-          <w:rFonts w:ascii="Times New Roman" w:eastAsia="Times New Roman" w:hAnsi="Times New Roman" w:cs="Times New Roman"/>
-          <w:color w:val="1F1F1F"/>
-          <w:sz w:val="24"/>
-          <w:szCs w:val="24"/>
-          <w:lang w:val="en-US" w:eastAsia="ru-RU"/>
-        </w:rPr>
-        <w:t>zgaruvchilar</w:t>
+      <w:r>
+        <w:rPr>
+          <w:rFonts w:ascii="Times New Roman" w:eastAsia="Times New Roman" w:hAnsi="Times New Roman" w:cs="Times New Roman"/>
+          <w:color w:val="1F1F1F"/>
+          <w:sz w:val="24"/>
+          <w:szCs w:val="24"/>
+          <w:lang w:val="en-US" w:eastAsia="ru-RU"/>
+        </w:rPr>
+        <w:t>o‘zgaruvchilar</w:t>
       </w:r>
       <w:proofErr w:type="spellEnd"/>
       <w:r>
@@ -877,23 +865,13 @@
         <w:t xml:space="preserve"> </w:t>
       </w:r>
       <w:proofErr w:type="spellStart"/>
-      <w:proofErr w:type="gramStart"/>
       <w:r>
         <w:rPr>
           <w:color w:val="1F1F1F"/>
           <w:bdr w:val="none" w:sz="0" w:space="0" w:color="auto" w:frame="1"/>
           <w:lang w:val="en-US"/>
         </w:rPr>
-        <w:t>o‘</w:t>
-      </w:r>
-      <w:proofErr w:type="gramEnd"/>
-      <w:r>
-        <w:rPr>
-          <w:color w:val="1F1F1F"/>
-          <w:bdr w:val="none" w:sz="0" w:space="0" w:color="auto" w:frame="1"/>
-          <w:lang w:val="en-US"/>
-        </w:rPr>
-        <w:t>rnatilgan</w:t>
+        <w:t>o‘rnatilgan</w:t>
       </w:r>
       <w:proofErr w:type="spellEnd"/>
       <w:r>
@@ -992,23 +970,13 @@
         <w:t xml:space="preserve"> </w:t>
       </w:r>
       <w:proofErr w:type="spellStart"/>
-      <w:proofErr w:type="gramStart"/>
       <w:r>
         <w:rPr>
           <w:color w:val="1F1F1F"/>
           <w:bdr w:val="none" w:sz="0" w:space="0" w:color="auto" w:frame="1"/>
           <w:lang w:val="en-US"/>
         </w:rPr>
-        <w:t>o‘</w:t>
-      </w:r>
-      <w:proofErr w:type="gramEnd"/>
-      <w:r>
-        <w:rPr>
-          <w:color w:val="1F1F1F"/>
-          <w:bdr w:val="none" w:sz="0" w:space="0" w:color="auto" w:frame="1"/>
-          <w:lang w:val="en-US"/>
-        </w:rPr>
-        <w:t>zgaruvchining</w:t>
+        <w:t>o‘zgaruvchining</w:t>
       </w:r>
       <w:proofErr w:type="spellEnd"/>
       <w:r>
@@ -1277,27 +1245,15 @@
         <w:t xml:space="preserve"> (</w:t>
       </w:r>
       <w:proofErr w:type="spellStart"/>
-      <w:proofErr w:type="gramStart"/>
-      <w:r>
-        <w:rPr>
-          <w:rFonts w:ascii="Times New Roman" w:eastAsia="Times New Roman" w:hAnsi="Times New Roman" w:cs="Times New Roman"/>
-          <w:color w:val="1F1F1F"/>
-          <w:sz w:val="24"/>
-          <w:szCs w:val="24"/>
-          <w:lang w:val="en-US" w:eastAsia="ru-RU"/>
-        </w:rPr>
-        <w:t>qo‘</w:t>
-      </w:r>
-      <w:proofErr w:type="gramEnd"/>
-      <w:r>
-        <w:rPr>
-          <w:rFonts w:ascii="Times New Roman" w:eastAsia="Times New Roman" w:hAnsi="Times New Roman" w:cs="Times New Roman"/>
-          <w:color w:val="1F1F1F"/>
-          <w:sz w:val="24"/>
-          <w:szCs w:val="24"/>
-          <w:lang w:val="en-US" w:eastAsia="ru-RU"/>
-        </w:rPr>
-        <w:t>shish</w:t>
+      <w:r>
+        <w:rPr>
+          <w:rFonts w:ascii="Times New Roman" w:eastAsia="Times New Roman" w:hAnsi="Times New Roman" w:cs="Times New Roman"/>
+          <w:color w:val="1F1F1F"/>
+          <w:sz w:val="24"/>
+          <w:szCs w:val="24"/>
+          <w:lang w:val="en-US" w:eastAsia="ru-RU"/>
+        </w:rPr>
+        <w:t>qo‘shish</w:t>
       </w:r>
       <w:proofErr w:type="spellEnd"/>
       <w:r>
@@ -2332,7 +2288,6 @@
         </w:rPr>
       </w:pPr>
       <w:proofErr w:type="spellStart"/>
-      <w:proofErr w:type="gramStart"/>
       <w:r>
         <w:rPr>
           <w:rFonts w:ascii="Courier New" w:eastAsia="Times New Roman" w:hAnsi="Courier New" w:cs="Courier New"/>
@@ -2345,7 +2300,6 @@
         <w:t>str.format</w:t>
       </w:r>
       <w:proofErr w:type="spellEnd"/>
-      <w:proofErr w:type="gramEnd"/>
       <w:r>
         <w:rPr>
           <w:rFonts w:ascii="Courier New" w:eastAsia="Times New Roman" w:hAnsi="Courier New" w:cs="Courier New"/>
@@ -3063,27 +3017,15 @@
         <w:t xml:space="preserve"> </w:t>
       </w:r>
       <w:proofErr w:type="spellStart"/>
-      <w:proofErr w:type="gramStart"/>
-      <w:r>
-        <w:rPr>
-          <w:rFonts w:ascii="Times New Roman" w:eastAsia="Times New Roman" w:hAnsi="Times New Roman" w:cs="Times New Roman"/>
-          <w:color w:val="1F1F1F"/>
-          <w:sz w:val="24"/>
-          <w:szCs w:val="24"/>
-          <w:lang w:val="en-US" w:eastAsia="ru-RU"/>
-        </w:rPr>
-        <w:t>mantig‘</w:t>
-      </w:r>
-      <w:proofErr w:type="gramEnd"/>
-      <w:r>
-        <w:rPr>
-          <w:rFonts w:ascii="Times New Roman" w:eastAsia="Times New Roman" w:hAnsi="Times New Roman" w:cs="Times New Roman"/>
-          <w:color w:val="1F1F1F"/>
-          <w:sz w:val="24"/>
-          <w:szCs w:val="24"/>
-          <w:lang w:val="en-US" w:eastAsia="ru-RU"/>
-        </w:rPr>
-        <w:t>i</w:t>
+      <w:r>
+        <w:rPr>
+          <w:rFonts w:ascii="Times New Roman" w:eastAsia="Times New Roman" w:hAnsi="Times New Roman" w:cs="Times New Roman"/>
+          <w:color w:val="1F1F1F"/>
+          <w:sz w:val="24"/>
+          <w:szCs w:val="24"/>
+          <w:lang w:val="en-US" w:eastAsia="ru-RU"/>
+        </w:rPr>
+        <w:t>mantig‘i</w:t>
       </w:r>
       <w:proofErr w:type="spellEnd"/>
       <w:r>
@@ -3610,27 +3552,15 @@
         <w:t xml:space="preserve"> </w:t>
       </w:r>
       <w:proofErr w:type="spellStart"/>
-      <w:proofErr w:type="gramStart"/>
-      <w:r>
-        <w:rPr>
-          <w:rFonts w:ascii="Times New Roman" w:eastAsia="Times New Roman" w:hAnsi="Times New Roman" w:cs="Times New Roman"/>
-          <w:color w:val="1F1F1F"/>
-          <w:sz w:val="24"/>
-          <w:szCs w:val="24"/>
-          <w:lang w:val="en-US" w:eastAsia="ru-RU"/>
-        </w:rPr>
-        <w:t>qo‘</w:t>
-      </w:r>
-      <w:proofErr w:type="gramEnd"/>
-      <w:r>
-        <w:rPr>
-          <w:rFonts w:ascii="Times New Roman" w:eastAsia="Times New Roman" w:hAnsi="Times New Roman" w:cs="Times New Roman"/>
-          <w:color w:val="1F1F1F"/>
-          <w:sz w:val="24"/>
-          <w:szCs w:val="24"/>
-          <w:lang w:val="en-US" w:eastAsia="ru-RU"/>
-        </w:rPr>
-        <w:t>llanilishi</w:t>
+      <w:r>
+        <w:rPr>
+          <w:rFonts w:ascii="Times New Roman" w:eastAsia="Times New Roman" w:hAnsi="Times New Roman" w:cs="Times New Roman"/>
+          <w:color w:val="1F1F1F"/>
+          <w:sz w:val="24"/>
+          <w:szCs w:val="24"/>
+          <w:lang w:val="en-US" w:eastAsia="ru-RU"/>
+        </w:rPr>
+        <w:t>qo‘llanilishi</w:t>
       </w:r>
       <w:proofErr w:type="spellEnd"/>
       <w:r>
@@ -4207,7 +4137,6 @@
         </w:rPr>
         <w:t xml:space="preserve">? </w:t>
       </w:r>
-      <w:proofErr w:type="gramStart"/>
       <w:r>
         <w:rPr>
           <w:rFonts w:ascii="Courier New" w:eastAsia="Times New Roman" w:hAnsi="Courier New" w:cs="Courier New"/>
@@ -4216,18 +4145,7 @@
           <w:szCs w:val="24"/>
           <w:lang w:val="en-US" w:eastAsia="ru-RU"/>
         </w:rPr>
-        <w:t>range(</w:t>
-      </w:r>
-      <w:proofErr w:type="gramEnd"/>
-      <w:r>
-        <w:rPr>
-          <w:rFonts w:ascii="Courier New" w:eastAsia="Times New Roman" w:hAnsi="Courier New" w:cs="Courier New"/>
-          <w:color w:val="1F1F1F"/>
-          <w:sz w:val="24"/>
-          <w:szCs w:val="24"/>
-          <w:lang w:val="en-US" w:eastAsia="ru-RU"/>
-        </w:rPr>
-        <w:t>)</w:t>
+        <w:t>range()</w:t>
       </w:r>
       <w:r>
         <w:rPr>
@@ -4743,27 +4661,15 @@
         </w:rPr>
       </w:pPr>
       <w:proofErr w:type="spellStart"/>
-      <w:proofErr w:type="gramStart"/>
-      <w:r>
-        <w:rPr>
-          <w:rFonts w:ascii="Times New Roman" w:eastAsia="Times New Roman" w:hAnsi="Times New Roman" w:cs="Times New Roman"/>
-          <w:color w:val="1F1F1F"/>
-          <w:sz w:val="24"/>
-          <w:szCs w:val="24"/>
-          <w:lang w:val="en-US" w:eastAsia="ru-RU"/>
-        </w:rPr>
-        <w:t>Ro‘</w:t>
-      </w:r>
-      <w:proofErr w:type="gramEnd"/>
-      <w:r>
-        <w:rPr>
-          <w:rFonts w:ascii="Times New Roman" w:eastAsia="Times New Roman" w:hAnsi="Times New Roman" w:cs="Times New Roman"/>
-          <w:color w:val="1F1F1F"/>
-          <w:sz w:val="24"/>
-          <w:szCs w:val="24"/>
-          <w:lang w:val="en-US" w:eastAsia="ru-RU"/>
-        </w:rPr>
-        <w:t>yxatlar</w:t>
+      <w:r>
+        <w:rPr>
+          <w:rFonts w:ascii="Times New Roman" w:eastAsia="Times New Roman" w:hAnsi="Times New Roman" w:cs="Times New Roman"/>
+          <w:color w:val="1F1F1F"/>
+          <w:sz w:val="24"/>
+          <w:szCs w:val="24"/>
+          <w:lang w:val="en-US" w:eastAsia="ru-RU"/>
+        </w:rPr>
+        <w:t>Ro‘yxatlar</w:t>
       </w:r>
       <w:proofErr w:type="spellEnd"/>
       <w:r>
@@ -4931,27 +4837,15 @@
         <w:t xml:space="preserve">? </w:t>
       </w:r>
       <w:proofErr w:type="spellStart"/>
-      <w:proofErr w:type="gramStart"/>
-      <w:r>
-        <w:rPr>
-          <w:rFonts w:ascii="Times New Roman" w:eastAsia="Times New Roman" w:hAnsi="Times New Roman" w:cs="Times New Roman"/>
-          <w:color w:val="1F1F1F"/>
-          <w:sz w:val="24"/>
-          <w:szCs w:val="24"/>
-          <w:lang w:val="en-US" w:eastAsia="ru-RU"/>
-        </w:rPr>
-        <w:t>Ro‘</w:t>
-      </w:r>
-      <w:proofErr w:type="gramEnd"/>
-      <w:r>
-        <w:rPr>
-          <w:rFonts w:ascii="Times New Roman" w:eastAsia="Times New Roman" w:hAnsi="Times New Roman" w:cs="Times New Roman"/>
-          <w:color w:val="1F1F1F"/>
-          <w:sz w:val="24"/>
-          <w:szCs w:val="24"/>
-          <w:lang w:val="en-US" w:eastAsia="ru-RU"/>
-        </w:rPr>
-        <w:t>yxat</w:t>
+      <w:r>
+        <w:rPr>
+          <w:rFonts w:ascii="Times New Roman" w:eastAsia="Times New Roman" w:hAnsi="Times New Roman" w:cs="Times New Roman"/>
+          <w:color w:val="1F1F1F"/>
+          <w:sz w:val="24"/>
+          <w:szCs w:val="24"/>
+          <w:lang w:val="en-US" w:eastAsia="ru-RU"/>
+        </w:rPr>
+        <w:t>Ro‘yxat</w:t>
       </w:r>
       <w:proofErr w:type="spellEnd"/>
       <w:r>
@@ -5093,27 +4987,15 @@
         </w:rPr>
       </w:pPr>
       <w:proofErr w:type="spellStart"/>
-      <w:proofErr w:type="gramStart"/>
-      <w:r>
-        <w:rPr>
-          <w:rFonts w:ascii="Times New Roman" w:eastAsia="Times New Roman" w:hAnsi="Times New Roman" w:cs="Times New Roman"/>
-          <w:color w:val="1F1F1F"/>
-          <w:sz w:val="24"/>
-          <w:szCs w:val="24"/>
-          <w:lang w:val="en-US" w:eastAsia="ru-RU"/>
-        </w:rPr>
-        <w:t>Ro‘</w:t>
-      </w:r>
-      <w:proofErr w:type="gramEnd"/>
-      <w:r>
-        <w:rPr>
-          <w:rFonts w:ascii="Times New Roman" w:eastAsia="Times New Roman" w:hAnsi="Times New Roman" w:cs="Times New Roman"/>
-          <w:color w:val="1F1F1F"/>
-          <w:sz w:val="24"/>
-          <w:szCs w:val="24"/>
-          <w:lang w:val="en-US" w:eastAsia="ru-RU"/>
-        </w:rPr>
-        <w:t>yxatlar</w:t>
+      <w:r>
+        <w:rPr>
+          <w:rFonts w:ascii="Times New Roman" w:eastAsia="Times New Roman" w:hAnsi="Times New Roman" w:cs="Times New Roman"/>
+          <w:color w:val="1F1F1F"/>
+          <w:sz w:val="24"/>
+          <w:szCs w:val="24"/>
+          <w:lang w:val="en-US" w:eastAsia="ru-RU"/>
+        </w:rPr>
+        <w:t>Ro‘yxatlar</w:t>
       </w:r>
       <w:proofErr w:type="spellEnd"/>
       <w:r>
@@ -5446,23 +5328,13 @@
         <w:t>Set (</w:t>
       </w:r>
       <w:proofErr w:type="spellStart"/>
-      <w:proofErr w:type="gramStart"/>
       <w:r>
         <w:rPr>
           <w:color w:val="1F1F1F"/>
           <w:bdr w:val="none" w:sz="0" w:space="0" w:color="auto" w:frame="1"/>
           <w:lang w:val="en-US"/>
         </w:rPr>
-        <w:t>To‘</w:t>
-      </w:r>
-      <w:proofErr w:type="gramEnd"/>
-      <w:r>
-        <w:rPr>
-          <w:color w:val="1F1F1F"/>
-          <w:bdr w:val="none" w:sz="0" w:space="0" w:color="auto" w:frame="1"/>
-          <w:lang w:val="en-US"/>
-        </w:rPr>
-        <w:t>plam</w:t>
+        <w:t>To‘plam</w:t>
       </w:r>
       <w:proofErr w:type="spellEnd"/>
       <w:r>
@@ -5674,27 +5546,15 @@
         <w:t xml:space="preserve"> </w:t>
       </w:r>
       <w:proofErr w:type="spellStart"/>
-      <w:proofErr w:type="gramStart"/>
-      <w:r>
-        <w:rPr>
-          <w:rFonts w:ascii="Times New Roman" w:eastAsia="Times New Roman" w:hAnsi="Times New Roman" w:cs="Times New Roman"/>
-          <w:color w:val="1F1F1F"/>
-          <w:sz w:val="24"/>
-          <w:szCs w:val="24"/>
-          <w:lang w:val="en-US" w:eastAsia="ru-RU"/>
-        </w:rPr>
-        <w:t>ro‘</w:t>
-      </w:r>
-      <w:proofErr w:type="gramEnd"/>
-      <w:r>
-        <w:rPr>
-          <w:rFonts w:ascii="Times New Roman" w:eastAsia="Times New Roman" w:hAnsi="Times New Roman" w:cs="Times New Roman"/>
-          <w:color w:val="1F1F1F"/>
-          <w:sz w:val="24"/>
-          <w:szCs w:val="24"/>
-          <w:lang w:val="en-US" w:eastAsia="ru-RU"/>
-        </w:rPr>
-        <w:t>yxatlardan</w:t>
+      <w:r>
+        <w:rPr>
+          <w:rFonts w:ascii="Times New Roman" w:eastAsia="Times New Roman" w:hAnsi="Times New Roman" w:cs="Times New Roman"/>
+          <w:color w:val="1F1F1F"/>
+          <w:sz w:val="24"/>
+          <w:szCs w:val="24"/>
+          <w:lang w:val="en-US" w:eastAsia="ru-RU"/>
+        </w:rPr>
+        <w:t>ro‘yxatlardan</w:t>
       </w:r>
       <w:proofErr w:type="spellEnd"/>
       <w:r>
@@ -6078,27 +5938,15 @@
         <w:t xml:space="preserve"> </w:t>
       </w:r>
       <w:proofErr w:type="spellStart"/>
-      <w:proofErr w:type="gramStart"/>
-      <w:r>
-        <w:rPr>
-          <w:rFonts w:ascii="Times New Roman" w:eastAsia="Times New Roman" w:hAnsi="Times New Roman" w:cs="Times New Roman"/>
-          <w:color w:val="1F1F1F"/>
-          <w:sz w:val="24"/>
-          <w:szCs w:val="24"/>
-          <w:lang w:val="en-US" w:eastAsia="ru-RU"/>
-        </w:rPr>
-        <w:t>o‘</w:t>
-      </w:r>
-      <w:proofErr w:type="gramEnd"/>
-      <w:r>
-        <w:rPr>
-          <w:rFonts w:ascii="Times New Roman" w:eastAsia="Times New Roman" w:hAnsi="Times New Roman" w:cs="Times New Roman"/>
-          <w:color w:val="1F1F1F"/>
-          <w:sz w:val="24"/>
-          <w:szCs w:val="24"/>
-          <w:lang w:val="en-US" w:eastAsia="ru-RU"/>
-        </w:rPr>
-        <w:t>rni</w:t>
+      <w:r>
+        <w:rPr>
+          <w:rFonts w:ascii="Times New Roman" w:eastAsia="Times New Roman" w:hAnsi="Times New Roman" w:cs="Times New Roman"/>
+          <w:color w:val="1F1F1F"/>
+          <w:sz w:val="24"/>
+          <w:szCs w:val="24"/>
+          <w:lang w:val="en-US" w:eastAsia="ru-RU"/>
+        </w:rPr>
+        <w:t>o‘rni</w:t>
       </w:r>
       <w:proofErr w:type="spellEnd"/>
       <w:r>
@@ -6586,29 +6434,16 @@
         <w:t xml:space="preserve"> </w:t>
       </w:r>
       <w:proofErr w:type="spellStart"/>
-      <w:proofErr w:type="gramStart"/>
-      <w:r>
-        <w:rPr>
-          <w:rFonts w:ascii="Times New Roman" w:eastAsia="Times New Roman" w:hAnsi="Times New Roman" w:cs="Times New Roman"/>
-          <w:color w:val="1F1F1F"/>
-          <w:sz w:val="24"/>
-          <w:szCs w:val="24"/>
-          <w:bdr w:val="none" w:sz="0" w:space="0" w:color="auto" w:frame="1"/>
-          <w:lang w:val="en-US" w:eastAsia="ru-RU"/>
-        </w:rPr>
-        <w:t>bo‘</w:t>
-      </w:r>
-      <w:proofErr w:type="gramEnd"/>
-      <w:r>
-        <w:rPr>
-          <w:rFonts w:ascii="Times New Roman" w:eastAsia="Times New Roman" w:hAnsi="Times New Roman" w:cs="Times New Roman"/>
-          <w:color w:val="1F1F1F"/>
-          <w:sz w:val="24"/>
-          <w:szCs w:val="24"/>
-          <w:bdr w:val="none" w:sz="0" w:space="0" w:color="auto" w:frame="1"/>
-          <w:lang w:val="en-US" w:eastAsia="ru-RU"/>
-        </w:rPr>
-        <w:t>yicha</w:t>
+      <w:r>
+        <w:rPr>
+          <w:rFonts w:ascii="Times New Roman" w:eastAsia="Times New Roman" w:hAnsi="Times New Roman" w:cs="Times New Roman"/>
+          <w:color w:val="1F1F1F"/>
+          <w:sz w:val="24"/>
+          <w:szCs w:val="24"/>
+          <w:bdr w:val="none" w:sz="0" w:space="0" w:color="auto" w:frame="1"/>
+          <w:lang w:val="en-US" w:eastAsia="ru-RU"/>
+        </w:rPr>
+        <w:t>bo‘yicha</w:t>
       </w:r>
       <w:proofErr w:type="spellEnd"/>
       <w:r>
@@ -7988,27 +7823,15 @@
         <w:t xml:space="preserve"> </w:t>
       </w:r>
       <w:proofErr w:type="spellStart"/>
-      <w:proofErr w:type="gramStart"/>
-      <w:r>
-        <w:rPr>
-          <w:rFonts w:ascii="Times New Roman" w:eastAsia="Times New Roman" w:hAnsi="Times New Roman" w:cs="Times New Roman"/>
-          <w:color w:val="1F1F1F"/>
-          <w:sz w:val="24"/>
-          <w:szCs w:val="24"/>
-          <w:lang w:val="en-US" w:eastAsia="ru-RU"/>
-        </w:rPr>
-        <w:t>o‘</w:t>
-      </w:r>
-      <w:proofErr w:type="gramEnd"/>
-      <w:r>
-        <w:rPr>
-          <w:rFonts w:ascii="Times New Roman" w:eastAsia="Times New Roman" w:hAnsi="Times New Roman" w:cs="Times New Roman"/>
-          <w:color w:val="1F1F1F"/>
-          <w:sz w:val="24"/>
-          <w:szCs w:val="24"/>
-          <w:lang w:val="en-US" w:eastAsia="ru-RU"/>
-        </w:rPr>
-        <w:t>qish</w:t>
+      <w:r>
+        <w:rPr>
+          <w:rFonts w:ascii="Times New Roman" w:eastAsia="Times New Roman" w:hAnsi="Times New Roman" w:cs="Times New Roman"/>
+          <w:color w:val="1F1F1F"/>
+          <w:sz w:val="24"/>
+          <w:szCs w:val="24"/>
+          <w:lang w:val="en-US" w:eastAsia="ru-RU"/>
+        </w:rPr>
+        <w:t>o‘qish</w:t>
       </w:r>
       <w:proofErr w:type="spellEnd"/>
       <w:r>
@@ -8074,18 +7897,84 @@
           <w:szCs w:val="24"/>
           <w:lang w:val="en-US" w:eastAsia="ru-RU"/>
         </w:rPr>
-        <w:t>usullari</w:t>
-      </w:r>
-      <w:proofErr w:type="spellEnd"/>
-      <w:r>
-        <w:rPr>
-          <w:rFonts w:ascii="Times New Roman" w:eastAsia="Times New Roman" w:hAnsi="Times New Roman" w:cs="Times New Roman"/>
-          <w:color w:val="1F1F1F"/>
-          <w:sz w:val="24"/>
-          <w:szCs w:val="24"/>
-          <w:lang w:val="en-US" w:eastAsia="ru-RU"/>
-        </w:rPr>
-        <w:t xml:space="preserve"> (</w:t>
+        <w:t>metodlari</w:t>
+      </w:r>
+      <w:proofErr w:type="spellEnd"/>
+      <w:r>
+        <w:rPr>
+          <w:rFonts w:ascii="Times New Roman" w:eastAsia="Times New Roman" w:hAnsi="Times New Roman" w:cs="Times New Roman"/>
+          <w:color w:val="1F1F1F"/>
+          <w:sz w:val="24"/>
+          <w:szCs w:val="24"/>
+          <w:lang w:val="en-US" w:eastAsia="ru-RU"/>
+        </w:rPr>
+        <w:t xml:space="preserve"> q</w:t>
+      </w:r>
+      <w:proofErr w:type="spellStart"/>
+      <w:r>
+        <w:rPr>
+          <w:rFonts w:ascii="Times New Roman" w:eastAsia="Times New Roman" w:hAnsi="Times New Roman" w:cs="Times New Roman"/>
+          <w:color w:val="1F1F1F"/>
+          <w:sz w:val="24"/>
+          <w:szCs w:val="24"/>
+          <w:lang w:val="en-US" w:eastAsia="ru-RU"/>
+        </w:rPr>
+        <w:t>anday</w:t>
+      </w:r>
+      <w:proofErr w:type="spellEnd"/>
+      <w:r>
+        <w:rPr>
+          <w:rFonts w:ascii="Times New Roman" w:eastAsia="Times New Roman" w:hAnsi="Times New Roman" w:cs="Times New Roman"/>
+          <w:color w:val="1F1F1F"/>
+          <w:sz w:val="24"/>
+          <w:szCs w:val="24"/>
+          <w:lang w:val="en-US" w:eastAsia="ru-RU"/>
+        </w:rPr>
+        <w:t xml:space="preserve"> </w:t>
+      </w:r>
+      <w:proofErr w:type="spellStart"/>
+      <w:r>
+        <w:rPr>
+          <w:rFonts w:ascii="Times New Roman" w:eastAsia="Times New Roman" w:hAnsi="Times New Roman" w:cs="Times New Roman"/>
+          <w:color w:val="1F1F1F"/>
+          <w:sz w:val="24"/>
+          <w:szCs w:val="24"/>
+          <w:lang w:val="en-US" w:eastAsia="ru-RU"/>
+        </w:rPr>
+        <w:t>ishlaydi</w:t>
+      </w:r>
+      <w:proofErr w:type="spellEnd"/>
+      <w:r>
+        <w:rPr>
+          <w:rFonts w:ascii="Times New Roman" w:eastAsia="Times New Roman" w:hAnsi="Times New Roman" w:cs="Times New Roman"/>
+          <w:color w:val="1F1F1F"/>
+          <w:sz w:val="24"/>
+          <w:szCs w:val="24"/>
+          <w:lang w:val="en-US" w:eastAsia="ru-RU"/>
+        </w:rPr>
+        <w:t xml:space="preserve"> </w:t>
+      </w:r>
+      <w:proofErr w:type="spellStart"/>
+      <w:r>
+        <w:rPr>
+          <w:rFonts w:ascii="Times New Roman" w:eastAsia="Times New Roman" w:hAnsi="Times New Roman" w:cs="Times New Roman"/>
+          <w:color w:val="1F1F1F"/>
+          <w:sz w:val="24"/>
+          <w:szCs w:val="24"/>
+          <w:lang w:val="en-US" w:eastAsia="ru-RU"/>
+        </w:rPr>
+        <w:t>va</w:t>
+      </w:r>
+      <w:proofErr w:type="spellEnd"/>
+      <w:r>
+        <w:rPr>
+          <w:rFonts w:ascii="Times New Roman" w:eastAsia="Times New Roman" w:hAnsi="Times New Roman" w:cs="Times New Roman"/>
+          <w:color w:val="1F1F1F"/>
+          <w:sz w:val="24"/>
+          <w:szCs w:val="24"/>
+          <w:lang w:val="en-US" w:eastAsia="ru-RU"/>
+        </w:rPr>
+        <w:t xml:space="preserve"> </w:t>
       </w:r>
       <w:r>
         <w:rPr>
@@ -8095,115 +7984,6 @@
           <w:szCs w:val="24"/>
           <w:lang w:val="en-US" w:eastAsia="ru-RU"/>
         </w:rPr>
-        <w:t xml:space="preserve">read, </w:t>
-      </w:r>
-      <w:proofErr w:type="spellStart"/>
-      <w:r>
-        <w:rPr>
-          <w:rFonts w:ascii="Courier New" w:eastAsia="Times New Roman" w:hAnsi="Courier New" w:cs="Courier New"/>
-          <w:color w:val="1F1F1F"/>
-          <w:sz w:val="24"/>
-          <w:szCs w:val="24"/>
-          <w:lang w:val="en-US" w:eastAsia="ru-RU"/>
-        </w:rPr>
-        <w:t>readline</w:t>
-      </w:r>
-      <w:proofErr w:type="spellEnd"/>
-      <w:r>
-        <w:rPr>
-          <w:rFonts w:ascii="Courier New" w:eastAsia="Times New Roman" w:hAnsi="Courier New" w:cs="Courier New"/>
-          <w:color w:val="1F1F1F"/>
-          <w:sz w:val="24"/>
-          <w:szCs w:val="24"/>
-          <w:lang w:val="en-US" w:eastAsia="ru-RU"/>
-        </w:rPr>
-        <w:t>, write</w:t>
-      </w:r>
-      <w:r>
-        <w:rPr>
-          <w:rFonts w:ascii="Times New Roman" w:eastAsia="Times New Roman" w:hAnsi="Times New Roman" w:cs="Times New Roman"/>
-          <w:color w:val="1F1F1F"/>
-          <w:sz w:val="24"/>
-          <w:szCs w:val="24"/>
-          <w:lang w:val="en-US" w:eastAsia="ru-RU"/>
-        </w:rPr>
-        <w:t xml:space="preserve">) </w:t>
-      </w:r>
-      <w:proofErr w:type="spellStart"/>
-      <w:r>
-        <w:rPr>
-          <w:rFonts w:ascii="Times New Roman" w:eastAsia="Times New Roman" w:hAnsi="Times New Roman" w:cs="Times New Roman"/>
-          <w:color w:val="1F1F1F"/>
-          <w:sz w:val="24"/>
-          <w:szCs w:val="24"/>
-          <w:lang w:val="en-US" w:eastAsia="ru-RU"/>
-        </w:rPr>
-        <w:t>qanday</w:t>
-      </w:r>
-      <w:proofErr w:type="spellEnd"/>
-      <w:r>
-        <w:rPr>
-          <w:rFonts w:ascii="Times New Roman" w:eastAsia="Times New Roman" w:hAnsi="Times New Roman" w:cs="Times New Roman"/>
-          <w:color w:val="1F1F1F"/>
-          <w:sz w:val="24"/>
-          <w:szCs w:val="24"/>
-          <w:lang w:val="en-US" w:eastAsia="ru-RU"/>
-        </w:rPr>
-        <w:t xml:space="preserve"> </w:t>
-      </w:r>
-      <w:proofErr w:type="spellStart"/>
-      <w:r>
-        <w:rPr>
-          <w:rFonts w:ascii="Times New Roman" w:eastAsia="Times New Roman" w:hAnsi="Times New Roman" w:cs="Times New Roman"/>
-          <w:color w:val="1F1F1F"/>
-          <w:sz w:val="24"/>
-          <w:szCs w:val="24"/>
-          <w:lang w:val="en-US" w:eastAsia="ru-RU"/>
-        </w:rPr>
-        <w:t>ishlaydi</w:t>
-      </w:r>
-      <w:proofErr w:type="spellEnd"/>
-      <w:r>
-        <w:rPr>
-          <w:rFonts w:ascii="Times New Roman" w:eastAsia="Times New Roman" w:hAnsi="Times New Roman" w:cs="Times New Roman"/>
-          <w:color w:val="1F1F1F"/>
-          <w:sz w:val="24"/>
-          <w:szCs w:val="24"/>
-          <w:lang w:val="en-US" w:eastAsia="ru-RU"/>
-        </w:rPr>
-        <w:t xml:space="preserve"> </w:t>
-      </w:r>
-      <w:proofErr w:type="spellStart"/>
-      <w:r>
-        <w:rPr>
-          <w:rFonts w:ascii="Times New Roman" w:eastAsia="Times New Roman" w:hAnsi="Times New Roman" w:cs="Times New Roman"/>
-          <w:color w:val="1F1F1F"/>
-          <w:sz w:val="24"/>
-          <w:szCs w:val="24"/>
-          <w:lang w:val="en-US" w:eastAsia="ru-RU"/>
-        </w:rPr>
-        <w:t>va</w:t>
-      </w:r>
-      <w:proofErr w:type="spellEnd"/>
-      <w:r>
-        <w:rPr>
-          <w:rFonts w:ascii="Times New Roman" w:eastAsia="Times New Roman" w:hAnsi="Times New Roman" w:cs="Times New Roman"/>
-          <w:color w:val="1F1F1F"/>
-          <w:sz w:val="24"/>
-          <w:szCs w:val="24"/>
-          <w:lang w:val="en-US" w:eastAsia="ru-RU"/>
-        </w:rPr>
-        <w:t xml:space="preserve"> </w:t>
-      </w:r>
-      <w:bookmarkStart w:id="0" w:name="_GoBack"/>
-      <w:r>
-        <w:rPr>
-          <w:rFonts w:ascii="Courier New" w:eastAsia="Times New Roman" w:hAnsi="Courier New" w:cs="Courier New"/>
-          <w:color w:val="1F1F1F"/>
-          <w:sz w:val="24"/>
-          <w:szCs w:val="24"/>
-          <w:lang w:val="en-US" w:eastAsia="ru-RU"/>
-        </w:rPr>
         <w:t>with open()</w:t>
       </w:r>
       <w:r>
@@ -8216,7 +7996,6 @@
         </w:rPr>
         <w:t xml:space="preserve"> </w:t>
       </w:r>
-      <w:bookmarkEnd w:id="0"/>
       <w:proofErr w:type="spellStart"/>
       <w:r>
         <w:rPr>
@@ -8476,27 +8255,15 @@
         <w:t xml:space="preserve"> </w:t>
       </w:r>
       <w:proofErr w:type="spellStart"/>
-      <w:proofErr w:type="gramStart"/>
-      <w:r>
-        <w:rPr>
-          <w:rFonts w:ascii="Times New Roman" w:eastAsia="Times New Roman" w:hAnsi="Times New Roman" w:cs="Times New Roman"/>
-          <w:color w:val="1F1F1F"/>
-          <w:sz w:val="24"/>
-          <w:szCs w:val="24"/>
-          <w:lang w:val="en-US" w:eastAsia="ru-RU"/>
-        </w:rPr>
-        <w:t>Yo‘</w:t>
-      </w:r>
-      <w:proofErr w:type="gramEnd"/>
-      <w:r>
-        <w:rPr>
-          <w:rFonts w:ascii="Times New Roman" w:eastAsia="Times New Roman" w:hAnsi="Times New Roman" w:cs="Times New Roman"/>
-          <w:color w:val="1F1F1F"/>
-          <w:sz w:val="24"/>
-          <w:szCs w:val="24"/>
-          <w:lang w:val="en-US" w:eastAsia="ru-RU"/>
-        </w:rPr>
-        <w:t>naltirilgan</w:t>
+      <w:r>
+        <w:rPr>
+          <w:rFonts w:ascii="Times New Roman" w:eastAsia="Times New Roman" w:hAnsi="Times New Roman" w:cs="Times New Roman"/>
+          <w:color w:val="1F1F1F"/>
+          <w:sz w:val="24"/>
+          <w:szCs w:val="24"/>
+          <w:lang w:val="en-US" w:eastAsia="ru-RU"/>
+        </w:rPr>
+        <w:t>Yo‘naltirilgan</w:t>
       </w:r>
       <w:proofErr w:type="spellEnd"/>
       <w:r>
@@ -8880,27 +8647,15 @@
         <w:t xml:space="preserve"> </w:t>
       </w:r>
       <w:proofErr w:type="spellStart"/>
-      <w:proofErr w:type="gramStart"/>
-      <w:r>
-        <w:rPr>
-          <w:rFonts w:ascii="Times New Roman" w:eastAsia="Times New Roman" w:hAnsi="Times New Roman" w:cs="Times New Roman"/>
-          <w:color w:val="1F1F1F"/>
-          <w:sz w:val="24"/>
-          <w:szCs w:val="24"/>
-          <w:lang w:val="en-US" w:eastAsia="ru-RU"/>
-        </w:rPr>
-        <w:t>o‘</w:t>
-      </w:r>
-      <w:proofErr w:type="gramEnd"/>
-      <w:r>
-        <w:rPr>
-          <w:rFonts w:ascii="Times New Roman" w:eastAsia="Times New Roman" w:hAnsi="Times New Roman" w:cs="Times New Roman"/>
-          <w:color w:val="1F1F1F"/>
-          <w:sz w:val="24"/>
-          <w:szCs w:val="24"/>
-          <w:lang w:val="en-US" w:eastAsia="ru-RU"/>
-        </w:rPr>
-        <w:t>zaro</w:t>
+      <w:r>
+        <w:rPr>
+          <w:rFonts w:ascii="Times New Roman" w:eastAsia="Times New Roman" w:hAnsi="Times New Roman" w:cs="Times New Roman"/>
+          <w:color w:val="1F1F1F"/>
+          <w:sz w:val="24"/>
+          <w:szCs w:val="24"/>
+          <w:lang w:val="en-US" w:eastAsia="ru-RU"/>
+        </w:rPr>
+        <w:t>o‘zaro</w:t>
       </w:r>
       <w:proofErr w:type="spellEnd"/>
       <w:r>
@@ -9280,49 +9035,15 @@
         <w:t xml:space="preserve"> </w:t>
       </w:r>
       <w:proofErr w:type="spellStart"/>
-      <w:proofErr w:type="gramStart"/>
-      <w:r>
-        <w:rPr>
-          <w:rFonts w:ascii="Times New Roman" w:eastAsia="Times New Roman" w:hAnsi="Times New Roman" w:cs="Times New Roman"/>
-          <w:color w:val="1F1F1F"/>
-          <w:sz w:val="24"/>
-          <w:szCs w:val="24"/>
-          <w:lang w:val="en-US" w:eastAsia="ru-RU"/>
-        </w:rPr>
-        <w:t>so‘</w:t>
-      </w:r>
-      <w:proofErr w:type="gramEnd"/>
-      <w:r>
-        <w:rPr>
-          <w:rFonts w:ascii="Times New Roman" w:eastAsia="Times New Roman" w:hAnsi="Times New Roman" w:cs="Times New Roman"/>
-          <w:color w:val="1F1F1F"/>
-          <w:sz w:val="24"/>
-          <w:szCs w:val="24"/>
-          <w:lang w:val="en-US" w:eastAsia="ru-RU"/>
-        </w:rPr>
-        <w:t>zining</w:t>
-      </w:r>
-      <w:proofErr w:type="spellEnd"/>
-      <w:r>
-        <w:rPr>
-          <w:rFonts w:ascii="Times New Roman" w:eastAsia="Times New Roman" w:hAnsi="Times New Roman" w:cs="Times New Roman"/>
-          <w:color w:val="1F1F1F"/>
-          <w:sz w:val="24"/>
-          <w:szCs w:val="24"/>
-          <w:lang w:val="en-US" w:eastAsia="ru-RU"/>
-        </w:rPr>
-        <w:t xml:space="preserve"> </w:t>
-      </w:r>
-      <w:proofErr w:type="spellStart"/>
-      <w:r>
-        <w:rPr>
-          <w:rFonts w:ascii="Times New Roman" w:eastAsia="Times New Roman" w:hAnsi="Times New Roman" w:cs="Times New Roman"/>
-          <w:color w:val="1F1F1F"/>
-          <w:sz w:val="24"/>
-          <w:szCs w:val="24"/>
-          <w:lang w:val="en-US" w:eastAsia="ru-RU"/>
-        </w:rPr>
-        <w:t>ma’nosi</w:t>
+      <w:r>
+        <w:rPr>
+          <w:rFonts w:ascii="Times New Roman" w:eastAsia="Times New Roman" w:hAnsi="Times New Roman" w:cs="Times New Roman"/>
+          <w:color w:val="1F1F1F"/>
+          <w:sz w:val="24"/>
+          <w:szCs w:val="24"/>
+          <w:lang w:val="en-US" w:eastAsia="ru-RU"/>
+        </w:rPr>
+        <w:t>parametri</w:t>
       </w:r>
       <w:proofErr w:type="spellEnd"/>
       <w:r>
@@ -9596,27 +9317,15 @@
         <w:t xml:space="preserve"> (Child) </w:t>
       </w:r>
       <w:proofErr w:type="spellStart"/>
-      <w:proofErr w:type="gramStart"/>
-      <w:r>
-        <w:rPr>
-          <w:rFonts w:ascii="Times New Roman" w:eastAsia="Times New Roman" w:hAnsi="Times New Roman" w:cs="Times New Roman"/>
-          <w:color w:val="1F1F1F"/>
-          <w:sz w:val="24"/>
-          <w:szCs w:val="24"/>
-          <w:lang w:val="en-US" w:eastAsia="ru-RU"/>
-        </w:rPr>
-        <w:t>o‘</w:t>
-      </w:r>
-      <w:proofErr w:type="gramEnd"/>
-      <w:r>
-        <w:rPr>
-          <w:rFonts w:ascii="Times New Roman" w:eastAsia="Times New Roman" w:hAnsi="Times New Roman" w:cs="Times New Roman"/>
-          <w:color w:val="1F1F1F"/>
-          <w:sz w:val="24"/>
-          <w:szCs w:val="24"/>
-          <w:lang w:val="en-US" w:eastAsia="ru-RU"/>
-        </w:rPr>
-        <w:t>rtasidagi</w:t>
+      <w:r>
+        <w:rPr>
+          <w:rFonts w:ascii="Times New Roman" w:eastAsia="Times New Roman" w:hAnsi="Times New Roman" w:cs="Times New Roman"/>
+          <w:color w:val="1F1F1F"/>
+          <w:sz w:val="24"/>
+          <w:szCs w:val="24"/>
+          <w:lang w:val="en-US" w:eastAsia="ru-RU"/>
+        </w:rPr>
+        <w:t>o‘rtasidagi</w:t>
       </w:r>
       <w:proofErr w:type="spellEnd"/>
       <w:r>
@@ -9834,192 +9543,18 @@
         </w:rPr>
         <w:t>ahamiyati</w:t>
       </w:r>
-      <w:proofErr w:type="spellEnd"/>
-      <w:r>
-        <w:rPr>
-          <w:rFonts w:ascii="Times New Roman" w:eastAsia="Times New Roman" w:hAnsi="Times New Roman" w:cs="Times New Roman"/>
-          <w:color w:val="1F1F1F"/>
-          <w:sz w:val="24"/>
-          <w:szCs w:val="24"/>
-          <w:lang w:val="en-US" w:eastAsia="ru-RU"/>
-        </w:rPr>
-        <w:t xml:space="preserve"> (</w:t>
-      </w:r>
-      <w:proofErr w:type="spellStart"/>
-      <w:r>
-        <w:rPr>
-          <w:rFonts w:ascii="Times New Roman" w:eastAsia="Times New Roman" w:hAnsi="Times New Roman" w:cs="Times New Roman"/>
-          <w:color w:val="1F1F1F"/>
-          <w:sz w:val="24"/>
-          <w:szCs w:val="24"/>
-          <w:lang w:val="en-US" w:eastAsia="ru-RU"/>
-        </w:rPr>
-        <w:t>bir</w:t>
-      </w:r>
-      <w:proofErr w:type="spellEnd"/>
-      <w:r>
-        <w:rPr>
-          <w:rFonts w:ascii="Times New Roman" w:eastAsia="Times New Roman" w:hAnsi="Times New Roman" w:cs="Times New Roman"/>
-          <w:color w:val="1F1F1F"/>
-          <w:sz w:val="24"/>
-          <w:szCs w:val="24"/>
-          <w:lang w:val="en-US" w:eastAsia="ru-RU"/>
-        </w:rPr>
-        <w:t xml:space="preserve"> </w:t>
-      </w:r>
-      <w:proofErr w:type="spellStart"/>
-      <w:r>
-        <w:rPr>
-          <w:rFonts w:ascii="Times New Roman" w:eastAsia="Times New Roman" w:hAnsi="Times New Roman" w:cs="Times New Roman"/>
-          <w:color w:val="1F1F1F"/>
-          <w:sz w:val="24"/>
-          <w:szCs w:val="24"/>
-          <w:lang w:val="en-US" w:eastAsia="ru-RU"/>
-        </w:rPr>
-        <w:t>xil</w:t>
-      </w:r>
-      <w:proofErr w:type="spellEnd"/>
-      <w:r>
-        <w:rPr>
-          <w:rFonts w:ascii="Times New Roman" w:eastAsia="Times New Roman" w:hAnsi="Times New Roman" w:cs="Times New Roman"/>
-          <w:color w:val="1F1F1F"/>
-          <w:sz w:val="24"/>
-          <w:szCs w:val="24"/>
-          <w:lang w:val="en-US" w:eastAsia="ru-RU"/>
-        </w:rPr>
-        <w:t xml:space="preserve"> </w:t>
-      </w:r>
-      <w:proofErr w:type="spellStart"/>
-      <w:r>
-        <w:rPr>
-          <w:rFonts w:ascii="Times New Roman" w:eastAsia="Times New Roman" w:hAnsi="Times New Roman" w:cs="Times New Roman"/>
-          <w:color w:val="1F1F1F"/>
-          <w:sz w:val="24"/>
-          <w:szCs w:val="24"/>
-          <w:lang w:val="en-US" w:eastAsia="ru-RU"/>
-        </w:rPr>
-        <w:t>nomli</w:t>
-      </w:r>
-      <w:proofErr w:type="spellEnd"/>
-      <w:r>
-        <w:rPr>
-          <w:rFonts w:ascii="Times New Roman" w:eastAsia="Times New Roman" w:hAnsi="Times New Roman" w:cs="Times New Roman"/>
-          <w:color w:val="1F1F1F"/>
-          <w:sz w:val="24"/>
-          <w:szCs w:val="24"/>
-          <w:lang w:val="en-US" w:eastAsia="ru-RU"/>
-        </w:rPr>
-        <w:t xml:space="preserve"> </w:t>
-      </w:r>
-      <w:proofErr w:type="spellStart"/>
-      <w:r>
-        <w:rPr>
-          <w:rFonts w:ascii="Times New Roman" w:eastAsia="Times New Roman" w:hAnsi="Times New Roman" w:cs="Times New Roman"/>
-          <w:color w:val="1F1F1F"/>
-          <w:sz w:val="24"/>
-          <w:szCs w:val="24"/>
-          <w:lang w:val="en-US" w:eastAsia="ru-RU"/>
-        </w:rPr>
-        <w:t>metodlarning</w:t>
-      </w:r>
-      <w:proofErr w:type="spellEnd"/>
-      <w:r>
-        <w:rPr>
-          <w:rFonts w:ascii="Times New Roman" w:eastAsia="Times New Roman" w:hAnsi="Times New Roman" w:cs="Times New Roman"/>
-          <w:color w:val="1F1F1F"/>
-          <w:sz w:val="24"/>
-          <w:szCs w:val="24"/>
-          <w:lang w:val="en-US" w:eastAsia="ru-RU"/>
-        </w:rPr>
-        <w:t xml:space="preserve"> </w:t>
-      </w:r>
-      <w:proofErr w:type="spellStart"/>
-      <w:r>
-        <w:rPr>
-          <w:rFonts w:ascii="Times New Roman" w:eastAsia="Times New Roman" w:hAnsi="Times New Roman" w:cs="Times New Roman"/>
-          <w:color w:val="1F1F1F"/>
-          <w:sz w:val="24"/>
-          <w:szCs w:val="24"/>
-          <w:lang w:val="en-US" w:eastAsia="ru-RU"/>
-        </w:rPr>
-        <w:t>turli</w:t>
-      </w:r>
-      <w:proofErr w:type="spellEnd"/>
-      <w:r>
-        <w:rPr>
-          <w:rFonts w:ascii="Times New Roman" w:eastAsia="Times New Roman" w:hAnsi="Times New Roman" w:cs="Times New Roman"/>
-          <w:color w:val="1F1F1F"/>
-          <w:sz w:val="24"/>
-          <w:szCs w:val="24"/>
-          <w:lang w:val="en-US" w:eastAsia="ru-RU"/>
-        </w:rPr>
-        <w:t xml:space="preserve"> </w:t>
-      </w:r>
-      <w:proofErr w:type="spellStart"/>
-      <w:r>
-        <w:rPr>
-          <w:rFonts w:ascii="Times New Roman" w:eastAsia="Times New Roman" w:hAnsi="Times New Roman" w:cs="Times New Roman"/>
-          <w:color w:val="1F1F1F"/>
-          <w:sz w:val="24"/>
-          <w:szCs w:val="24"/>
-          <w:lang w:val="en-US" w:eastAsia="ru-RU"/>
-        </w:rPr>
-        <w:t>klasslarda</w:t>
-      </w:r>
-      <w:proofErr w:type="spellEnd"/>
-      <w:r>
-        <w:rPr>
-          <w:rFonts w:ascii="Times New Roman" w:eastAsia="Times New Roman" w:hAnsi="Times New Roman" w:cs="Times New Roman"/>
-          <w:color w:val="1F1F1F"/>
-          <w:sz w:val="24"/>
-          <w:szCs w:val="24"/>
-          <w:lang w:val="en-US" w:eastAsia="ru-RU"/>
-        </w:rPr>
-        <w:t xml:space="preserve"> </w:t>
-      </w:r>
-      <w:proofErr w:type="spellStart"/>
-      <w:r>
-        <w:rPr>
-          <w:rFonts w:ascii="Times New Roman" w:eastAsia="Times New Roman" w:hAnsi="Times New Roman" w:cs="Times New Roman"/>
-          <w:color w:val="1F1F1F"/>
-          <w:sz w:val="24"/>
-          <w:szCs w:val="24"/>
-          <w:lang w:val="en-US" w:eastAsia="ru-RU"/>
-        </w:rPr>
-        <w:t>turlicha</w:t>
-      </w:r>
-      <w:proofErr w:type="spellEnd"/>
-      <w:r>
-        <w:rPr>
-          <w:rFonts w:ascii="Times New Roman" w:eastAsia="Times New Roman" w:hAnsi="Times New Roman" w:cs="Times New Roman"/>
-          <w:color w:val="1F1F1F"/>
-          <w:sz w:val="24"/>
-          <w:szCs w:val="24"/>
-          <w:lang w:val="en-US" w:eastAsia="ru-RU"/>
-        </w:rPr>
-        <w:t xml:space="preserve"> </w:t>
-      </w:r>
-      <w:proofErr w:type="spellStart"/>
-      <w:r>
-        <w:rPr>
-          <w:rFonts w:ascii="Times New Roman" w:eastAsia="Times New Roman" w:hAnsi="Times New Roman" w:cs="Times New Roman"/>
-          <w:color w:val="1F1F1F"/>
-          <w:sz w:val="24"/>
-          <w:szCs w:val="24"/>
-          <w:lang w:val="en-US" w:eastAsia="ru-RU"/>
-        </w:rPr>
-        <w:t>ishlashi</w:t>
-      </w:r>
-      <w:proofErr w:type="spellEnd"/>
-      <w:r>
-        <w:rPr>
-          <w:rFonts w:ascii="Times New Roman" w:eastAsia="Times New Roman" w:hAnsi="Times New Roman" w:cs="Times New Roman"/>
-          <w:color w:val="1F1F1F"/>
-          <w:sz w:val="24"/>
-          <w:szCs w:val="24"/>
-          <w:lang w:val="en-US" w:eastAsia="ru-RU"/>
-        </w:rPr>
-        <w:t>).</w:t>
+      <w:bookmarkStart w:id="0" w:name="_GoBack"/>
+      <w:bookmarkEnd w:id="0"/>
+      <w:proofErr w:type="spellEnd"/>
+      <w:r>
+        <w:rPr>
+          <w:rFonts w:ascii="Times New Roman" w:eastAsia="Times New Roman" w:hAnsi="Times New Roman" w:cs="Times New Roman"/>
+          <w:color w:val="1F1F1F"/>
+          <w:sz w:val="24"/>
+          <w:szCs w:val="24"/>
+          <w:lang w:val="en-US" w:eastAsia="ru-RU"/>
+        </w:rPr>
+        <w:t>.</w:t>
       </w:r>
     </w:p>
     <w:p>
@@ -10298,7 +9833,6 @@
         <w:t xml:space="preserve"> </w:t>
       </w:r>
       <w:proofErr w:type="spellStart"/>
-      <w:proofErr w:type="gramStart"/>
       <w:r>
         <w:rPr>
           <w:rFonts w:ascii="Times New Roman" w:hAnsi="Times New Roman" w:cs="Times New Roman"/>
@@ -10306,17 +9840,7 @@
           <w:szCs w:val="24"/>
           <w:lang w:val="en-US"/>
         </w:rPr>
-        <w:t>yo‘</w:t>
-      </w:r>
-      <w:proofErr w:type="gramEnd"/>
-      <w:r>
-        <w:rPr>
-          <w:rFonts w:ascii="Times New Roman" w:hAnsi="Times New Roman" w:cs="Times New Roman"/>
-          <w:sz w:val="24"/>
-          <w:szCs w:val="24"/>
-          <w:lang w:val="en-US"/>
-        </w:rPr>
-        <w:t>naltirilgan</w:t>
+        <w:t>yo‘naltirilgan</w:t>
       </w:r>
       <w:proofErr w:type="spellEnd"/>
       <w:r>
@@ -10864,29 +10388,16 @@
         <w:t>Mutable (</w:t>
       </w:r>
       <w:proofErr w:type="spellStart"/>
-      <w:proofErr w:type="gramStart"/>
-      <w:r>
-        <w:rPr>
-          <w:rFonts w:ascii="Times New Roman" w:eastAsia="Times New Roman" w:hAnsi="Times New Roman" w:cs="Times New Roman"/>
-          <w:color w:val="1F1F1F"/>
-          <w:sz w:val="24"/>
-          <w:szCs w:val="24"/>
-          <w:bdr w:val="none" w:sz="0" w:space="0" w:color="auto" w:frame="1"/>
-          <w:lang w:val="en-US" w:eastAsia="ru-RU"/>
-        </w:rPr>
-        <w:t>o‘</w:t>
-      </w:r>
-      <w:proofErr w:type="gramEnd"/>
-      <w:r>
-        <w:rPr>
-          <w:rFonts w:ascii="Times New Roman" w:eastAsia="Times New Roman" w:hAnsi="Times New Roman" w:cs="Times New Roman"/>
-          <w:color w:val="1F1F1F"/>
-          <w:sz w:val="24"/>
-          <w:szCs w:val="24"/>
-          <w:bdr w:val="none" w:sz="0" w:space="0" w:color="auto" w:frame="1"/>
-          <w:lang w:val="en-US" w:eastAsia="ru-RU"/>
-        </w:rPr>
-        <w:t>zgaruvchan</w:t>
+      <w:r>
+        <w:rPr>
+          <w:rFonts w:ascii="Times New Roman" w:eastAsia="Times New Roman" w:hAnsi="Times New Roman" w:cs="Times New Roman"/>
+          <w:color w:val="1F1F1F"/>
+          <w:sz w:val="24"/>
+          <w:szCs w:val="24"/>
+          <w:bdr w:val="none" w:sz="0" w:space="0" w:color="auto" w:frame="1"/>
+          <w:lang w:val="en-US" w:eastAsia="ru-RU"/>
+        </w:rPr>
+        <w:t>o‘zgaruvchan</w:t>
       </w:r>
       <w:proofErr w:type="spellEnd"/>
       <w:r>
@@ -11767,27 +11278,15 @@
         <w:t xml:space="preserve"> </w:t>
       </w:r>
       <w:proofErr w:type="spellStart"/>
-      <w:proofErr w:type="gramStart"/>
-      <w:r>
-        <w:rPr>
-          <w:rFonts w:ascii="Times New Roman" w:eastAsia="Times New Roman" w:hAnsi="Times New Roman" w:cs="Times New Roman"/>
-          <w:color w:val="1F1F1F"/>
-          <w:sz w:val="24"/>
-          <w:szCs w:val="24"/>
-          <w:lang w:val="en-US" w:eastAsia="ru-RU"/>
-        </w:rPr>
-        <w:t>mo‘</w:t>
-      </w:r>
-      <w:proofErr w:type="gramEnd"/>
-      <w:r>
-        <w:rPr>
-          <w:rFonts w:ascii="Times New Roman" w:eastAsia="Times New Roman" w:hAnsi="Times New Roman" w:cs="Times New Roman"/>
-          <w:color w:val="1F1F1F"/>
-          <w:sz w:val="24"/>
-          <w:szCs w:val="24"/>
-          <w:lang w:val="en-US" w:eastAsia="ru-RU"/>
-        </w:rPr>
-        <w:t>ljallangan</w:t>
+      <w:r>
+        <w:rPr>
+          <w:rFonts w:ascii="Times New Roman" w:eastAsia="Times New Roman" w:hAnsi="Times New Roman" w:cs="Times New Roman"/>
+          <w:color w:val="1F1F1F"/>
+          <w:sz w:val="24"/>
+          <w:szCs w:val="24"/>
+          <w:lang w:val="en-US" w:eastAsia="ru-RU"/>
+        </w:rPr>
+        <w:t>mo‘ljallangan</w:t>
       </w:r>
       <w:proofErr w:type="spellEnd"/>
       <w:r>
@@ -12084,27 +11583,15 @@
         <w:t xml:space="preserve">, shrift </w:t>
       </w:r>
       <w:proofErr w:type="spellStart"/>
-      <w:proofErr w:type="gramStart"/>
-      <w:r>
-        <w:rPr>
-          <w:rFonts w:ascii="Times New Roman" w:eastAsia="Times New Roman" w:hAnsi="Times New Roman" w:cs="Times New Roman"/>
-          <w:color w:val="1F1F1F"/>
-          <w:sz w:val="24"/>
-          <w:szCs w:val="24"/>
-          <w:lang w:val="en-US" w:eastAsia="ru-RU"/>
-        </w:rPr>
-        <w:t>o‘</w:t>
-      </w:r>
-      <w:proofErr w:type="gramEnd"/>
-      <w:r>
-        <w:rPr>
-          <w:rFonts w:ascii="Times New Roman" w:eastAsia="Times New Roman" w:hAnsi="Times New Roman" w:cs="Times New Roman"/>
-          <w:color w:val="1F1F1F"/>
-          <w:sz w:val="24"/>
-          <w:szCs w:val="24"/>
-          <w:lang w:val="en-US" w:eastAsia="ru-RU"/>
-        </w:rPr>
-        <w:t>zgartirish</w:t>
+      <w:r>
+        <w:rPr>
+          <w:rFonts w:ascii="Times New Roman" w:eastAsia="Times New Roman" w:hAnsi="Times New Roman" w:cs="Times New Roman"/>
+          <w:color w:val="1F1F1F"/>
+          <w:sz w:val="24"/>
+          <w:szCs w:val="24"/>
+          <w:lang w:val="en-US" w:eastAsia="ru-RU"/>
+        </w:rPr>
+        <w:t>o‘zgartirish</w:t>
       </w:r>
       <w:proofErr w:type="spellEnd"/>
       <w:r>
@@ -13578,27 +13065,15 @@
         <w:t xml:space="preserve"> </w:t>
       </w:r>
       <w:proofErr w:type="spellStart"/>
-      <w:proofErr w:type="gramStart"/>
-      <w:r>
-        <w:rPr>
-          <w:rFonts w:ascii="Times New Roman" w:eastAsia="Times New Roman" w:hAnsi="Times New Roman" w:cs="Times New Roman"/>
-          <w:color w:val="1F1F1F"/>
-          <w:sz w:val="24"/>
-          <w:szCs w:val="24"/>
-          <w:lang w:val="en-US" w:eastAsia="ru-RU"/>
-        </w:rPr>
-        <w:t>ko‘</w:t>
-      </w:r>
-      <w:proofErr w:type="gramEnd"/>
-      <w:r>
-        <w:rPr>
-          <w:rFonts w:ascii="Times New Roman" w:eastAsia="Times New Roman" w:hAnsi="Times New Roman" w:cs="Times New Roman"/>
-          <w:color w:val="1F1F1F"/>
-          <w:sz w:val="24"/>
-          <w:szCs w:val="24"/>
-          <w:lang w:val="en-US" w:eastAsia="ru-RU"/>
-        </w:rPr>
-        <w:t>pincha</w:t>
+      <w:r>
+        <w:rPr>
+          <w:rFonts w:ascii="Times New Roman" w:eastAsia="Times New Roman" w:hAnsi="Times New Roman" w:cs="Times New Roman"/>
+          <w:color w:val="1F1F1F"/>
+          <w:sz w:val="24"/>
+          <w:szCs w:val="24"/>
+          <w:lang w:val="en-US" w:eastAsia="ru-RU"/>
+        </w:rPr>
+        <w:t>ko‘pincha</w:t>
       </w:r>
       <w:proofErr w:type="spellEnd"/>
       <w:r>
@@ -13658,7 +13133,6 @@
           <w:szCs w:val="24"/>
           <w:lang w:val="en-US"/>
         </w:rPr>
-        <w:lastRenderedPageBreak/>
         <w:t>API</w:t>
       </w:r>
       <w:r>
@@ -13788,7 +13262,6 @@
         <w:t xml:space="preserve"> </w:t>
       </w:r>
       <w:proofErr w:type="spellStart"/>
-      <w:proofErr w:type="gramStart"/>
       <w:r>
         <w:rPr>
           <w:rFonts w:ascii="Times New Roman" w:hAnsi="Times New Roman" w:cs="Times New Roman"/>
@@ -13796,17 +13269,7 @@
           <w:szCs w:val="24"/>
           <w:lang w:val="en-US"/>
         </w:rPr>
-        <w:t>so‘</w:t>
-      </w:r>
-      <w:proofErr w:type="gramEnd"/>
-      <w:r>
-        <w:rPr>
-          <w:rFonts w:ascii="Times New Roman" w:hAnsi="Times New Roman" w:cs="Times New Roman"/>
-          <w:sz w:val="24"/>
-          <w:szCs w:val="24"/>
-          <w:lang w:val="en-US"/>
-        </w:rPr>
-        <w:t>rovlari</w:t>
+        <w:t>so‘rovlari</w:t>
       </w:r>
       <w:proofErr w:type="spellEnd"/>
       <w:r>
@@ -14080,6 +13543,7 @@
           <w:szCs w:val="24"/>
           <w:lang w:val="en-US" w:eastAsia="ru-RU"/>
         </w:rPr>
+        <w:lastRenderedPageBreak/>
         <w:t xml:space="preserve">Server </w:t>
       </w:r>
       <w:proofErr w:type="spellStart"/>
@@ -14192,7 +13656,6 @@
         </w:rPr>
         <w:t xml:space="preserve"> </w:t>
       </w:r>
-      <w:proofErr w:type="gramStart"/>
       <w:r>
         <w:rPr>
           <w:rFonts w:ascii="Courier New" w:eastAsia="Times New Roman" w:hAnsi="Courier New" w:cs="Courier New"/>
@@ -14202,19 +13665,7 @@
           <w:bdr w:val="none" w:sz="0" w:space="0" w:color="auto" w:frame="1"/>
           <w:lang w:val="en-US" w:eastAsia="ru-RU"/>
         </w:rPr>
-        <w:t>bind(</w:t>
-      </w:r>
-      <w:proofErr w:type="gramEnd"/>
-      <w:r>
-        <w:rPr>
-          <w:rFonts w:ascii="Courier New" w:eastAsia="Times New Roman" w:hAnsi="Courier New" w:cs="Courier New"/>
-          <w:color w:val="444746"/>
-          <w:sz w:val="24"/>
-          <w:szCs w:val="24"/>
-          <w:bdr w:val="none" w:sz="0" w:space="0" w:color="auto" w:frame="1"/>
-          <w:lang w:val="en-US" w:eastAsia="ru-RU"/>
-        </w:rPr>
-        <w:t>)</w:t>
+        <w:t>bind()</w:t>
       </w:r>
       <w:r>
         <w:rPr>
@@ -14472,27 +13923,15 @@
         <w:t xml:space="preserve"> </w:t>
       </w:r>
       <w:proofErr w:type="spellStart"/>
-      <w:proofErr w:type="gramStart"/>
-      <w:r>
-        <w:rPr>
-          <w:rFonts w:ascii="Times New Roman" w:eastAsia="Times New Roman" w:hAnsi="Times New Roman" w:cs="Times New Roman"/>
-          <w:color w:val="1F1F1F"/>
-          <w:sz w:val="24"/>
-          <w:szCs w:val="24"/>
-          <w:lang w:val="en-US" w:eastAsia="ru-RU"/>
-        </w:rPr>
-        <w:t>o‘</w:t>
-      </w:r>
-      <w:proofErr w:type="gramEnd"/>
-      <w:r>
-        <w:rPr>
-          <w:rFonts w:ascii="Times New Roman" w:eastAsia="Times New Roman" w:hAnsi="Times New Roman" w:cs="Times New Roman"/>
-          <w:color w:val="1F1F1F"/>
-          <w:sz w:val="24"/>
-          <w:szCs w:val="24"/>
-          <w:lang w:val="en-US" w:eastAsia="ru-RU"/>
-        </w:rPr>
-        <w:t>tkazishda</w:t>
+      <w:r>
+        <w:rPr>
+          <w:rFonts w:ascii="Times New Roman" w:eastAsia="Times New Roman" w:hAnsi="Times New Roman" w:cs="Times New Roman"/>
+          <w:color w:val="1F1F1F"/>
+          <w:sz w:val="24"/>
+          <w:szCs w:val="24"/>
+          <w:lang w:val="en-US" w:eastAsia="ru-RU"/>
+        </w:rPr>
+        <w:t>o‘tkazishda</w:t>
       </w:r>
       <w:proofErr w:type="spellEnd"/>
       <w:r>
@@ -14723,27 +14162,15 @@
         <w:t xml:space="preserve"> </w:t>
       </w:r>
       <w:proofErr w:type="spellStart"/>
-      <w:proofErr w:type="gramStart"/>
-      <w:r>
-        <w:rPr>
-          <w:rFonts w:ascii="Times New Roman" w:eastAsia="Times New Roman" w:hAnsi="Times New Roman" w:cs="Times New Roman"/>
-          <w:color w:val="1F1F1F"/>
-          <w:sz w:val="24"/>
-          <w:szCs w:val="24"/>
-          <w:lang w:val="en-US" w:eastAsia="ru-RU"/>
-        </w:rPr>
-        <w:t>ro‘</w:t>
-      </w:r>
-      <w:proofErr w:type="gramEnd"/>
-      <w:r>
-        <w:rPr>
-          <w:rFonts w:ascii="Times New Roman" w:eastAsia="Times New Roman" w:hAnsi="Times New Roman" w:cs="Times New Roman"/>
-          <w:color w:val="1F1F1F"/>
-          <w:sz w:val="24"/>
-          <w:szCs w:val="24"/>
-          <w:lang w:val="en-US" w:eastAsia="ru-RU"/>
-        </w:rPr>
-        <w:t>yxatlari</w:t>
+      <w:r>
+        <w:rPr>
+          <w:rFonts w:ascii="Times New Roman" w:eastAsia="Times New Roman" w:hAnsi="Times New Roman" w:cs="Times New Roman"/>
+          <w:color w:val="1F1F1F"/>
+          <w:sz w:val="24"/>
+          <w:szCs w:val="24"/>
+          <w:lang w:val="en-US" w:eastAsia="ru-RU"/>
+        </w:rPr>
+        <w:t>ro‘yxatlari</w:t>
       </w:r>
       <w:proofErr w:type="spellEnd"/>
       <w:r>
@@ -14929,27 +14356,15 @@
         <w:t xml:space="preserve"> </w:t>
       </w:r>
       <w:proofErr w:type="spellStart"/>
-      <w:proofErr w:type="gramStart"/>
-      <w:r>
-        <w:rPr>
-          <w:rFonts w:ascii="Times New Roman" w:eastAsia="Times New Roman" w:hAnsi="Times New Roman" w:cs="Times New Roman"/>
-          <w:color w:val="1F1F1F"/>
-          <w:sz w:val="24"/>
-          <w:szCs w:val="24"/>
-          <w:lang w:val="en-US" w:eastAsia="ru-RU"/>
-        </w:rPr>
-        <w:t>o‘</w:t>
-      </w:r>
-      <w:proofErr w:type="gramEnd"/>
-      <w:r>
-        <w:rPr>
-          <w:rFonts w:ascii="Times New Roman" w:eastAsia="Times New Roman" w:hAnsi="Times New Roman" w:cs="Times New Roman"/>
-          <w:color w:val="1F1F1F"/>
-          <w:sz w:val="24"/>
-          <w:szCs w:val="24"/>
-          <w:lang w:val="en-US" w:eastAsia="ru-RU"/>
-        </w:rPr>
-        <w:t>lchami</w:t>
+      <w:r>
+        <w:rPr>
+          <w:rFonts w:ascii="Times New Roman" w:eastAsia="Times New Roman" w:hAnsi="Times New Roman" w:cs="Times New Roman"/>
+          <w:color w:val="1F1F1F"/>
+          <w:sz w:val="24"/>
+          <w:szCs w:val="24"/>
+          <w:lang w:val="en-US" w:eastAsia="ru-RU"/>
+        </w:rPr>
+        <w:t>o‘lchami</w:t>
       </w:r>
       <w:proofErr w:type="spellEnd"/>
       <w:r>
@@ -15646,27 +15061,15 @@
         <w:t xml:space="preserve"> </w:t>
       </w:r>
       <w:proofErr w:type="spellStart"/>
-      <w:proofErr w:type="gramStart"/>
-      <w:r>
-        <w:rPr>
-          <w:rFonts w:ascii="Times New Roman" w:eastAsia="Times New Roman" w:hAnsi="Times New Roman" w:cs="Times New Roman"/>
-          <w:color w:val="1F1F1F"/>
-          <w:sz w:val="24"/>
-          <w:szCs w:val="24"/>
-          <w:lang w:val="en-US" w:eastAsia="ru-RU"/>
-        </w:rPr>
-        <w:t>qo‘</w:t>
-      </w:r>
-      <w:proofErr w:type="gramEnd"/>
-      <w:r>
-        <w:rPr>
-          <w:rFonts w:ascii="Times New Roman" w:eastAsia="Times New Roman" w:hAnsi="Times New Roman" w:cs="Times New Roman"/>
-          <w:color w:val="1F1F1F"/>
-          <w:sz w:val="24"/>
-          <w:szCs w:val="24"/>
-          <w:lang w:val="en-US" w:eastAsia="ru-RU"/>
-        </w:rPr>
-        <w:t>llanilish</w:t>
+      <w:r>
+        <w:rPr>
+          <w:rFonts w:ascii="Times New Roman" w:eastAsia="Times New Roman" w:hAnsi="Times New Roman" w:cs="Times New Roman"/>
+          <w:color w:val="1F1F1F"/>
+          <w:sz w:val="24"/>
+          <w:szCs w:val="24"/>
+          <w:lang w:val="en-US" w:eastAsia="ru-RU"/>
+        </w:rPr>
+        <w:t>qo‘llanilish</w:t>
       </w:r>
       <w:proofErr w:type="spellEnd"/>
       <w:r>
@@ -15820,27 +15223,15 @@
         <w:t xml:space="preserve"> </w:t>
       </w:r>
       <w:proofErr w:type="spellStart"/>
-      <w:proofErr w:type="gramStart"/>
-      <w:r>
-        <w:rPr>
-          <w:rFonts w:ascii="Times New Roman" w:eastAsia="Times New Roman" w:hAnsi="Times New Roman" w:cs="Times New Roman"/>
-          <w:color w:val="1F1F1F"/>
-          <w:sz w:val="24"/>
-          <w:szCs w:val="24"/>
-          <w:lang w:val="en-US" w:eastAsia="ru-RU"/>
-        </w:rPr>
-        <w:t>o‘</w:t>
-      </w:r>
-      <w:proofErr w:type="gramEnd"/>
-      <w:r>
-        <w:rPr>
-          <w:rFonts w:ascii="Times New Roman" w:eastAsia="Times New Roman" w:hAnsi="Times New Roman" w:cs="Times New Roman"/>
-          <w:color w:val="1F1F1F"/>
-          <w:sz w:val="24"/>
-          <w:szCs w:val="24"/>
-          <w:lang w:val="en-US" w:eastAsia="ru-RU"/>
-        </w:rPr>
-        <w:t>qish</w:t>
+      <w:r>
+        <w:rPr>
+          <w:rFonts w:ascii="Times New Roman" w:eastAsia="Times New Roman" w:hAnsi="Times New Roman" w:cs="Times New Roman"/>
+          <w:color w:val="1F1F1F"/>
+          <w:sz w:val="24"/>
+          <w:szCs w:val="24"/>
+          <w:lang w:val="en-US" w:eastAsia="ru-RU"/>
+        </w:rPr>
+        <w:t>o‘qish</w:t>
       </w:r>
       <w:proofErr w:type="spellEnd"/>
       <w:r>
@@ -16014,27 +15405,15 @@
         <w:t xml:space="preserve"> </w:t>
       </w:r>
       <w:proofErr w:type="spellStart"/>
-      <w:proofErr w:type="gramStart"/>
-      <w:r>
-        <w:rPr>
-          <w:rFonts w:ascii="Times New Roman" w:eastAsia="Times New Roman" w:hAnsi="Times New Roman" w:cs="Times New Roman"/>
-          <w:color w:val="1F1F1F"/>
-          <w:sz w:val="24"/>
-          <w:szCs w:val="24"/>
-          <w:lang w:val="en-US" w:eastAsia="ru-RU"/>
-        </w:rPr>
-        <w:t>to‘</w:t>
-      </w:r>
-      <w:proofErr w:type="gramEnd"/>
-      <w:r>
-        <w:rPr>
-          <w:rFonts w:ascii="Times New Roman" w:eastAsia="Times New Roman" w:hAnsi="Times New Roman" w:cs="Times New Roman"/>
-          <w:color w:val="1F1F1F"/>
-          <w:sz w:val="24"/>
-          <w:szCs w:val="24"/>
-          <w:lang w:val="en-US" w:eastAsia="ru-RU"/>
-        </w:rPr>
-        <w:t>plamida</w:t>
+      <w:r>
+        <w:rPr>
+          <w:rFonts w:ascii="Times New Roman" w:eastAsia="Times New Roman" w:hAnsi="Times New Roman" w:cs="Times New Roman"/>
+          <w:color w:val="1F1F1F"/>
+          <w:sz w:val="24"/>
+          <w:szCs w:val="24"/>
+          <w:lang w:val="en-US" w:eastAsia="ru-RU"/>
+        </w:rPr>
+        <w:t>to‘plamida</w:t>
       </w:r>
       <w:proofErr w:type="spellEnd"/>
       <w:r>
@@ -16770,7 +16149,6 @@
         <w:t xml:space="preserve"> </w:t>
       </w:r>
       <w:proofErr w:type="spellStart"/>
-      <w:proofErr w:type="gramStart"/>
       <w:r>
         <w:rPr>
           <w:rFonts w:ascii="Courier New" w:eastAsia="Times New Roman" w:hAnsi="Courier New" w:cs="Courier New"/>
@@ -16792,19 +16170,7 @@
           <w:bdr w:val="none" w:sz="0" w:space="0" w:color="auto" w:frame="1"/>
           <w:lang w:val="en-US" w:eastAsia="ru-RU"/>
         </w:rPr>
-        <w:t>(</w:t>
-      </w:r>
-      <w:proofErr w:type="gramEnd"/>
-      <w:r>
-        <w:rPr>
-          <w:rFonts w:ascii="Courier New" w:eastAsia="Times New Roman" w:hAnsi="Courier New" w:cs="Courier New"/>
-          <w:color w:val="444746"/>
-          <w:sz w:val="24"/>
-          <w:szCs w:val="24"/>
-          <w:bdr w:val="none" w:sz="0" w:space="0" w:color="auto" w:frame="1"/>
-          <w:lang w:val="en-US" w:eastAsia="ru-RU"/>
-        </w:rPr>
-        <w:t>)</w:t>
+        <w:t>()</w:t>
       </w:r>
       <w:r>
         <w:rPr>
@@ -17460,27 +16826,15 @@
         <w:t xml:space="preserve"> (title), </w:t>
       </w:r>
       <w:proofErr w:type="spellStart"/>
-      <w:proofErr w:type="gramStart"/>
-      <w:r>
-        <w:rPr>
-          <w:rFonts w:ascii="Times New Roman" w:eastAsia="Times New Roman" w:hAnsi="Times New Roman" w:cs="Times New Roman"/>
-          <w:color w:val="1F1F1F"/>
-          <w:sz w:val="24"/>
-          <w:szCs w:val="24"/>
-          <w:lang w:val="en-US" w:eastAsia="ru-RU"/>
-        </w:rPr>
-        <w:t>o‘</w:t>
-      </w:r>
-      <w:proofErr w:type="gramEnd"/>
-      <w:r>
-        <w:rPr>
-          <w:rFonts w:ascii="Times New Roman" w:eastAsia="Times New Roman" w:hAnsi="Times New Roman" w:cs="Times New Roman"/>
-          <w:color w:val="1F1F1F"/>
-          <w:sz w:val="24"/>
-          <w:szCs w:val="24"/>
-          <w:lang w:val="en-US" w:eastAsia="ru-RU"/>
-        </w:rPr>
-        <w:t>q</w:t>
+      <w:r>
+        <w:rPr>
+          <w:rFonts w:ascii="Times New Roman" w:eastAsia="Times New Roman" w:hAnsi="Times New Roman" w:cs="Times New Roman"/>
+          <w:color w:val="1F1F1F"/>
+          <w:sz w:val="24"/>
+          <w:szCs w:val="24"/>
+          <w:lang w:val="en-US" w:eastAsia="ru-RU"/>
+        </w:rPr>
+        <w:t>o‘q</w:t>
       </w:r>
       <w:proofErr w:type="spellEnd"/>
       <w:r>
@@ -18367,27 +17721,15 @@
         <w:t xml:space="preserve"> </w:t>
       </w:r>
       <w:proofErr w:type="spellStart"/>
-      <w:proofErr w:type="gramStart"/>
-      <w:r>
-        <w:rPr>
-          <w:rFonts w:ascii="Times New Roman" w:eastAsia="Times New Roman" w:hAnsi="Times New Roman" w:cs="Times New Roman"/>
-          <w:color w:val="1F1F1F"/>
-          <w:sz w:val="24"/>
-          <w:szCs w:val="24"/>
-          <w:lang w:val="en-US" w:eastAsia="ru-RU"/>
-        </w:rPr>
-        <w:t>o‘</w:t>
-      </w:r>
-      <w:proofErr w:type="gramEnd"/>
-      <w:r>
-        <w:rPr>
-          <w:rFonts w:ascii="Times New Roman" w:eastAsia="Times New Roman" w:hAnsi="Times New Roman" w:cs="Times New Roman"/>
-          <w:color w:val="1F1F1F"/>
-          <w:sz w:val="24"/>
-          <w:szCs w:val="24"/>
-          <w:lang w:val="en-US" w:eastAsia="ru-RU"/>
-        </w:rPr>
-        <w:t>qitish</w:t>
+      <w:r>
+        <w:rPr>
+          <w:rFonts w:ascii="Times New Roman" w:eastAsia="Times New Roman" w:hAnsi="Times New Roman" w:cs="Times New Roman"/>
+          <w:color w:val="1F1F1F"/>
+          <w:sz w:val="24"/>
+          <w:szCs w:val="24"/>
+          <w:lang w:val="en-US" w:eastAsia="ru-RU"/>
+        </w:rPr>
+        <w:t>o‘qitish</w:t>
       </w:r>
       <w:proofErr w:type="spellEnd"/>
       <w:r>
@@ -18693,7 +18035,6 @@
         <w:t xml:space="preserve"> (Unsupervised) </w:t>
       </w:r>
       <w:proofErr w:type="spellStart"/>
-      <w:proofErr w:type="gramStart"/>
       <w:r>
         <w:rPr>
           <w:rFonts w:ascii="Times New Roman" w:eastAsia="Times New Roman" w:hAnsi="Times New Roman" w:cs="Times New Roman"/>
@@ -18704,7 +18045,6 @@
         </w:rPr>
         <w:t>o‘</w:t>
       </w:r>
-      <w:proofErr w:type="gramEnd"/>
       <w:r>
         <w:rPr>
           <w:rFonts w:ascii="Times New Roman" w:eastAsia="Times New Roman" w:hAnsi="Times New Roman" w:cs="Times New Roman"/>
@@ -19416,27 +18756,15 @@
         <w:t xml:space="preserve"> </w:t>
       </w:r>
       <w:proofErr w:type="spellStart"/>
-      <w:proofErr w:type="gramStart"/>
-      <w:r>
-        <w:rPr>
-          <w:rFonts w:ascii="Times New Roman" w:eastAsia="Times New Roman" w:hAnsi="Times New Roman" w:cs="Times New Roman"/>
-          <w:color w:val="1F1F1F"/>
-          <w:sz w:val="24"/>
-          <w:szCs w:val="24"/>
-          <w:lang w:val="en-US" w:eastAsia="ru-RU"/>
-        </w:rPr>
-        <w:t>o‘</w:t>
-      </w:r>
-      <w:proofErr w:type="gramEnd"/>
-      <w:r>
-        <w:rPr>
-          <w:rFonts w:ascii="Times New Roman" w:eastAsia="Times New Roman" w:hAnsi="Times New Roman" w:cs="Times New Roman"/>
-          <w:color w:val="1F1F1F"/>
-          <w:sz w:val="24"/>
-          <w:szCs w:val="24"/>
-          <w:lang w:val="en-US" w:eastAsia="ru-RU"/>
-        </w:rPr>
-        <w:t>qitishdan</w:t>
+      <w:r>
+        <w:rPr>
+          <w:rFonts w:ascii="Times New Roman" w:eastAsia="Times New Roman" w:hAnsi="Times New Roman" w:cs="Times New Roman"/>
+          <w:color w:val="1F1F1F"/>
+          <w:sz w:val="24"/>
+          <w:szCs w:val="24"/>
+          <w:lang w:val="en-US" w:eastAsia="ru-RU"/>
+        </w:rPr>
+        <w:t>o‘qitishdan</w:t>
       </w:r>
       <w:proofErr w:type="spellEnd"/>
       <w:r>
@@ -19776,27 +19104,15 @@
         <w:t xml:space="preserve"> </w:t>
       </w:r>
       <w:proofErr w:type="spellStart"/>
-      <w:proofErr w:type="gramStart"/>
-      <w:r>
-        <w:rPr>
-          <w:rFonts w:ascii="Times New Roman" w:eastAsia="Times New Roman" w:hAnsi="Times New Roman" w:cs="Times New Roman"/>
-          <w:color w:val="1F1F1F"/>
-          <w:sz w:val="24"/>
-          <w:szCs w:val="24"/>
-          <w:lang w:val="en-US" w:eastAsia="ru-RU"/>
-        </w:rPr>
-        <w:t>o‘</w:t>
-      </w:r>
-      <w:proofErr w:type="gramEnd"/>
-      <w:r>
-        <w:rPr>
-          <w:rFonts w:ascii="Times New Roman" w:eastAsia="Times New Roman" w:hAnsi="Times New Roman" w:cs="Times New Roman"/>
-          <w:color w:val="1F1F1F"/>
-          <w:sz w:val="24"/>
-          <w:szCs w:val="24"/>
-          <w:lang w:val="en-US" w:eastAsia="ru-RU"/>
-        </w:rPr>
-        <w:t>xshashligi</w:t>
+      <w:r>
+        <w:rPr>
+          <w:rFonts w:ascii="Times New Roman" w:eastAsia="Times New Roman" w:hAnsi="Times New Roman" w:cs="Times New Roman"/>
+          <w:color w:val="1F1F1F"/>
+          <w:sz w:val="24"/>
+          <w:szCs w:val="24"/>
+          <w:lang w:val="en-US" w:eastAsia="ru-RU"/>
+        </w:rPr>
+        <w:t>o‘xshashligi</w:t>
       </w:r>
       <w:proofErr w:type="spellEnd"/>
       <w:r>
@@ -21323,6 +20639,7 @@
     <w:lsdException w:name="HTML Sample" w:semiHidden="1" w:unhideWhenUsed="1"/>
     <w:lsdException w:name="HTML Typewriter" w:semiHidden="1" w:unhideWhenUsed="1"/>
     <w:lsdException w:name="HTML Variable" w:semiHidden="1" w:unhideWhenUsed="1"/>
+    <w:lsdException w:name="Normal Table" w:semiHidden="1" w:unhideWhenUsed="1"/>
     <w:lsdException w:name="annotation subject" w:semiHidden="1" w:unhideWhenUsed="1"/>
     <w:lsdException w:name="No List" w:semiHidden="1" w:unhideWhenUsed="1"/>
     <w:lsdException w:name="Outline List 1" w:semiHidden="1" w:unhideWhenUsed="1"/>
@@ -21369,8 +20686,10 @@
     <w:lsdException w:name="Table Subtle 2" w:semiHidden="1" w:unhideWhenUsed="1"/>
     <w:lsdException w:name="Table Web 1" w:semiHidden="1" w:unhideWhenUsed="1"/>
     <w:lsdException w:name="Table Web 2" w:semiHidden="1" w:unhideWhenUsed="1"/>
+    <w:lsdException w:name="Table Web 3" w:semiHidden="1" w:unhideWhenUsed="1"/>
     <w:lsdException w:name="Balloon Text" w:semiHidden="1" w:unhideWhenUsed="1"/>
     <w:lsdException w:name="Table Grid" w:uiPriority="39"/>
+    <w:lsdException w:name="Table Theme" w:semiHidden="1" w:unhideWhenUsed="1"/>
     <w:lsdException w:name="Placeholder Text" w:semiHidden="1"/>
     <w:lsdException w:name="No Spacing" w:uiPriority="1" w:qFormat="1"/>
     <w:lsdException w:name="Light Shading" w:uiPriority="60"/>

--- a/Yakuniy nazorat/4-kurs/AT/Yakuniy nazorat savollari (mutaxassislarga).docx
+++ b/Yakuniy nazorat/4-kurs/AT/Yakuniy nazorat savollari (mutaxassislarga).docx
@@ -1,6 +1,6 @@
 
 <file path=word/document.xml><?xml version="1.0" encoding="utf-8"?>
-<w:document xmlns:wpc="http://schemas.microsoft.com/office/word/2010/wordprocessingCanvas" xmlns:cx="http://schemas.microsoft.com/office/drawing/2014/chartex" xmlns:cx1="http://schemas.microsoft.com/office/drawing/2015/9/8/chartex" xmlns:cx2="http://schemas.microsoft.com/office/drawing/2015/10/21/chartex" xmlns:cx3="http://schemas.microsoft.com/office/drawing/2016/5/9/chartex" xmlns:cx4="http://schemas.microsoft.com/office/drawing/2016/5/10/chartex" xmlns:cx5="http://schemas.microsoft.com/office/drawing/2016/5/11/chartex" xmlns:cx6="http://schemas.microsoft.com/office/drawing/2016/5/12/chartex" xmlns:cx7="http://schemas.microsoft.com/office/drawing/2016/5/13/chartex" xmlns:cx8="http://schemas.microsoft.com/office/drawing/2016/5/14/chartex" xmlns:mc="http://schemas.openxmlformats.org/markup-compatibility/2006" xmlns:aink="http://schemas.microsoft.com/office/drawing/2016/ink" xmlns:am3d="http://schemas.microsoft.com/office/drawing/2017/model3d" xmlns:o="urn:schemas-microsoft-com:office:office" xmlns:r="http://schemas.openxmlformats.org/officeDocument/2006/relationships" xmlns:m="http://schemas.openxmlformats.org/officeDocument/2006/math" xmlns:v="urn:schemas-microsoft-com:vml" xmlns:wp14="http://schemas.microsoft.com/office/word/2010/wordprocessingDrawing" xmlns:wp="http://schemas.openxmlformats.org/drawingml/2006/wordprocessingDrawing" xmlns:w10="urn:schemas-microsoft-com:office:word" xmlns:w="http://schemas.openxmlformats.org/wordprocessingml/2006/main" xmlns:w14="http://schemas.microsoft.com/office/word/2010/wordml" xmlns:w15="http://schemas.microsoft.com/office/word/2012/wordml" xmlns:w16cid="http://schemas.microsoft.com/office/word/2016/wordml/cid" xmlns:w16se="http://schemas.microsoft.com/office/word/2015/wordml/symex" xmlns:wpg="http://schemas.microsoft.com/office/word/2010/wordprocessingGroup" xmlns:wpi="http://schemas.microsoft.com/office/word/2010/wordprocessingInk" xmlns:wne="http://schemas.microsoft.com/office/word/2006/wordml" xmlns:wps="http://schemas.microsoft.com/office/word/2010/wordprocessingShape" mc:Ignorable="w14 w15 w16se w16cid wp14">
+<w:document xmlns:wpc="http://schemas.microsoft.com/office/word/2010/wordprocessingCanvas" xmlns:cx="http://schemas.microsoft.com/office/drawing/2014/chartex" xmlns:cx1="http://schemas.microsoft.com/office/drawing/2015/9/8/chartex" xmlns:cx2="http://schemas.microsoft.com/office/drawing/2015/10/21/chartex" xmlns:cx3="http://schemas.microsoft.com/office/drawing/2016/5/9/chartex" xmlns:cx4="http://schemas.microsoft.com/office/drawing/2016/5/10/chartex" xmlns:cx5="http://schemas.microsoft.com/office/drawing/2016/5/11/chartex" xmlns:cx6="http://schemas.microsoft.com/office/drawing/2016/5/12/chartex" xmlns:cx7="http://schemas.microsoft.com/office/drawing/2016/5/13/chartex" xmlns:cx8="http://schemas.microsoft.com/office/drawing/2016/5/14/chartex" xmlns:mc="http://schemas.openxmlformats.org/markup-compatibility/2006" xmlns:aink="http://schemas.microsoft.com/office/drawing/2016/ink" xmlns:am3d="http://schemas.microsoft.com/office/drawing/2017/model3d" xmlns:o="urn:schemas-microsoft-com:office:office" xmlns:r="http://schemas.openxmlformats.org/officeDocument/2006/relationships" xmlns:m="http://schemas.openxmlformats.org/officeDocument/2006/math" xmlns:v="urn:schemas-microsoft-com:vml" xmlns:wp14="http://schemas.microsoft.com/office/word/2010/wordprocessingDrawing" xmlns:wp="http://schemas.openxmlformats.org/drawingml/2006/wordprocessingDrawing" xmlns:w10="urn:schemas-microsoft-com:office:word" xmlns:w="http://schemas.openxmlformats.org/wordprocessingml/2006/main" xmlns:w14="http://schemas.microsoft.com/office/word/2010/wordml" xmlns:w15="http://schemas.microsoft.com/office/word/2012/wordml" xmlns:w16cex="http://schemas.microsoft.com/office/word/2018/wordml/cex" xmlns:w16cid="http://schemas.microsoft.com/office/word/2016/wordml/cid" xmlns:w16="http://schemas.microsoft.com/office/word/2018/wordml" xmlns:w16sdtdh="http://schemas.microsoft.com/office/word/2020/wordml/sdtdatahash" xmlns:w16se="http://schemas.microsoft.com/office/word/2015/wordml/symex" xmlns:wpg="http://schemas.microsoft.com/office/word/2010/wordprocessingGroup" xmlns:wpi="http://schemas.microsoft.com/office/word/2010/wordprocessingInk" xmlns:wne="http://schemas.microsoft.com/office/word/2006/wordml" xmlns:wps="http://schemas.microsoft.com/office/word/2010/wordprocessingShape" mc:Ignorable="w14 w15 w16se w16cid w16 w16cex w16sdtdh wp14">
   <w:body>
     <w:p>
       <w:pPr>
@@ -7908,18 +7908,18 @@
           <w:szCs w:val="24"/>
           <w:lang w:val="en-US" w:eastAsia="ru-RU"/>
         </w:rPr>
-        <w:t xml:space="preserve"> q</w:t>
-      </w:r>
-      <w:proofErr w:type="spellStart"/>
-      <w:r>
-        <w:rPr>
-          <w:rFonts w:ascii="Times New Roman" w:eastAsia="Times New Roman" w:hAnsi="Times New Roman" w:cs="Times New Roman"/>
-          <w:color w:val="1F1F1F"/>
-          <w:sz w:val="24"/>
-          <w:szCs w:val="24"/>
-          <w:lang w:val="en-US" w:eastAsia="ru-RU"/>
-        </w:rPr>
-        <w:t>anday</w:t>
+        <w:t xml:space="preserve"> </w:t>
+      </w:r>
+      <w:proofErr w:type="spellStart"/>
+      <w:r>
+        <w:rPr>
+          <w:rFonts w:ascii="Times New Roman" w:eastAsia="Times New Roman" w:hAnsi="Times New Roman" w:cs="Times New Roman"/>
+          <w:color w:val="1F1F1F"/>
+          <w:sz w:val="24"/>
+          <w:szCs w:val="24"/>
+          <w:lang w:val="en-US" w:eastAsia="ru-RU"/>
+        </w:rPr>
+        <w:t>qanday</w:t>
       </w:r>
       <w:proofErr w:type="spellEnd"/>
       <w:r>
@@ -8102,29 +8102,7 @@
           <w:szCs w:val="24"/>
           <w:lang w:val="en-US" w:eastAsia="ru-RU"/>
         </w:rPr>
-        <w:t xml:space="preserve"> </w:t>
-      </w:r>
-      <w:proofErr w:type="spellStart"/>
-      <w:r>
-        <w:rPr>
-          <w:rFonts w:ascii="Times New Roman" w:eastAsia="Times New Roman" w:hAnsi="Times New Roman" w:cs="Times New Roman"/>
-          <w:color w:val="1F1F1F"/>
-          <w:sz w:val="24"/>
-          <w:szCs w:val="24"/>
-          <w:lang w:val="en-US" w:eastAsia="ru-RU"/>
-        </w:rPr>
-        <w:t>ga</w:t>
-      </w:r>
-      <w:proofErr w:type="spellEnd"/>
-      <w:r>
-        <w:rPr>
-          <w:rFonts w:ascii="Times New Roman" w:eastAsia="Times New Roman" w:hAnsi="Times New Roman" w:cs="Times New Roman"/>
-          <w:color w:val="1F1F1F"/>
-          <w:sz w:val="24"/>
-          <w:szCs w:val="24"/>
-          <w:lang w:val="en-US" w:eastAsia="ru-RU"/>
-        </w:rPr>
-        <w:t xml:space="preserve"> </w:t>
+        <w:t xml:space="preserve"> ga </w:t>
       </w:r>
       <w:proofErr w:type="spellStart"/>
       <w:r>
@@ -9543,8 +9521,6 @@
         </w:rPr>
         <w:t>ahamiyati</w:t>
       </w:r>
-      <w:bookmarkStart w:id="0" w:name="_GoBack"/>
-      <w:bookmarkEnd w:id="0"/>
       <w:proofErr w:type="spellEnd"/>
       <w:r>
         <w:rPr>
@@ -10020,20 +9996,8 @@
           <w:szCs w:val="24"/>
           <w:lang w:val="en-US"/>
         </w:rPr>
-        <w:t>@</w:t>
-      </w:r>
-      <w:proofErr w:type="spellStart"/>
-      <w:r>
-        <w:rPr>
-          <w:rStyle w:val="HTML"/>
-          <w:rFonts w:eastAsiaTheme="minorHAnsi"/>
-          <w:sz w:val="24"/>
-          <w:szCs w:val="24"/>
-          <w:lang w:val="en-US"/>
-        </w:rPr>
-        <w:t>abstractmethod</w:t>
-      </w:r>
-      <w:proofErr w:type="spellEnd"/>
+        <w:t>@abstractmethod</w:t>
+      </w:r>
       <w:r>
         <w:rPr>
           <w:rFonts w:ascii="Times New Roman" w:hAnsi="Times New Roman" w:cs="Times New Roman"/>
@@ -10661,7 +10625,7 @@
           <w:lang w:val="en-US" w:eastAsia="ru-RU"/>
         </w:rPr>
       </w:pPr>
-      <w:bookmarkStart w:id="1" w:name="_Hlk217489460"/>
+      <w:bookmarkStart w:id="0" w:name="_Hlk217489460"/>
       <w:proofErr w:type="spellStart"/>
       <w:r>
         <w:rPr>
@@ -10814,7 +10778,7 @@
         </w:rPr>
         <w:t>tushuntiring</w:t>
       </w:r>
-      <w:bookmarkEnd w:id="1"/>
+      <w:bookmarkEnd w:id="0"/>
       <w:proofErr w:type="spellEnd"/>
       <w:r>
         <w:rPr>
@@ -17265,30 +17229,7 @@
           <w:szCs w:val="24"/>
           <w:lang w:val="en-US" w:eastAsia="ru-RU"/>
         </w:rPr>
-        <w:t xml:space="preserve"> (</w:t>
-      </w:r>
-      <w:proofErr w:type="spellStart"/>
-      <w:r>
-        <w:rPr>
-          <w:rFonts w:ascii="Courier New" w:eastAsia="Times New Roman" w:hAnsi="Courier New" w:cs="Courier New"/>
-          <w:color w:val="444746"/>
-          <w:sz w:val="24"/>
-          <w:szCs w:val="24"/>
-          <w:bdr w:val="none" w:sz="0" w:space="0" w:color="auto" w:frame="1"/>
-          <w:lang w:val="en-US" w:eastAsia="ru-RU"/>
-        </w:rPr>
-        <w:t>histplot</w:t>
-      </w:r>
-      <w:proofErr w:type="spellEnd"/>
-      <w:r>
-        <w:rPr>
-          <w:rFonts w:ascii="Times New Roman" w:eastAsia="Times New Roman" w:hAnsi="Times New Roman" w:cs="Times New Roman"/>
-          <w:color w:val="1F1F1F"/>
-          <w:sz w:val="24"/>
-          <w:szCs w:val="24"/>
-          <w:lang w:val="en-US" w:eastAsia="ru-RU"/>
-        </w:rPr>
-        <w:t xml:space="preserve">) </w:t>
+        <w:t xml:space="preserve"> </w:t>
       </w:r>
       <w:proofErr w:type="spellStart"/>
       <w:r>
@@ -17310,138 +17251,51 @@
           <w:szCs w:val="24"/>
           <w:lang w:val="en-US" w:eastAsia="ru-RU"/>
         </w:rPr>
-        <w:t xml:space="preserve"> Scatter plot (</w:t>
-      </w:r>
-      <w:r>
-        <w:rPr>
-          <w:rFonts w:ascii="Courier New" w:eastAsia="Times New Roman" w:hAnsi="Courier New" w:cs="Courier New"/>
-          <w:color w:val="444746"/>
-          <w:sz w:val="24"/>
-          <w:szCs w:val="24"/>
-          <w:bdr w:val="none" w:sz="0" w:space="0" w:color="auto" w:frame="1"/>
-          <w:lang w:val="en-US" w:eastAsia="ru-RU"/>
-        </w:rPr>
-        <w:t>scatterplot</w:t>
-      </w:r>
-      <w:r>
-        <w:rPr>
-          <w:rFonts w:ascii="Times New Roman" w:eastAsia="Times New Roman" w:hAnsi="Times New Roman" w:cs="Times New Roman"/>
-          <w:color w:val="1F1F1F"/>
-          <w:sz w:val="24"/>
-          <w:szCs w:val="24"/>
-          <w:lang w:val="en-US" w:eastAsia="ru-RU"/>
-        </w:rPr>
-        <w:t xml:space="preserve">) </w:t>
-      </w:r>
-      <w:proofErr w:type="spellStart"/>
-      <w:r>
-        <w:rPr>
-          <w:rFonts w:ascii="Times New Roman" w:eastAsia="Times New Roman" w:hAnsi="Times New Roman" w:cs="Times New Roman"/>
-          <w:color w:val="1F1F1F"/>
-          <w:sz w:val="24"/>
-          <w:szCs w:val="24"/>
-          <w:lang w:val="en-US" w:eastAsia="ru-RU"/>
-        </w:rPr>
-        <w:t>qanday</w:t>
-      </w:r>
-      <w:proofErr w:type="spellEnd"/>
-      <w:r>
-        <w:rPr>
-          <w:rFonts w:ascii="Times New Roman" w:eastAsia="Times New Roman" w:hAnsi="Times New Roman" w:cs="Times New Roman"/>
-          <w:color w:val="1F1F1F"/>
-          <w:sz w:val="24"/>
-          <w:szCs w:val="24"/>
-          <w:lang w:val="en-US" w:eastAsia="ru-RU"/>
-        </w:rPr>
-        <w:t xml:space="preserve"> </w:t>
-      </w:r>
-      <w:proofErr w:type="spellStart"/>
-      <w:r>
-        <w:rPr>
-          <w:rFonts w:ascii="Times New Roman" w:eastAsia="Times New Roman" w:hAnsi="Times New Roman" w:cs="Times New Roman"/>
-          <w:color w:val="1F1F1F"/>
-          <w:sz w:val="24"/>
-          <w:szCs w:val="24"/>
-          <w:lang w:val="en-US" w:eastAsia="ru-RU"/>
-        </w:rPr>
-        <w:t>ma’lumotlarni</w:t>
-      </w:r>
-      <w:proofErr w:type="spellEnd"/>
-      <w:r>
-        <w:rPr>
-          <w:rFonts w:ascii="Times New Roman" w:eastAsia="Times New Roman" w:hAnsi="Times New Roman" w:cs="Times New Roman"/>
-          <w:color w:val="1F1F1F"/>
-          <w:sz w:val="24"/>
-          <w:szCs w:val="24"/>
-          <w:lang w:val="en-US" w:eastAsia="ru-RU"/>
-        </w:rPr>
-        <w:t xml:space="preserve"> </w:t>
-      </w:r>
-      <w:proofErr w:type="spellStart"/>
-      <w:r>
-        <w:rPr>
-          <w:rFonts w:ascii="Times New Roman" w:eastAsia="Times New Roman" w:hAnsi="Times New Roman" w:cs="Times New Roman"/>
-          <w:color w:val="1F1F1F"/>
-          <w:sz w:val="24"/>
-          <w:szCs w:val="24"/>
-          <w:lang w:val="en-US" w:eastAsia="ru-RU"/>
-        </w:rPr>
-        <w:t>tahlil</w:t>
-      </w:r>
-      <w:proofErr w:type="spellEnd"/>
-      <w:r>
-        <w:rPr>
-          <w:rFonts w:ascii="Times New Roman" w:eastAsia="Times New Roman" w:hAnsi="Times New Roman" w:cs="Times New Roman"/>
-          <w:color w:val="1F1F1F"/>
-          <w:sz w:val="24"/>
-          <w:szCs w:val="24"/>
-          <w:lang w:val="en-US" w:eastAsia="ru-RU"/>
-        </w:rPr>
-        <w:t xml:space="preserve"> </w:t>
-      </w:r>
-      <w:proofErr w:type="spellStart"/>
-      <w:r>
-        <w:rPr>
-          <w:rFonts w:ascii="Times New Roman" w:eastAsia="Times New Roman" w:hAnsi="Times New Roman" w:cs="Times New Roman"/>
-          <w:color w:val="1F1F1F"/>
-          <w:sz w:val="24"/>
-          <w:szCs w:val="24"/>
-          <w:lang w:val="en-US" w:eastAsia="ru-RU"/>
-        </w:rPr>
-        <w:t>qilishda</w:t>
-      </w:r>
-      <w:proofErr w:type="spellEnd"/>
-      <w:r>
-        <w:rPr>
-          <w:rFonts w:ascii="Times New Roman" w:eastAsia="Times New Roman" w:hAnsi="Times New Roman" w:cs="Times New Roman"/>
-          <w:color w:val="1F1F1F"/>
-          <w:sz w:val="24"/>
-          <w:szCs w:val="24"/>
-          <w:lang w:val="en-US" w:eastAsia="ru-RU"/>
-        </w:rPr>
-        <w:t xml:space="preserve"> </w:t>
-      </w:r>
-      <w:proofErr w:type="spellStart"/>
-      <w:r>
-        <w:rPr>
-          <w:rFonts w:ascii="Times New Roman" w:eastAsia="Times New Roman" w:hAnsi="Times New Roman" w:cs="Times New Roman"/>
-          <w:color w:val="1F1F1F"/>
-          <w:sz w:val="24"/>
-          <w:szCs w:val="24"/>
-          <w:lang w:val="en-US" w:eastAsia="ru-RU"/>
-        </w:rPr>
-        <w:t>ishlatiladi</w:t>
-      </w:r>
-      <w:proofErr w:type="spellEnd"/>
-      <w:r>
-        <w:rPr>
-          <w:rFonts w:ascii="Times New Roman" w:eastAsia="Times New Roman" w:hAnsi="Times New Roman" w:cs="Times New Roman"/>
-          <w:color w:val="1F1F1F"/>
-          <w:sz w:val="24"/>
-          <w:szCs w:val="24"/>
-          <w:lang w:val="en-US" w:eastAsia="ru-RU"/>
-        </w:rPr>
-        <w:t>?</w:t>
+        <w:t xml:space="preserve"> Scatter Plot (Matplotlib </w:t>
+      </w:r>
+      <w:proofErr w:type="spellStart"/>
+      <w:r>
+        <w:rPr>
+          <w:rFonts w:ascii="Times New Roman" w:eastAsia="Times New Roman" w:hAnsi="Times New Roman" w:cs="Times New Roman"/>
+          <w:color w:val="1F1F1F"/>
+          <w:sz w:val="24"/>
+          <w:szCs w:val="24"/>
+          <w:lang w:val="en-US" w:eastAsia="ru-RU"/>
+        </w:rPr>
+        <w:t>va</w:t>
+      </w:r>
+      <w:proofErr w:type="spellEnd"/>
+      <w:r>
+        <w:rPr>
+          <w:rFonts w:ascii="Times New Roman" w:eastAsia="Times New Roman" w:hAnsi="Times New Roman" w:cs="Times New Roman"/>
+          <w:color w:val="1F1F1F"/>
+          <w:sz w:val="24"/>
+          <w:szCs w:val="24"/>
+          <w:lang w:val="en-US" w:eastAsia="ru-RU"/>
+        </w:rPr>
+        <w:t xml:space="preserve"> Seaborn </w:t>
+      </w:r>
+      <w:proofErr w:type="spellStart"/>
+      <w:r>
+        <w:rPr>
+          <w:rFonts w:ascii="Times New Roman" w:eastAsia="Times New Roman" w:hAnsi="Times New Roman" w:cs="Times New Roman"/>
+          <w:color w:val="1F1F1F"/>
+          <w:sz w:val="24"/>
+          <w:szCs w:val="24"/>
+          <w:lang w:val="en-US" w:eastAsia="ru-RU"/>
+        </w:rPr>
+        <w:t>misolida</w:t>
+      </w:r>
+      <w:proofErr w:type="spellEnd"/>
+      <w:r>
+        <w:rPr>
+          <w:rFonts w:ascii="Times New Roman" w:eastAsia="Times New Roman" w:hAnsi="Times New Roman" w:cs="Times New Roman"/>
+          <w:color w:val="1F1F1F"/>
+          <w:sz w:val="24"/>
+          <w:szCs w:val="24"/>
+          <w:lang w:val="en-US" w:eastAsia="ru-RU"/>
+        </w:rPr>
+        <w:t>)</w:t>
       </w:r>
     </w:p>
     <w:p>
@@ -19269,7 +19123,7 @@
 </file>
 
 <file path=word/numbering.xml><?xml version="1.0" encoding="utf-8"?>
-<w:numbering xmlns:wpc="http://schemas.microsoft.com/office/word/2010/wordprocessingCanvas" xmlns:cx="http://schemas.microsoft.com/office/drawing/2014/chartex" xmlns:cx1="http://schemas.microsoft.com/office/drawing/2015/9/8/chartex" xmlns:cx2="http://schemas.microsoft.com/office/drawing/2015/10/21/chartex" xmlns:cx3="http://schemas.microsoft.com/office/drawing/2016/5/9/chartex" xmlns:cx4="http://schemas.microsoft.com/office/drawing/2016/5/10/chartex" xmlns:cx5="http://schemas.microsoft.com/office/drawing/2016/5/11/chartex" xmlns:cx6="http://schemas.microsoft.com/office/drawing/2016/5/12/chartex" xmlns:cx7="http://schemas.microsoft.com/office/drawing/2016/5/13/chartex" xmlns:cx8="http://schemas.microsoft.com/office/drawing/2016/5/14/chartex" xmlns:mc="http://schemas.openxmlformats.org/markup-compatibility/2006" xmlns:aink="http://schemas.microsoft.com/office/drawing/2016/ink" xmlns:am3d="http://schemas.microsoft.com/office/drawing/2017/model3d" xmlns:o="urn:schemas-microsoft-com:office:office" xmlns:r="http://schemas.openxmlformats.org/officeDocument/2006/relationships" xmlns:m="http://schemas.openxmlformats.org/officeDocument/2006/math" xmlns:v="urn:schemas-microsoft-com:vml" xmlns:wp14="http://schemas.microsoft.com/office/word/2010/wordprocessingDrawing" xmlns:wp="http://schemas.openxmlformats.org/drawingml/2006/wordprocessingDrawing" xmlns:w10="urn:schemas-microsoft-com:office:word" xmlns:w="http://schemas.openxmlformats.org/wordprocessingml/2006/main" xmlns:w14="http://schemas.microsoft.com/office/word/2010/wordml" xmlns:w15="http://schemas.microsoft.com/office/word/2012/wordml" xmlns:w16cid="http://schemas.microsoft.com/office/word/2016/wordml/cid" xmlns:w16se="http://schemas.microsoft.com/office/word/2015/wordml/symex" xmlns:wpg="http://schemas.microsoft.com/office/word/2010/wordprocessingGroup" xmlns:wpi="http://schemas.microsoft.com/office/word/2010/wordprocessingInk" xmlns:wne="http://schemas.microsoft.com/office/word/2006/wordml" xmlns:wps="http://schemas.microsoft.com/office/word/2010/wordprocessingShape" mc:Ignorable="w14 w15 w16se w16cid wp14">
+<w:numbering xmlns:wpc="http://schemas.microsoft.com/office/word/2010/wordprocessingCanvas" xmlns:cx="http://schemas.microsoft.com/office/drawing/2014/chartex" xmlns:cx1="http://schemas.microsoft.com/office/drawing/2015/9/8/chartex" xmlns:cx2="http://schemas.microsoft.com/office/drawing/2015/10/21/chartex" xmlns:cx3="http://schemas.microsoft.com/office/drawing/2016/5/9/chartex" xmlns:cx4="http://schemas.microsoft.com/office/drawing/2016/5/10/chartex" xmlns:cx5="http://schemas.microsoft.com/office/drawing/2016/5/11/chartex" xmlns:cx6="http://schemas.microsoft.com/office/drawing/2016/5/12/chartex" xmlns:cx7="http://schemas.microsoft.com/office/drawing/2016/5/13/chartex" xmlns:cx8="http://schemas.microsoft.com/office/drawing/2016/5/14/chartex" xmlns:mc="http://schemas.openxmlformats.org/markup-compatibility/2006" xmlns:aink="http://schemas.microsoft.com/office/drawing/2016/ink" xmlns:am3d="http://schemas.microsoft.com/office/drawing/2017/model3d" xmlns:o="urn:schemas-microsoft-com:office:office" xmlns:r="http://schemas.openxmlformats.org/officeDocument/2006/relationships" xmlns:m="http://schemas.openxmlformats.org/officeDocument/2006/math" xmlns:v="urn:schemas-microsoft-com:vml" xmlns:wp14="http://schemas.microsoft.com/office/word/2010/wordprocessingDrawing" xmlns:wp="http://schemas.openxmlformats.org/drawingml/2006/wordprocessingDrawing" xmlns:w10="urn:schemas-microsoft-com:office:word" xmlns:w="http://schemas.openxmlformats.org/wordprocessingml/2006/main" xmlns:w14="http://schemas.microsoft.com/office/word/2010/wordml" xmlns:w15="http://schemas.microsoft.com/office/word/2012/wordml" xmlns:w16cex="http://schemas.microsoft.com/office/word/2018/wordml/cex" xmlns:w16cid="http://schemas.microsoft.com/office/word/2016/wordml/cid" xmlns:w16="http://schemas.microsoft.com/office/word/2018/wordml" xmlns:w16sdtdh="http://schemas.microsoft.com/office/word/2020/wordml/sdtdatahash" xmlns:w16se="http://schemas.microsoft.com/office/word/2015/wordml/symex" xmlns:wpg="http://schemas.microsoft.com/office/word/2010/wordprocessingGroup" xmlns:wpi="http://schemas.microsoft.com/office/word/2010/wordprocessingInk" xmlns:wne="http://schemas.microsoft.com/office/word/2006/wordml" xmlns:wps="http://schemas.microsoft.com/office/word/2010/wordprocessingShape" mc:Ignorable="w14 w15 w16se w16cid w16 w16cex w16sdtdh wp14">
   <w:abstractNum w:abstractNumId="0" w15:restartNumberingAfterBreak="0">
     <w:nsid w:val="10BB79EB"/>
     <w:multiLevelType w:val="multilevel"/>
@@ -20517,7 +20371,7 @@
 </file>
 
 <file path=word/styles.xml><?xml version="1.0" encoding="utf-8"?>
-<w:styles xmlns:mc="http://schemas.openxmlformats.org/markup-compatibility/2006" xmlns:r="http://schemas.openxmlformats.org/officeDocument/2006/relationships" xmlns:w="http://schemas.openxmlformats.org/wordprocessingml/2006/main" xmlns:w14="http://schemas.microsoft.com/office/word/2010/wordml" xmlns:w15="http://schemas.microsoft.com/office/word/2012/wordml" xmlns:w16cid="http://schemas.microsoft.com/office/word/2016/wordml/cid" xmlns:w16se="http://schemas.microsoft.com/office/word/2015/wordml/symex" mc:Ignorable="w14 w15 w16se w16cid">
+<w:styles xmlns:mc="http://schemas.openxmlformats.org/markup-compatibility/2006" xmlns:r="http://schemas.openxmlformats.org/officeDocument/2006/relationships" xmlns:w="http://schemas.openxmlformats.org/wordprocessingml/2006/main" xmlns:w14="http://schemas.microsoft.com/office/word/2010/wordml" xmlns:w15="http://schemas.microsoft.com/office/word/2012/wordml" xmlns:w16cex="http://schemas.microsoft.com/office/word/2018/wordml/cex" xmlns:w16cid="http://schemas.microsoft.com/office/word/2016/wordml/cid" xmlns:w16="http://schemas.microsoft.com/office/word/2018/wordml" xmlns:w16sdtdh="http://schemas.microsoft.com/office/word/2020/wordml/sdtdatahash" xmlns:w16se="http://schemas.microsoft.com/office/word/2015/wordml/symex" mc:Ignorable="w14 w15 w16se w16cid w16 w16cex w16sdtdh">
   <w:docDefaults>
     <w:rPrDefault>
       <w:rPr>
@@ -20533,7 +20387,7 @@
       </w:pPr>
     </w:pPrDefault>
   </w:docDefaults>
-  <w:latentStyles w:defLockedState="0" w:defUIPriority="99" w:defSemiHidden="0" w:defUnhideWhenUsed="0" w:defQFormat="0" w:count="377">
+  <w:latentStyles w:defLockedState="0" w:defUIPriority="99" w:defSemiHidden="0" w:defUnhideWhenUsed="0" w:defQFormat="0" w:count="376">
     <w:lsdException w:name="Normal" w:uiPriority="0" w:qFormat="1"/>
     <w:lsdException w:name="heading 1" w:uiPriority="9" w:qFormat="1"/>
     <w:lsdException w:name="heading 2" w:semiHidden="1" w:uiPriority="9" w:unhideWhenUsed="1" w:qFormat="1"/>
@@ -20910,7 +20764,6 @@
     <w:lsdException w:name="Hashtag" w:semiHidden="1" w:unhideWhenUsed="1"/>
     <w:lsdException w:name="Unresolved Mention" w:semiHidden="1" w:unhideWhenUsed="1"/>
     <w:lsdException w:name="Smart Link" w:semiHidden="1" w:unhideWhenUsed="1"/>
-    <w:lsdException w:name="Smart Link Error" w:semiHidden="1" w:unhideWhenUsed="1"/>
   </w:latentStyles>
   <w:style w:type="paragraph" w:default="1" w:styleId="a">
     <w:name w:val="Normal"/>

--- a/Yakuniy nazorat/4-kurs/AT/Yakuniy nazorat savollari (mutaxassislarga).docx
+++ b/Yakuniy nazorat/4-kurs/AT/Yakuniy nazorat savollari (mutaxassislarga).docx
@@ -1,6 +1,6 @@
 
 <file path=word/document.xml><?xml version="1.0" encoding="utf-8"?>
-<w:document xmlns:wpc="http://schemas.microsoft.com/office/word/2010/wordprocessingCanvas" xmlns:cx="http://schemas.microsoft.com/office/drawing/2014/chartex" xmlns:cx1="http://schemas.microsoft.com/office/drawing/2015/9/8/chartex" xmlns:cx2="http://schemas.microsoft.com/office/drawing/2015/10/21/chartex" xmlns:cx3="http://schemas.microsoft.com/office/drawing/2016/5/9/chartex" xmlns:cx4="http://schemas.microsoft.com/office/drawing/2016/5/10/chartex" xmlns:cx5="http://schemas.microsoft.com/office/drawing/2016/5/11/chartex" xmlns:cx6="http://schemas.microsoft.com/office/drawing/2016/5/12/chartex" xmlns:cx7="http://schemas.microsoft.com/office/drawing/2016/5/13/chartex" xmlns:cx8="http://schemas.microsoft.com/office/drawing/2016/5/14/chartex" xmlns:mc="http://schemas.openxmlformats.org/markup-compatibility/2006" xmlns:aink="http://schemas.microsoft.com/office/drawing/2016/ink" xmlns:am3d="http://schemas.microsoft.com/office/drawing/2017/model3d" xmlns:o="urn:schemas-microsoft-com:office:office" xmlns:r="http://schemas.openxmlformats.org/officeDocument/2006/relationships" xmlns:m="http://schemas.openxmlformats.org/officeDocument/2006/math" xmlns:v="urn:schemas-microsoft-com:vml" xmlns:wp14="http://schemas.microsoft.com/office/word/2010/wordprocessingDrawing" xmlns:wp="http://schemas.openxmlformats.org/drawingml/2006/wordprocessingDrawing" xmlns:w10="urn:schemas-microsoft-com:office:word" xmlns:w="http://schemas.openxmlformats.org/wordprocessingml/2006/main" xmlns:w14="http://schemas.microsoft.com/office/word/2010/wordml" xmlns:w15="http://schemas.microsoft.com/office/word/2012/wordml" xmlns:w16cex="http://schemas.microsoft.com/office/word/2018/wordml/cex" xmlns:w16cid="http://schemas.microsoft.com/office/word/2016/wordml/cid" xmlns:w16="http://schemas.microsoft.com/office/word/2018/wordml" xmlns:w16sdtdh="http://schemas.microsoft.com/office/word/2020/wordml/sdtdatahash" xmlns:w16se="http://schemas.microsoft.com/office/word/2015/wordml/symex" xmlns:wpg="http://schemas.microsoft.com/office/word/2010/wordprocessingGroup" xmlns:wpi="http://schemas.microsoft.com/office/word/2010/wordprocessingInk" xmlns:wne="http://schemas.microsoft.com/office/word/2006/wordml" xmlns:wps="http://schemas.microsoft.com/office/word/2010/wordprocessingShape" mc:Ignorable="w14 w15 w16se w16cid w16 w16cex w16sdtdh wp14">
+<w:document xmlns:wpc="http://schemas.microsoft.com/office/word/2010/wordprocessingCanvas" xmlns:cx="http://schemas.microsoft.com/office/drawing/2014/chartex" xmlns:cx1="http://schemas.microsoft.com/office/drawing/2015/9/8/chartex" xmlns:cx2="http://schemas.microsoft.com/office/drawing/2015/10/21/chartex" xmlns:cx3="http://schemas.microsoft.com/office/drawing/2016/5/9/chartex" xmlns:cx4="http://schemas.microsoft.com/office/drawing/2016/5/10/chartex" xmlns:cx5="http://schemas.microsoft.com/office/drawing/2016/5/11/chartex" xmlns:cx6="http://schemas.microsoft.com/office/drawing/2016/5/12/chartex" xmlns:cx7="http://schemas.microsoft.com/office/drawing/2016/5/13/chartex" xmlns:cx8="http://schemas.microsoft.com/office/drawing/2016/5/14/chartex" xmlns:mc="http://schemas.openxmlformats.org/markup-compatibility/2006" xmlns:aink="http://schemas.microsoft.com/office/drawing/2016/ink" xmlns:am3d="http://schemas.microsoft.com/office/drawing/2017/model3d" xmlns:o="urn:schemas-microsoft-com:office:office" xmlns:r="http://schemas.openxmlformats.org/officeDocument/2006/relationships" xmlns:m="http://schemas.openxmlformats.org/officeDocument/2006/math" xmlns:v="urn:schemas-microsoft-com:vml" xmlns:wp14="http://schemas.microsoft.com/office/word/2010/wordprocessingDrawing" xmlns:wp="http://schemas.openxmlformats.org/drawingml/2006/wordprocessingDrawing" xmlns:w10="urn:schemas-microsoft-com:office:word" xmlns:w="http://schemas.openxmlformats.org/wordprocessingml/2006/main" xmlns:w14="http://schemas.microsoft.com/office/word/2010/wordml" xmlns:w15="http://schemas.microsoft.com/office/word/2012/wordml" xmlns:w16cid="http://schemas.microsoft.com/office/word/2016/wordml/cid" xmlns:w16se="http://schemas.microsoft.com/office/word/2015/wordml/symex" xmlns:wpg="http://schemas.microsoft.com/office/word/2010/wordprocessingGroup" xmlns:wpi="http://schemas.microsoft.com/office/word/2010/wordprocessingInk" xmlns:wne="http://schemas.microsoft.com/office/word/2006/wordml" xmlns:wps="http://schemas.microsoft.com/office/word/2010/wordprocessingShape" mc:Ignorable="w14 w15 w16se w16cid wp14">
   <w:body>
     <w:p>
       <w:pPr>
@@ -8102,7 +8102,29 @@
           <w:szCs w:val="24"/>
           <w:lang w:val="en-US" w:eastAsia="ru-RU"/>
         </w:rPr>
-        <w:t xml:space="preserve"> ga </w:t>
+        <w:t xml:space="preserve"> </w:t>
+      </w:r>
+      <w:proofErr w:type="spellStart"/>
+      <w:r>
+        <w:rPr>
+          <w:rFonts w:ascii="Times New Roman" w:eastAsia="Times New Roman" w:hAnsi="Times New Roman" w:cs="Times New Roman"/>
+          <w:color w:val="1F1F1F"/>
+          <w:sz w:val="24"/>
+          <w:szCs w:val="24"/>
+          <w:lang w:val="en-US" w:eastAsia="ru-RU"/>
+        </w:rPr>
+        <w:t>ga</w:t>
+      </w:r>
+      <w:proofErr w:type="spellEnd"/>
+      <w:r>
+        <w:rPr>
+          <w:rFonts w:ascii="Times New Roman" w:eastAsia="Times New Roman" w:hAnsi="Times New Roman" w:cs="Times New Roman"/>
+          <w:color w:val="1F1F1F"/>
+          <w:sz w:val="24"/>
+          <w:szCs w:val="24"/>
+          <w:lang w:val="en-US" w:eastAsia="ru-RU"/>
+        </w:rPr>
+        <w:t xml:space="preserve"> </w:t>
       </w:r>
       <w:proofErr w:type="spellStart"/>
       <w:r>
@@ -9996,8 +10018,20 @@
           <w:szCs w:val="24"/>
           <w:lang w:val="en-US"/>
         </w:rPr>
-        <w:t>@abstractmethod</w:t>
-      </w:r>
+        <w:t>@</w:t>
+      </w:r>
+      <w:proofErr w:type="spellStart"/>
+      <w:r>
+        <w:rPr>
+          <w:rStyle w:val="HTML"/>
+          <w:rFonts w:eastAsiaTheme="minorHAnsi"/>
+          <w:sz w:val="24"/>
+          <w:szCs w:val="24"/>
+          <w:lang w:val="en-US"/>
+        </w:rPr>
+        <w:t>abstractmethod</w:t>
+      </w:r>
+      <w:proofErr w:type="spellEnd"/>
       <w:r>
         <w:rPr>
           <w:rFonts w:ascii="Times New Roman" w:hAnsi="Times New Roman" w:cs="Times New Roman"/>
@@ -18292,77 +18326,126 @@
           <w:szCs w:val="24"/>
           <w:lang w:val="en-US" w:eastAsia="ru-RU"/>
         </w:rPr>
-        <w:t>algoritmlarining</w:t>
-      </w:r>
-      <w:proofErr w:type="spellEnd"/>
-      <w:r>
-        <w:rPr>
-          <w:rFonts w:ascii="Times New Roman" w:eastAsia="Times New Roman" w:hAnsi="Times New Roman" w:cs="Times New Roman"/>
-          <w:sz w:val="24"/>
-          <w:szCs w:val="24"/>
-          <w:lang w:val="en-US" w:eastAsia="ru-RU"/>
-        </w:rPr>
-        <w:t xml:space="preserve"> </w:t>
-      </w:r>
-      <w:proofErr w:type="spellStart"/>
-      <w:r>
-        <w:rPr>
-          <w:rFonts w:ascii="Times New Roman" w:eastAsia="Times New Roman" w:hAnsi="Times New Roman" w:cs="Times New Roman"/>
-          <w:sz w:val="24"/>
-          <w:szCs w:val="24"/>
-          <w:lang w:val="en-US" w:eastAsia="ru-RU"/>
-        </w:rPr>
-        <w:t>ishlash</w:t>
-      </w:r>
-      <w:proofErr w:type="spellEnd"/>
-      <w:r>
-        <w:rPr>
-          <w:rFonts w:ascii="Times New Roman" w:eastAsia="Times New Roman" w:hAnsi="Times New Roman" w:cs="Times New Roman"/>
-          <w:sz w:val="24"/>
-          <w:szCs w:val="24"/>
-          <w:lang w:val="en-US" w:eastAsia="ru-RU"/>
-        </w:rPr>
-        <w:t xml:space="preserve"> </w:t>
-      </w:r>
-      <w:proofErr w:type="spellStart"/>
-      <w:r>
-        <w:rPr>
-          <w:rFonts w:ascii="Times New Roman" w:eastAsia="Times New Roman" w:hAnsi="Times New Roman" w:cs="Times New Roman"/>
-          <w:sz w:val="24"/>
-          <w:szCs w:val="24"/>
-          <w:lang w:val="en-US" w:eastAsia="ru-RU"/>
-        </w:rPr>
-        <w:t>mantiqini</w:t>
-      </w:r>
-      <w:proofErr w:type="spellEnd"/>
-      <w:r>
-        <w:rPr>
-          <w:rFonts w:ascii="Times New Roman" w:eastAsia="Times New Roman" w:hAnsi="Times New Roman" w:cs="Times New Roman"/>
-          <w:sz w:val="24"/>
-          <w:szCs w:val="24"/>
-          <w:lang w:val="en-US" w:eastAsia="ru-RU"/>
-        </w:rPr>
-        <w:t xml:space="preserve"> </w:t>
-      </w:r>
-      <w:proofErr w:type="spellStart"/>
-      <w:r>
-        <w:rPr>
-          <w:rFonts w:ascii="Times New Roman" w:eastAsia="Times New Roman" w:hAnsi="Times New Roman" w:cs="Times New Roman"/>
-          <w:sz w:val="24"/>
-          <w:szCs w:val="24"/>
-          <w:lang w:val="en-US" w:eastAsia="ru-RU"/>
-        </w:rPr>
-        <w:t>tushuntiring</w:t>
-      </w:r>
-      <w:proofErr w:type="spellEnd"/>
-      <w:r>
-        <w:rPr>
-          <w:rFonts w:ascii="Times New Roman" w:eastAsia="Times New Roman" w:hAnsi="Times New Roman" w:cs="Times New Roman"/>
-          <w:sz w:val="24"/>
-          <w:szCs w:val="24"/>
-          <w:lang w:val="en-US" w:eastAsia="ru-RU"/>
-        </w:rPr>
-        <w:t xml:space="preserve"> (Classification)</w:t>
+        <w:t>algoritmlari</w:t>
+      </w:r>
+      <w:proofErr w:type="spellEnd"/>
+      <w:r>
+        <w:rPr>
+          <w:rFonts w:ascii="Times New Roman" w:eastAsia="Times New Roman" w:hAnsi="Times New Roman" w:cs="Times New Roman"/>
+          <w:sz w:val="24"/>
+          <w:szCs w:val="24"/>
+          <w:lang w:val="en-US" w:eastAsia="ru-RU"/>
+        </w:rPr>
+        <w:t xml:space="preserve">: </w:t>
+      </w:r>
+      <w:proofErr w:type="spellStart"/>
+      <w:r>
+        <w:rPr>
+          <w:rFonts w:ascii="Times New Roman" w:eastAsia="Times New Roman" w:hAnsi="Times New Roman" w:cs="Times New Roman"/>
+          <w:sz w:val="24"/>
+          <w:szCs w:val="24"/>
+          <w:lang w:val="en-US" w:eastAsia="ru-RU"/>
+        </w:rPr>
+        <w:t>m</w:t>
+      </w:r>
+      <w:bookmarkStart w:id="1" w:name="_GoBack"/>
+      <w:bookmarkEnd w:id="1"/>
+      <w:r>
+        <w:rPr>
+          <w:rFonts w:ascii="Times New Roman" w:eastAsia="Times New Roman" w:hAnsi="Times New Roman" w:cs="Times New Roman"/>
+          <w:sz w:val="24"/>
+          <w:szCs w:val="24"/>
+          <w:lang w:val="en-US" w:eastAsia="ru-RU"/>
+        </w:rPr>
+        <w:t>ohiyati</w:t>
+      </w:r>
+      <w:proofErr w:type="spellEnd"/>
+      <w:r>
+        <w:rPr>
+          <w:rFonts w:ascii="Times New Roman" w:eastAsia="Times New Roman" w:hAnsi="Times New Roman" w:cs="Times New Roman"/>
+          <w:sz w:val="24"/>
+          <w:szCs w:val="24"/>
+          <w:lang w:val="en-US" w:eastAsia="ru-RU"/>
+        </w:rPr>
+        <w:t xml:space="preserve">, </w:t>
+      </w:r>
+      <w:proofErr w:type="spellStart"/>
+      <w:r>
+        <w:rPr>
+          <w:rFonts w:ascii="Times New Roman" w:eastAsia="Times New Roman" w:hAnsi="Times New Roman" w:cs="Times New Roman"/>
+          <w:sz w:val="24"/>
+          <w:szCs w:val="24"/>
+          <w:lang w:val="en-US" w:eastAsia="ru-RU"/>
+        </w:rPr>
+        <w:t>farqi</w:t>
+      </w:r>
+      <w:proofErr w:type="spellEnd"/>
+      <w:r>
+        <w:rPr>
+          <w:rFonts w:ascii="Times New Roman" w:eastAsia="Times New Roman" w:hAnsi="Times New Roman" w:cs="Times New Roman"/>
+          <w:sz w:val="24"/>
+          <w:szCs w:val="24"/>
+          <w:lang w:val="en-US" w:eastAsia="ru-RU"/>
+        </w:rPr>
+        <w:t xml:space="preserve"> </w:t>
+      </w:r>
+      <w:proofErr w:type="spellStart"/>
+      <w:r>
+        <w:rPr>
+          <w:rFonts w:ascii="Times New Roman" w:eastAsia="Times New Roman" w:hAnsi="Times New Roman" w:cs="Times New Roman"/>
+          <w:sz w:val="24"/>
+          <w:szCs w:val="24"/>
+          <w:lang w:val="en-US" w:eastAsia="ru-RU"/>
+        </w:rPr>
+        <w:t>va</w:t>
+      </w:r>
+      <w:proofErr w:type="spellEnd"/>
+      <w:r>
+        <w:rPr>
+          <w:rFonts w:ascii="Times New Roman" w:eastAsia="Times New Roman" w:hAnsi="Times New Roman" w:cs="Times New Roman"/>
+          <w:sz w:val="24"/>
+          <w:szCs w:val="24"/>
+          <w:lang w:val="en-US" w:eastAsia="ru-RU"/>
+        </w:rPr>
+        <w:t xml:space="preserve"> </w:t>
+      </w:r>
+      <w:proofErr w:type="spellStart"/>
+      <w:r>
+        <w:rPr>
+          <w:rFonts w:ascii="Times New Roman" w:eastAsia="Times New Roman" w:hAnsi="Times New Roman" w:cs="Times New Roman"/>
+          <w:sz w:val="24"/>
+          <w:szCs w:val="24"/>
+          <w:lang w:val="en-US" w:eastAsia="ru-RU"/>
+        </w:rPr>
+        <w:t>qo‘llanilishi</w:t>
+      </w:r>
+      <w:proofErr w:type="spellEnd"/>
+      <w:r>
+        <w:rPr>
+          <w:rFonts w:ascii="Times New Roman" w:eastAsia="Times New Roman" w:hAnsi="Times New Roman" w:cs="Times New Roman"/>
+          <w:sz w:val="24"/>
+          <w:szCs w:val="24"/>
+          <w:lang w:val="en-US" w:eastAsia="ru-RU"/>
+        </w:rPr>
+        <w:t>.</w:t>
+      </w:r>
+      <w:r>
+        <w:rPr>
+          <w:rFonts w:ascii="Times New Roman" w:eastAsia="Times New Roman" w:hAnsi="Times New Roman" w:cs="Times New Roman"/>
+          <w:sz w:val="24"/>
+          <w:szCs w:val="24"/>
+          <w:lang w:val="en-US" w:eastAsia="ru-RU"/>
+        </w:rPr>
+        <w:t xml:space="preserve"> </w:t>
+      </w:r>
+      <w:r>
+        <w:rPr>
+          <w:rFonts w:ascii="Times New Roman" w:eastAsia="Times New Roman" w:hAnsi="Times New Roman" w:cs="Times New Roman"/>
+          <w:sz w:val="24"/>
+          <w:szCs w:val="24"/>
+          <w:lang w:val="en-US" w:eastAsia="ru-RU"/>
+        </w:rPr>
+        <w:t>(Classification)</w:t>
       </w:r>
       <w:r>
         <w:rPr>
@@ -19123,7 +19206,7 @@
 </file>
 
 <file path=word/numbering.xml><?xml version="1.0" encoding="utf-8"?>
-<w:numbering xmlns:wpc="http://schemas.microsoft.com/office/word/2010/wordprocessingCanvas" xmlns:cx="http://schemas.microsoft.com/office/drawing/2014/chartex" xmlns:cx1="http://schemas.microsoft.com/office/drawing/2015/9/8/chartex" xmlns:cx2="http://schemas.microsoft.com/office/drawing/2015/10/21/chartex" xmlns:cx3="http://schemas.microsoft.com/office/drawing/2016/5/9/chartex" xmlns:cx4="http://schemas.microsoft.com/office/drawing/2016/5/10/chartex" xmlns:cx5="http://schemas.microsoft.com/office/drawing/2016/5/11/chartex" xmlns:cx6="http://schemas.microsoft.com/office/drawing/2016/5/12/chartex" xmlns:cx7="http://schemas.microsoft.com/office/drawing/2016/5/13/chartex" xmlns:cx8="http://schemas.microsoft.com/office/drawing/2016/5/14/chartex" xmlns:mc="http://schemas.openxmlformats.org/markup-compatibility/2006" xmlns:aink="http://schemas.microsoft.com/office/drawing/2016/ink" xmlns:am3d="http://schemas.microsoft.com/office/drawing/2017/model3d" xmlns:o="urn:schemas-microsoft-com:office:office" xmlns:r="http://schemas.openxmlformats.org/officeDocument/2006/relationships" xmlns:m="http://schemas.openxmlformats.org/officeDocument/2006/math" xmlns:v="urn:schemas-microsoft-com:vml" xmlns:wp14="http://schemas.microsoft.com/office/word/2010/wordprocessingDrawing" xmlns:wp="http://schemas.openxmlformats.org/drawingml/2006/wordprocessingDrawing" xmlns:w10="urn:schemas-microsoft-com:office:word" xmlns:w="http://schemas.openxmlformats.org/wordprocessingml/2006/main" xmlns:w14="http://schemas.microsoft.com/office/word/2010/wordml" xmlns:w15="http://schemas.microsoft.com/office/word/2012/wordml" xmlns:w16cex="http://schemas.microsoft.com/office/word/2018/wordml/cex" xmlns:w16cid="http://schemas.microsoft.com/office/word/2016/wordml/cid" xmlns:w16="http://schemas.microsoft.com/office/word/2018/wordml" xmlns:w16sdtdh="http://schemas.microsoft.com/office/word/2020/wordml/sdtdatahash" xmlns:w16se="http://schemas.microsoft.com/office/word/2015/wordml/symex" xmlns:wpg="http://schemas.microsoft.com/office/word/2010/wordprocessingGroup" xmlns:wpi="http://schemas.microsoft.com/office/word/2010/wordprocessingInk" xmlns:wne="http://schemas.microsoft.com/office/word/2006/wordml" xmlns:wps="http://schemas.microsoft.com/office/word/2010/wordprocessingShape" mc:Ignorable="w14 w15 w16se w16cid w16 w16cex w16sdtdh wp14">
+<w:numbering xmlns:wpc="http://schemas.microsoft.com/office/word/2010/wordprocessingCanvas" xmlns:cx="http://schemas.microsoft.com/office/drawing/2014/chartex" xmlns:cx1="http://schemas.microsoft.com/office/drawing/2015/9/8/chartex" xmlns:cx2="http://schemas.microsoft.com/office/drawing/2015/10/21/chartex" xmlns:cx3="http://schemas.microsoft.com/office/drawing/2016/5/9/chartex" xmlns:cx4="http://schemas.microsoft.com/office/drawing/2016/5/10/chartex" xmlns:cx5="http://schemas.microsoft.com/office/drawing/2016/5/11/chartex" xmlns:cx6="http://schemas.microsoft.com/office/drawing/2016/5/12/chartex" xmlns:cx7="http://schemas.microsoft.com/office/drawing/2016/5/13/chartex" xmlns:cx8="http://schemas.microsoft.com/office/drawing/2016/5/14/chartex" xmlns:mc="http://schemas.openxmlformats.org/markup-compatibility/2006" xmlns:aink="http://schemas.microsoft.com/office/drawing/2016/ink" xmlns:am3d="http://schemas.microsoft.com/office/drawing/2017/model3d" xmlns:o="urn:schemas-microsoft-com:office:office" xmlns:r="http://schemas.openxmlformats.org/officeDocument/2006/relationships" xmlns:m="http://schemas.openxmlformats.org/officeDocument/2006/math" xmlns:v="urn:schemas-microsoft-com:vml" xmlns:wp14="http://schemas.microsoft.com/office/word/2010/wordprocessingDrawing" xmlns:wp="http://schemas.openxmlformats.org/drawingml/2006/wordprocessingDrawing" xmlns:w10="urn:schemas-microsoft-com:office:word" xmlns:w="http://schemas.openxmlformats.org/wordprocessingml/2006/main" xmlns:w14="http://schemas.microsoft.com/office/word/2010/wordml" xmlns:w15="http://schemas.microsoft.com/office/word/2012/wordml" xmlns:w16cid="http://schemas.microsoft.com/office/word/2016/wordml/cid" xmlns:w16se="http://schemas.microsoft.com/office/word/2015/wordml/symex" xmlns:wpg="http://schemas.microsoft.com/office/word/2010/wordprocessingGroup" xmlns:wpi="http://schemas.microsoft.com/office/word/2010/wordprocessingInk" xmlns:wne="http://schemas.microsoft.com/office/word/2006/wordml" xmlns:wps="http://schemas.microsoft.com/office/word/2010/wordprocessingShape" mc:Ignorable="w14 w15 w16se w16cid wp14">
   <w:abstractNum w:abstractNumId="0" w15:restartNumberingAfterBreak="0">
     <w:nsid w:val="10BB79EB"/>
     <w:multiLevelType w:val="multilevel"/>
@@ -20371,7 +20454,7 @@
 </file>
 
 <file path=word/styles.xml><?xml version="1.0" encoding="utf-8"?>
-<w:styles xmlns:mc="http://schemas.openxmlformats.org/markup-compatibility/2006" xmlns:r="http://schemas.openxmlformats.org/officeDocument/2006/relationships" xmlns:w="http://schemas.openxmlformats.org/wordprocessingml/2006/main" xmlns:w14="http://schemas.microsoft.com/office/word/2010/wordml" xmlns:w15="http://schemas.microsoft.com/office/word/2012/wordml" xmlns:w16cex="http://schemas.microsoft.com/office/word/2018/wordml/cex" xmlns:w16cid="http://schemas.microsoft.com/office/word/2016/wordml/cid" xmlns:w16="http://schemas.microsoft.com/office/word/2018/wordml" xmlns:w16sdtdh="http://schemas.microsoft.com/office/word/2020/wordml/sdtdatahash" xmlns:w16se="http://schemas.microsoft.com/office/word/2015/wordml/symex" mc:Ignorable="w14 w15 w16se w16cid w16 w16cex w16sdtdh">
+<w:styles xmlns:mc="http://schemas.openxmlformats.org/markup-compatibility/2006" xmlns:r="http://schemas.openxmlformats.org/officeDocument/2006/relationships" xmlns:w="http://schemas.openxmlformats.org/wordprocessingml/2006/main" xmlns:w14="http://schemas.microsoft.com/office/word/2010/wordml" xmlns:w15="http://schemas.microsoft.com/office/word/2012/wordml" xmlns:w16cid="http://schemas.microsoft.com/office/word/2016/wordml/cid" xmlns:w16se="http://schemas.microsoft.com/office/word/2015/wordml/symex" mc:Ignorable="w14 w15 w16se w16cid">
   <w:docDefaults>
     <w:rPrDefault>
       <w:rPr>
@@ -20387,7 +20470,7 @@
       </w:pPr>
     </w:pPrDefault>
   </w:docDefaults>
-  <w:latentStyles w:defLockedState="0" w:defUIPriority="99" w:defSemiHidden="0" w:defUnhideWhenUsed="0" w:defQFormat="0" w:count="376">
+  <w:latentStyles w:defLockedState="0" w:defUIPriority="99" w:defSemiHidden="0" w:defUnhideWhenUsed="0" w:defQFormat="0" w:count="377">
     <w:lsdException w:name="Normal" w:uiPriority="0" w:qFormat="1"/>
     <w:lsdException w:name="heading 1" w:uiPriority="9" w:qFormat="1"/>
     <w:lsdException w:name="heading 2" w:semiHidden="1" w:uiPriority="9" w:unhideWhenUsed="1" w:qFormat="1"/>
@@ -20493,7 +20576,6 @@
     <w:lsdException w:name="HTML Sample" w:semiHidden="1" w:unhideWhenUsed="1"/>
     <w:lsdException w:name="HTML Typewriter" w:semiHidden="1" w:unhideWhenUsed="1"/>
     <w:lsdException w:name="HTML Variable" w:semiHidden="1" w:unhideWhenUsed="1"/>
-    <w:lsdException w:name="Normal Table" w:semiHidden="1" w:unhideWhenUsed="1"/>
     <w:lsdException w:name="annotation subject" w:semiHidden="1" w:unhideWhenUsed="1"/>
     <w:lsdException w:name="No List" w:semiHidden="1" w:unhideWhenUsed="1"/>
     <w:lsdException w:name="Outline List 1" w:semiHidden="1" w:unhideWhenUsed="1"/>
@@ -20540,10 +20622,8 @@
     <w:lsdException w:name="Table Subtle 2" w:semiHidden="1" w:unhideWhenUsed="1"/>
     <w:lsdException w:name="Table Web 1" w:semiHidden="1" w:unhideWhenUsed="1"/>
     <w:lsdException w:name="Table Web 2" w:semiHidden="1" w:unhideWhenUsed="1"/>
-    <w:lsdException w:name="Table Web 3" w:semiHidden="1" w:unhideWhenUsed="1"/>
     <w:lsdException w:name="Balloon Text" w:semiHidden="1" w:unhideWhenUsed="1"/>
     <w:lsdException w:name="Table Grid" w:uiPriority="39"/>
-    <w:lsdException w:name="Table Theme" w:semiHidden="1" w:unhideWhenUsed="1"/>
     <w:lsdException w:name="Placeholder Text" w:semiHidden="1"/>
     <w:lsdException w:name="No Spacing" w:uiPriority="1" w:qFormat="1"/>
     <w:lsdException w:name="Light Shading" w:uiPriority="60"/>
@@ -20764,6 +20844,7 @@
     <w:lsdException w:name="Hashtag" w:semiHidden="1" w:unhideWhenUsed="1"/>
     <w:lsdException w:name="Unresolved Mention" w:semiHidden="1" w:unhideWhenUsed="1"/>
     <w:lsdException w:name="Smart Link" w:semiHidden="1" w:unhideWhenUsed="1"/>
+    <w:lsdException w:name="Smart Link Error" w:semiHidden="1" w:unhideWhenUsed="1"/>
   </w:latentStyles>
   <w:style w:type="paragraph" w:default="1" w:styleId="a">
     <w:name w:val="Normal"/>
